--- a/print/a4/label-maker--all.docx
+++ b/print/a4/label-maker--all.docx
@@ -221,10 +221,8 @@
         </w:tblBorders>
       </w:tblPr>
       <w:tblGrid>
-        <w:gridCol w:w="1980"/>
-        <w:gridCol w:w="1980"/>
-        <w:gridCol w:w="1980"/>
-        <w:gridCol w:w="1980"/>
+        <w:gridCol w:w="3960"/>
+        <w:gridCol w:w="3960"/>
       </w:tblGrid>
       <w:tr>
         <w:trPr>
@@ -254,35 +252,7 @@
               <w:jc w:val="left"/>
             </w:pPr>
             <w:r>
-              <w:t xml:space="preserve">Time</w:t>
-            </w:r>
-          </w:p>
-        </w:tc>
-        <w:tc>
-          <w:tcPr>
-            <w:shd w:val="clear" w:color="auto" w:fill="F3EEFF"/>
-          </w:tcPr>
-          <w:p>
-            <w:pPr>
-              <w:pStyle w:val="Compact"/>
-              <w:jc w:val="left"/>
-            </w:pPr>
-            <w:r>
-              <w:t xml:space="preserve">🧽 Cleanup</w:t>
-            </w:r>
-          </w:p>
-        </w:tc>
-        <w:tc>
-          <w:tcPr>
-            <w:shd w:val="clear" w:color="auto" w:fill="F3EEFF"/>
-          </w:tcPr>
-          <w:p>
-            <w:pPr>
-              <w:pStyle w:val="Compact"/>
-              <w:jc w:val="left"/>
-            </w:pPr>
-            <w:r>
-              <w:t xml:space="preserve">Ages</w:t>
+              <w:t xml:space="preserve">Badges</w:t>
             </w:r>
           </w:p>
         </w:tc>
@@ -308,31 +278,7 @@
               <w:jc w:val="left"/>
             </w:pPr>
             <w:r>
-              <w:t xml:space="preserve">⏱️ 30 min</w:t>
-            </w:r>
-          </w:p>
-        </w:tc>
-        <w:tc>
-          <w:tcPr/>
-          <w:p>
-            <w:pPr>
-              <w:pStyle w:val="Compact"/>
-              <w:jc w:val="left"/>
-            </w:pPr>
-            <w:r>
-              <w:t xml:space="preserve">$</w:t>
-            </w:r>
-          </w:p>
-        </w:tc>
-        <w:tc>
-          <w:tcPr/>
-          <w:p>
-            <w:pPr>
-              <w:pStyle w:val="Compact"/>
-              <w:jc w:val="left"/>
-            </w:pPr>
-            <w:r>
-              <w:t xml:space="preserve">4+</w:t>
+              <w:t xml:space="preserve">🕰️ Long · 45 min · 🧻 Light cleanup ($) · 🔊 Not as quiet · 🏠 Indoor · 👤👥 Solo or group · 🎂 Ages 6–11+</w:t>
             </w:r>
           </w:p>
         </w:tc>
@@ -358,31 +304,7 @@
               <w:jc w:val="left"/>
             </w:pPr>
             <w:r>
-              <w:t xml:space="preserve">⏱️ 25 min</w:t>
-            </w:r>
-          </w:p>
-        </w:tc>
-        <w:tc>
-          <w:tcPr/>
-          <w:p>
-            <w:pPr>
-              <w:pStyle w:val="Compact"/>
-              <w:jc w:val="left"/>
-            </w:pPr>
-            <w:r>
-              <w:t xml:space="preserve">$</w:t>
-            </w:r>
-          </w:p>
-        </w:tc>
-        <w:tc>
-          <w:tcPr/>
-          <w:p>
-            <w:pPr>
-              <w:pStyle w:val="Compact"/>
-              <w:jc w:val="left"/>
-            </w:pPr>
-            <w:r>
-              <w:t xml:space="preserve">5+</w:t>
+              <w:t xml:space="preserve">🕰️ Long · 40 min · 🧻 Light cleanup ($) · 📢 Unusually loud · 🏠 Indoor · 👥 Group · 🎂 Ages 6–11+</w:t>
             </w:r>
           </w:p>
         </w:tc>
@@ -408,31 +330,7 @@
               <w:jc w:val="left"/>
             </w:pPr>
             <w:r>
-              <w:t xml:space="preserve">⏱️ 15 min</w:t>
-            </w:r>
-          </w:p>
-        </w:tc>
-        <w:tc>
-          <w:tcPr/>
-          <w:p>
-            <w:pPr>
-              <w:pStyle w:val="Compact"/>
-              <w:jc w:val="left"/>
-            </w:pPr>
-            <w:r>
-              <w:t xml:space="preserve">$</w:t>
-            </w:r>
-          </w:p>
-        </w:tc>
-        <w:tc>
-          <w:tcPr/>
-          <w:p>
-            <w:pPr>
-              <w:pStyle w:val="Compact"/>
-              <w:jc w:val="left"/>
-            </w:pPr>
-            <w:r>
-              <w:t xml:space="preserve">3+</w:t>
+              <w:t xml:space="preserve">⏳ Medium · 20 min · ✨ No cleanup · 📢 Unusually loud · 🏠 Indoor · 👥 Group · 🎂 Ages 6–11+</w:t>
             </w:r>
           </w:p>
         </w:tc>
@@ -458,31 +356,7 @@
               <w:jc w:val="left"/>
             </w:pPr>
             <w:r>
-              <w:t xml:space="preserve">⏱️ 20 min</w:t>
-            </w:r>
-          </w:p>
-        </w:tc>
-        <w:tc>
-          <w:tcPr/>
-          <w:p>
-            <w:pPr>
-              <w:pStyle w:val="Compact"/>
-              <w:jc w:val="left"/>
-            </w:pPr>
-            <w:r>
-              <w:t xml:space="preserve">$</w:t>
-            </w:r>
-          </w:p>
-        </w:tc>
-        <w:tc>
-          <w:tcPr/>
-          <w:p>
-            <w:pPr>
-              <w:pStyle w:val="Compact"/>
-              <w:jc w:val="left"/>
-            </w:pPr>
-            <w:r>
-              <w:t xml:space="preserve">4+</w:t>
+              <w:t xml:space="preserve">⏳ Medium · 20 min · 🧻 Light cleanup ($) · 🔉 Quiet · 🏠 Indoor · 👤👥 Solo or group · 🎂 Ages 6–11+</w:t>
             </w:r>
           </w:p>
         </w:tc>
@@ -508,31 +382,7 @@
               <w:jc w:val="left"/>
             </w:pPr>
             <w:r>
-              <w:t xml:space="preserve">⏱️ 20 min</w:t>
-            </w:r>
-          </w:p>
-        </w:tc>
-        <w:tc>
-          <w:tcPr/>
-          <w:p>
-            <w:pPr>
-              <w:pStyle w:val="Compact"/>
-              <w:jc w:val="left"/>
-            </w:pPr>
-            <w:r>
-              <w:t xml:space="preserve">$</w:t>
-            </w:r>
-          </w:p>
-        </w:tc>
-        <w:tc>
-          <w:tcPr/>
-          <w:p>
-            <w:pPr>
-              <w:pStyle w:val="Compact"/>
-              <w:jc w:val="left"/>
-            </w:pPr>
-            <w:r>
-              <w:t xml:space="preserve">6+</w:t>
+              <w:t xml:space="preserve">⏳ Medium · 25 min · ✨ No cleanup · 🤫 Silent · 🏠 Indoor · 👤👥 Solo or group · 🎂 Ages 6–11+</w:t>
             </w:r>
           </w:p>
         </w:tc>
@@ -558,31 +408,7 @@
               <w:jc w:val="left"/>
             </w:pPr>
             <w:r>
-              <w:t xml:space="preserve">⏱️ 20 min</w:t>
-            </w:r>
-          </w:p>
-        </w:tc>
-        <w:tc>
-          <w:tcPr/>
-          <w:p>
-            <w:pPr>
-              <w:pStyle w:val="Compact"/>
-              <w:jc w:val="left"/>
-            </w:pPr>
-            <w:r>
-              <w:t xml:space="preserve">$$</w:t>
-            </w:r>
-          </w:p>
-        </w:tc>
-        <w:tc>
-          <w:tcPr/>
-          <w:p>
-            <w:pPr>
-              <w:pStyle w:val="Compact"/>
-              <w:jc w:val="left"/>
-            </w:pPr>
-            <w:r>
-              <w:t xml:space="preserve">5+</w:t>
+              <w:t xml:space="preserve">🕰️ Long · 45 min · 🧽 Medium cleanup ($$) · 🔉 Quiet · 🏠 Indoor · 👤👥 Solo or group · 🎂 Ages 6–11+</w:t>
             </w:r>
           </w:p>
         </w:tc>
@@ -590,7 +416,7 @@
     </w:tbl>
     <w:bookmarkEnd w:id="21"/>
     <w:bookmarkEnd w:id="22"/>
-    <w:bookmarkStart w:id="41" w:name="Xef58c93d0094bcfbb13380b0fc3ecddf019bafd"/>
+    <w:bookmarkStart w:id="44" w:name="Xef58c93d0094bcfbb13380b0fc3ecddf019bafd"/>
     <w:p>
       <w:pPr>
         <w:pStyle w:val="Heading1"/>
@@ -605,55 +431,17 @@
         <w:pStyle w:val="FirstParagraph"/>
       </w:pPr>
       <w:r>
-        <w:t xml:space="preserve">⏱️</w:t>
-      </w:r>
-      <w:r>
-        <w:t xml:space="preserve"> </w:t>
-      </w:r>
-      <w:r>
-        <w:rPr>
-          <w:bCs/>
-          <w:b/>
-        </w:rPr>
-        <w:t xml:space="preserve">30 min</w:t>
-      </w:r>
-      <w:r>
-        <w:t xml:space="preserve"> </w:t>
-      </w:r>
-      <w:r>
-        <w:t xml:space="preserve">· 🧽 Cleanup</w:t>
-      </w:r>
-      <w:r>
-        <w:t xml:space="preserve"> </w:t>
-      </w:r>
-      <w:r>
-        <w:rPr>
-          <w:bCs/>
-          <w:b/>
-        </w:rPr>
-        <w:t xml:space="preserve">$</w:t>
-      </w:r>
-      <w:r>
-        <w:t xml:space="preserve"> </w:t>
-      </w:r>
-      <w:r>
-        <w:t xml:space="preserve">(Quick wipe (2 min) 🧻) · 👧 Ages</w:t>
-      </w:r>
-      <w:r>
-        <w:t xml:space="preserve"> </w:t>
-      </w:r>
-      <w:r>
-        <w:rPr>
-          <w:bCs/>
-          <w:b/>
-        </w:rPr>
-        <w:t xml:space="preserve">4+</w:t>
-      </w:r>
-      <w:r>
-        <w:t xml:space="preserve"> </w:t>
-      </w:r>
-      <w:r>
-        <w:t xml:space="preserve">· 🛏️ Your room</w:t>
+        <w:rPr>
+          <w:bCs/>
+          <w:b/>
+        </w:rPr>
+        <w:t xml:space="preserve">🕰️ Long · 45 min</w:t>
+      </w:r>
+      <w:r>
+        <w:t xml:space="preserve"> </w:t>
+      </w:r>
+      <w:r>
+        <w:t xml:space="preserve">· 🧻 Light cleanup ($) · 🔊 Not as quiet · 🏠 Indoor · 👤👥 Solo or group · 🎂 Ages 6–11+</w:t>
       </w:r>
     </w:p>
     <w:p>
@@ -1052,22 +840,43 @@
     </w:p>
     <w:bookmarkEnd w:id="29"/>
     <w:bookmarkEnd w:id="30"/>
-    <w:bookmarkStart w:id="34" w:name="X90575d67fe14a03ef1898ae2a832688b148a116"/>
+    <w:bookmarkStart w:id="37" w:name="X67012d8413f3110ab14b8e2014e44e49739ed72"/>
     <w:p>
       <w:pPr>
         <w:pStyle w:val="Heading2"/>
       </w:pPr>
       <w:r>
-        <w:t xml:space="preserve">🌟 Level Up</w:t>
-      </w:r>
-    </w:p>
-    <w:bookmarkStart w:id="31" w:name="X7ac29abf67c27e4f28e3ba90c5f047b9d2e7a21"/>
+        <w:t xml:space="preserve">🎚️ By Age</w:t>
+      </w:r>
+    </w:p>
+    <w:p>
+      <w:pPr>
+        <w:pStyle w:val="FirstParagraph"/>
+      </w:pPr>
+      <w:r>
+        <w:t xml:space="preserve">🎂 Pick the age. Every age can do the main steps — this is the</w:t>
+      </w:r>
+      <w:r>
+        <w:t xml:space="preserve"> </w:t>
+      </w:r>
+      <w:r>
+        <w:rPr>
+          <w:bCs/>
+          <w:b/>
+        </w:rPr>
+        <w:t xml:space="preserve">extra challenge</w:t>
+      </w:r>
+      <w:r>
+        <w:t xml:space="preserve">.</w:t>
+      </w:r>
+    </w:p>
+    <w:bookmarkStart w:id="31" w:name="Xd9a988c13166dcb49a5852075871601ad97e5df"/>
     <w:p>
       <w:pPr>
         <w:pStyle w:val="Heading3"/>
       </w:pPr>
       <w:r>
-        <w:t xml:space="preserve">🥉 Easy</w:t>
+        <w:t xml:space="preserve">6️⃣ Age 6</w:t>
       </w:r>
     </w:p>
     <w:p>
@@ -1075,17 +884,17 @@
         <w:pStyle w:val="FirstParagraph"/>
       </w:pPr>
       <w:r>
-        <w:t xml:space="preserve">Just a name on each label. Give one tour.</w:t>
+        <w:t xml:space="preserve">5 toys. Just a name on each label. Give one tour 🎤</w:t>
       </w:r>
     </w:p>
     <w:bookmarkEnd w:id="31"/>
-    <w:bookmarkStart w:id="32" w:name="Xf43672ad423d0282496fbf467992b0f330b443a"/>
+    <w:bookmarkStart w:id="32" w:name="X1dad34a091d90dc09f1f3b2f85b389fb95004f6"/>
     <w:p>
       <w:pPr>
         <w:pStyle w:val="Heading3"/>
       </w:pPr>
       <w:r>
-        <w:t xml:space="preserve">🥈 Medium</w:t>
+        <w:t xml:space="preserve">7️⃣ Age 7</w:t>
       </w:r>
     </w:p>
     <w:p>
@@ -1108,15 +917,211 @@
       <w:r>
         <w:t xml:space="preserve">: name, where it came from, one fun fact.</w:t>
       </w:r>
+      <w:r>
+        <w:br/>
+      </w:r>
+      <w:r>
+        <w:t xml:space="preserve">Make tickets 🎟️</w:t>
+      </w:r>
     </w:p>
     <w:bookmarkEnd w:id="32"/>
-    <w:bookmarkStart w:id="33" w:name="X62a67ac50e3cebf2d23861cbcb09541e5aea6e9"/>
+    <w:bookmarkStart w:id="33" w:name="X97592b81667438caff4f0ed360af5aa72e3327e"/>
     <w:p>
       <w:pPr>
         <w:pStyle w:val="Heading3"/>
       </w:pPr>
       <w:r>
-        <w:t xml:space="preserve">🥇 Hard</w:t>
+        <w:t xml:space="preserve">8️⃣ Age 8</w:t>
+      </w:r>
+    </w:p>
+    <w:p>
+      <w:pPr>
+        <w:pStyle w:val="FirstParagraph"/>
+      </w:pPr>
+      <w:r>
+        <w:rPr>
+          <w:bCs/>
+          <w:b/>
+        </w:rPr>
+        <w:t xml:space="preserve">Wings + map</w:t>
+      </w:r>
+      <w:r>
+        <w:t xml:space="preserve"> </w:t>
+      </w:r>
+      <w:r>
+        <w:t xml:space="preserve">🗺️</w:t>
+      </w:r>
+      <w:r>
+        <w:br/>
+      </w:r>
+      <w:r>
+        <w:t xml:space="preserve">Group toys into wings (Dino Wing 🦖, Car Wing 🚗). Draw a museum map.</w:t>
+      </w:r>
+    </w:p>
+    <w:bookmarkEnd w:id="33"/>
+    <w:bookmarkStart w:id="34" w:name="X708f460606dd1a76d0749f0618bc9d68251a2b7"/>
+    <w:p>
+      <w:pPr>
+        <w:pStyle w:val="Heading3"/>
+      </w:pPr>
+      <w:r>
+        <w:t xml:space="preserve">9️⃣ Age 9</w:t>
+      </w:r>
+    </w:p>
+    <w:p>
+      <w:pPr>
+        <w:pStyle w:val="FirstParagraph"/>
+      </w:pPr>
+      <w:r>
+        <w:rPr>
+          <w:bCs/>
+          <w:b/>
+        </w:rPr>
+        <w:t xml:space="preserve">Audio tour</w:t>
+      </w:r>
+      <w:r>
+        <w:t xml:space="preserve"> </w:t>
+      </w:r>
+      <w:r>
+        <w:t xml:space="preserve">🎧</w:t>
+      </w:r>
+      <w:r>
+        <w:br/>
+      </w:r>
+      <w:r>
+        <w:t xml:space="preserve">Record a 30-second talk for each exhibit (ask to use a phone).</w:t>
+      </w:r>
+      <w:r>
+        <w:br/>
+      </w:r>
+      <w:r>
+        <w:t xml:space="preserve">Visitors play it while they look!</w:t>
+      </w:r>
+    </w:p>
+    <w:bookmarkEnd w:id="34"/>
+    <w:bookmarkStart w:id="35" w:name="X8171c026b6d3b019e037d636deb1627bab2ad11"/>
+    <w:p>
+      <w:pPr>
+        <w:pStyle w:val="Heading3"/>
+      </w:pPr>
+      <w:r>
+        <w:t xml:space="preserve">🔟 Age 10</w:t>
+      </w:r>
+    </w:p>
+    <w:p>
+      <w:pPr>
+        <w:pStyle w:val="FirstParagraph"/>
+      </w:pPr>
+      <w:r>
+        <w:rPr>
+          <w:bCs/>
+          <w:b/>
+        </w:rPr>
+        <w:t xml:space="preserve">Curator mode</w:t>
+      </w:r>
+      <w:r>
+        <w:t xml:space="preserve"> </w:t>
+      </w:r>
+      <w:r>
+        <w:t xml:space="preserve">🧐</w:t>
+      </w:r>
+      <w:r>
+        <w:br/>
+      </w:r>
+      <w:r>
+        <w:t xml:space="preserve">Write labels like a real museum:</w:t>
+      </w:r>
+      <w:r>
+        <w:t xml:space="preserve"> </w:t>
+      </w:r>
+      <w:r>
+        <w:rPr>
+          <w:bCs/>
+          <w:b/>
+        </w:rPr>
+        <w:t xml:space="preserve">title, year, material, 2 sentences</w:t>
+      </w:r>
+      <w:r>
+        <w:t xml:space="preserve">.</w:t>
+      </w:r>
+      <w:r>
+        <w:br/>
+      </w:r>
+      <w:r>
+        <w:t xml:space="preserve">Run a gift shop with pretend money. Count the earnings 💰</w:t>
+      </w:r>
+    </w:p>
+    <w:bookmarkEnd w:id="35"/>
+    <w:bookmarkStart w:id="36" w:name="X02bfb3385b20ae9fc9ed6803eef42fea02d2b46"/>
+    <w:p>
+      <w:pPr>
+        <w:pStyle w:val="Heading3"/>
+      </w:pPr>
+      <w:r>
+        <w:t xml:space="preserve">🚀 Age 11+</w:t>
+      </w:r>
+    </w:p>
+    <w:p>
+      <w:pPr>
+        <w:pStyle w:val="FirstParagraph"/>
+      </w:pPr>
+      <w:r>
+        <w:rPr>
+          <w:bCs/>
+          <w:b/>
+        </w:rPr>
+        <w:t xml:space="preserve">Real exhibition</w:t>
+      </w:r>
+      <w:r>
+        <w:t xml:space="preserve"> </w:t>
+      </w:r>
+      <w:r>
+        <w:t xml:space="preserve">🏛️</w:t>
+      </w:r>
+      <w:r>
+        <w:br/>
+      </w:r>
+      <w:r>
+        <w:t xml:space="preserve">Pick a theme ("My LEGO through the years", "Things from Grandma").</w:t>
+      </w:r>
+      <w:r>
+        <w:br/>
+      </w:r>
+      <w:r>
+        <w:t xml:space="preserve">Interview family about the objects' history. Write a 100-word intro panel.</w:t>
+      </w:r>
+      <w:r>
+        <w:br/>
+      </w:r>
+      <w:r>
+        <w:t xml:space="preserve">Invite everyone to</w:t>
+      </w:r>
+      <w:r>
+        <w:t xml:space="preserve"> </w:t>
+      </w:r>
+      <w:r>
+        <w:rPr>
+          <w:bCs/>
+          <w:b/>
+        </w:rPr>
+        <w:t xml:space="preserve">opening night</w:t>
+      </w:r>
+      <w:r>
+        <w:t xml:space="preserve"> </w:t>
+      </w:r>
+      <w:r>
+        <w:t xml:space="preserve">🥂 (juice counts).</w:t>
+      </w:r>
+    </w:p>
+    <w:bookmarkEnd w:id="36"/>
+    <w:bookmarkEnd w:id="37"/>
+    <w:bookmarkStart w:id="38" w:name="X9cc3fda027b658f876f44d44ddc22905faccd4e"/>
+    <w:p>
+      <w:pPr>
+        <w:pStyle w:val="Heading2"/>
+      </w:pPr>
+      <w:r>
+        <w:t xml:space="preserve">🧠 Why It Works</w:t>
       </w:r>
     </w:p>
     <w:p>
@@ -1128,20 +1133,7 @@
         <w:pStyle w:val="Compact"/>
       </w:pPr>
       <w:r>
-        <w:t xml:space="preserve">🗺️ Make</w:t>
-      </w:r>
-      <w:r>
-        <w:t xml:space="preserve"> </w:t>
-      </w:r>
-      <w:r>
-        <w:rPr>
-          <w:bCs/>
-          <w:b/>
-        </w:rPr>
-        <w:t xml:space="preserve">wings</w:t>
-      </w:r>
-      <w:r>
-        <w:t xml:space="preserve">: Dino Wing, Car Wing, Plush Wing</w:t>
+        <w:t xml:space="preserve">🏛️ Real museums label everything so visitors learn fast.</w:t>
       </w:r>
     </w:p>
     <w:p>
@@ -1153,17 +1145,20 @@
         <w:pStyle w:val="Compact"/>
       </w:pPr>
       <w:r>
-        <w:t xml:space="preserve">🗺️ Draw a</w:t>
-      </w:r>
-      <w:r>
-        <w:t xml:space="preserve"> </w:t>
-      </w:r>
-      <w:r>
-        <w:rPr>
-          <w:bCs/>
-          <w:b/>
-        </w:rPr>
-        <w:t xml:space="preserve">museum map</w:t>
+        <w:t xml:space="preserve">✂️ Short labels are</w:t>
+      </w:r>
+      <w:r>
+        <w:t xml:space="preserve"> </w:t>
+      </w:r>
+      <w:r>
+        <w:rPr>
+          <w:bCs/>
+          <w:b/>
+        </w:rPr>
+        <w:t xml:space="preserve">hard</w:t>
+      </w:r>
+      <w:r>
+        <w:t xml:space="preserve">! Picking the best words = great writing.</w:t>
       </w:r>
     </w:p>
     <w:p>
@@ -1175,34 +1170,17 @@
         <w:pStyle w:val="Compact"/>
       </w:pPr>
       <w:r>
-        <w:t xml:space="preserve">🛍️ Open a</w:t>
-      </w:r>
-      <w:r>
-        <w:t xml:space="preserve"> </w:t>
-      </w:r>
-      <w:r>
-        <w:rPr>
-          <w:bCs/>
-          <w:b/>
-        </w:rPr>
-        <w:t xml:space="preserve">gift shop</w:t>
-      </w:r>
-      <w:r>
-        <w:t xml:space="preserve"> </w:t>
-      </w:r>
-      <w:r>
-        <w:t xml:space="preserve">with your drawings (pretend money!)</w:t>
-      </w:r>
-    </w:p>
-    <w:bookmarkEnd w:id="33"/>
-    <w:bookmarkEnd w:id="34"/>
-    <w:bookmarkStart w:id="35" w:name="X9cc3fda027b658f876f44d44ddc22905faccd4e"/>
+        <w:t xml:space="preserve">⭐ Picking ONE star means deciding what matters most.</w:t>
+      </w:r>
+    </w:p>
+    <w:bookmarkEnd w:id="38"/>
+    <w:bookmarkStart w:id="39" w:name="X6763fabfd04f5c4a4d62b566a897dedd22150e7"/>
     <w:p>
       <w:pPr>
         <w:pStyle w:val="Heading2"/>
       </w:pPr>
       <w:r>
-        <w:t xml:space="preserve">🧠 Why It Works</w:t>
+        <w:t xml:space="preserve">🛟 Grown-Up Notes</w:t>
       </w:r>
     </w:p>
     <w:p>
@@ -1214,7 +1192,7 @@
         <w:pStyle w:val="Compact"/>
       </w:pPr>
       <w:r>
-        <w:t xml:space="preserve">🏛️ Real museums label everything so visitors learn fast.</w:t>
+        <w:t xml:space="preserve">🧾 Real museum labels have: title, date, material, and 1–2 sentences. Show kids one if you can (a museum website works).</w:t>
       </w:r>
     </w:p>
     <w:p>
@@ -1226,20 +1204,23 @@
         <w:pStyle w:val="Compact"/>
       </w:pPr>
       <w:r>
-        <w:t xml:space="preserve">✂️ Short labels are</w:t>
-      </w:r>
-      <w:r>
-        <w:t xml:space="preserve"> </w:t>
-      </w:r>
-      <w:r>
-        <w:rPr>
-          <w:bCs/>
-          <w:b/>
-        </w:rPr>
-        <w:t xml:space="preserve">hard</w:t>
-      </w:r>
-      <w:r>
-        <w:t xml:space="preserve">! Picking the best words = great writing.</w:t>
+        <w:t xml:space="preserve">🟨 Put masking tape on toys,</w:t>
+      </w:r>
+      <w:r>
+        <w:t xml:space="preserve"> </w:t>
+      </w:r>
+      <w:r>
+        <w:rPr>
+          <w:bCs/>
+          <w:b/>
+        </w:rPr>
+        <w:t xml:space="preserve">not</w:t>
+      </w:r>
+      <w:r>
+        <w:t xml:space="preserve"> </w:t>
+      </w:r>
+      <w:r>
+        <w:t xml:space="preserve">label tape — label tape glue can leave residue on some plastics. Silver label can go on a card or the shelf in front of the toy.</w:t>
       </w:r>
     </w:p>
     <w:p>
@@ -1251,17 +1232,25 @@
         <w:pStyle w:val="Compact"/>
       </w:pPr>
       <w:r>
-        <w:t xml:space="preserve">⭐ Picking ONE star means deciding what matters most.</w:t>
-      </w:r>
-    </w:p>
-    <w:bookmarkEnd w:id="35"/>
-    <w:bookmarkStart w:id="36" w:name="X6763fabfd04f5c4a4d62b566a897dedd22150e7"/>
+        <w:t xml:space="preserve">✂️ Label tape is precious: keep silver labels to ~12 letters.</w:t>
+      </w:r>
+    </w:p>
+    <w:bookmarkEnd w:id="39"/>
+    <w:bookmarkStart w:id="40" w:name="X1e8c337912f0193a41fd873cd12ea5fd283b9ee"/>
     <w:p>
       <w:pPr>
         <w:pStyle w:val="Heading2"/>
       </w:pPr>
       <w:r>
-        <w:t xml:space="preserve">🛟 Grown-Up Notes</w:t>
+        <w:t xml:space="preserve">🧽 Cleanup</w:t>
+      </w:r>
+    </w:p>
+    <w:p>
+      <w:pPr>
+        <w:pStyle w:val="FirstParagraph"/>
+      </w:pPr>
+      <w:r>
+        <w:t xml:space="preserve">easy</w:t>
       </w:r>
     </w:p>
     <w:p>
@@ -1273,7 +1262,7 @@
         <w:pStyle w:val="Compact"/>
       </w:pPr>
       <w:r>
-        <w:t xml:space="preserve">🧾 Real museum labels have: title, date, material, and 1–2 sentences. Show kids one if you can (a museum website works).</w:t>
+        <w:t xml:space="preserve">☐ 🧸 Toys back home</w:t>
       </w:r>
     </w:p>
     <w:p>
@@ -1285,23 +1274,7 @@
         <w:pStyle w:val="Compact"/>
       </w:pPr>
       <w:r>
-        <w:t xml:space="preserve">🟨 Put masking tape on toys,</w:t>
-      </w:r>
-      <w:r>
-        <w:t xml:space="preserve"> </w:t>
-      </w:r>
-      <w:r>
-        <w:rPr>
-          <w:bCs/>
-          <w:b/>
-        </w:rPr>
-        <w:t xml:space="preserve">not</w:t>
-      </w:r>
-      <w:r>
-        <w:t xml:space="preserve"> </w:t>
-      </w:r>
-      <w:r>
-        <w:t xml:space="preserve">label tape — label tape glue can leave residue on some plastics. Silver label can go on a card or the shelf in front of the toy.</w:t>
+        <w:t xml:space="preserve">☐ 🟨 Peel masking-tape labels (save them in an envelope for next time!)</w:t>
       </w:r>
     </w:p>
     <w:p>
@@ -1313,75 +1286,11 @@
         <w:pStyle w:val="Compact"/>
       </w:pPr>
       <w:r>
-        <w:t xml:space="preserve">✂️ Label tape is precious: keep silver labels to ~12 letters.</w:t>
-      </w:r>
-    </w:p>
-    <w:bookmarkEnd w:id="36"/>
-    <w:bookmarkStart w:id="37" w:name="X1e8c337912f0193a41fd873cd12ea5fd283b9ee"/>
-    <w:p>
-      <w:pPr>
-        <w:pStyle w:val="Heading2"/>
-      </w:pPr>
-      <w:r>
-        <w:t xml:space="preserve">🧽 Cleanup</w:t>
-      </w:r>
-    </w:p>
-    <w:p>
-      <w:pPr>
-        <w:pStyle w:val="FirstParagraph"/>
-      </w:pPr>
-      <w:r>
-        <w:rPr>
-          <w:bCs/>
-          <w:b/>
-        </w:rPr>
-        <w:t xml:space="preserve">$</w:t>
-      </w:r>
-      <w:r>
-        <w:t xml:space="preserve"> </w:t>
-      </w:r>
-      <w:r>
-        <w:t xml:space="preserve">— easy</w:t>
-      </w:r>
-    </w:p>
-    <w:p>
-      <w:pPr>
-        <w:numPr>
-          <w:ilvl w:val="0"/>
-          <w:numId w:val="1007"/>
-        </w:numPr>
-        <w:pStyle w:val="Compact"/>
-      </w:pPr>
-      <w:r>
-        <w:t xml:space="preserve">☐ 🧸 Toys back home</w:t>
-      </w:r>
-    </w:p>
-    <w:p>
-      <w:pPr>
-        <w:numPr>
-          <w:ilvl w:val="0"/>
-          <w:numId w:val="1007"/>
-        </w:numPr>
-        <w:pStyle w:val="Compact"/>
-      </w:pPr>
-      <w:r>
-        <w:t xml:space="preserve">☐ 🟨 Peel masking-tape labels (save them in an envelope for next time!)</w:t>
-      </w:r>
-    </w:p>
-    <w:p>
-      <w:pPr>
-        <w:numPr>
-          <w:ilvl w:val="0"/>
-          <w:numId w:val="1007"/>
-        </w:numPr>
-        <w:pStyle w:val="Compact"/>
-      </w:pPr>
-      <w:r>
         <w:t xml:space="preserve">☐ ✨ Keep the silver label forever</w:t>
       </w:r>
     </w:p>
-    <w:bookmarkEnd w:id="37"/>
-    <w:bookmarkStart w:id="40" w:name="X50cf555741e6e45190901c440e88d3230da7c1a"/>
+    <w:bookmarkEnd w:id="40"/>
+    <w:bookmarkStart w:id="43" w:name="X50cf555741e6e45190901c440e88d3230da7c1a"/>
     <w:p>
       <w:pPr>
         <w:pStyle w:val="Heading2"/>
@@ -1391,7 +1300,7 @@
         <w:t xml:space="preserve">🖨️ Printable</w:t>
       </w:r>
     </w:p>
-    <w:bookmarkStart w:id="38" w:name="X8aea70564dedf0eb18f0a20035a568a58ecfdda"/>
+    <w:bookmarkStart w:id="41" w:name="X8aea70564dedf0eb18f0a20035a568a58ecfdda"/>
     <w:p>
       <w:pPr>
         <w:pStyle w:val="Heading3"/>
@@ -1632,8 +1541,8 @@
         </w:tc>
       </w:tr>
     </w:tbl>
-    <w:bookmarkEnd w:id="38"/>
-    <w:bookmarkStart w:id="39" w:name="Xfb208628d4432fb25495a0acc2dac4ccdef0a00"/>
+    <w:bookmarkEnd w:id="41"/>
+    <w:bookmarkStart w:id="42" w:name="Xfb208628d4432fb25495a0acc2dac4ccdef0a00"/>
     <w:p>
       <w:pPr>
         <w:pStyle w:val="Heading3"/>
@@ -1772,10 +1681,10 @@
         <w:t xml:space="preserve">______________________</w:t>
       </w:r>
     </w:p>
-    <w:bookmarkEnd w:id="39"/>
-    <w:bookmarkEnd w:id="40"/>
-    <w:bookmarkEnd w:id="41"/>
-    <w:bookmarkStart w:id="59" w:name="Xfade91045d075ed471d82f9533ae664ac46f566"/>
+    <w:bookmarkEnd w:id="42"/>
+    <w:bookmarkEnd w:id="43"/>
+    <w:bookmarkEnd w:id="44"/>
+    <w:bookmarkStart w:id="65" w:name="Xfade91045d075ed471d82f9533ae664ac46f566"/>
     <w:p>
       <w:pPr>
         <w:pStyle w:val="Heading1"/>
@@ -1790,55 +1699,17 @@
         <w:pStyle w:val="FirstParagraph"/>
       </w:pPr>
       <w:r>
-        <w:t xml:space="preserve">⏱️</w:t>
-      </w:r>
-      <w:r>
-        <w:t xml:space="preserve"> </w:t>
-      </w:r>
-      <w:r>
-        <w:rPr>
-          <w:bCs/>
-          <w:b/>
-        </w:rPr>
-        <w:t xml:space="preserve">25 min</w:t>
-      </w:r>
-      <w:r>
-        <w:t xml:space="preserve"> </w:t>
-      </w:r>
-      <w:r>
-        <w:t xml:space="preserve">· 🧽 Cleanup</w:t>
-      </w:r>
-      <w:r>
-        <w:t xml:space="preserve"> </w:t>
-      </w:r>
-      <w:r>
-        <w:rPr>
-          <w:bCs/>
-          <w:b/>
-        </w:rPr>
-        <w:t xml:space="preserve">$</w:t>
-      </w:r>
-      <w:r>
-        <w:t xml:space="preserve"> </w:t>
-      </w:r>
-      <w:r>
-        <w:t xml:space="preserve">(Quick wipe (2 min) 🧻) · 👧 Ages</w:t>
-      </w:r>
-      <w:r>
-        <w:t xml:space="preserve"> </w:t>
-      </w:r>
-      <w:r>
-        <w:rPr>
-          <w:bCs/>
-          <w:b/>
-        </w:rPr>
-        <w:t xml:space="preserve">5+</w:t>
-      </w:r>
-      <w:r>
-        <w:t xml:space="preserve"> </w:t>
-      </w:r>
-      <w:r>
-        <w:t xml:space="preserve">· 🏠 All over</w:t>
+        <w:rPr>
+          <w:bCs/>
+          <w:b/>
+        </w:rPr>
+        <w:t xml:space="preserve">🕰️ Long · 40 min</w:t>
+      </w:r>
+      <w:r>
+        <w:t xml:space="preserve"> </w:t>
+      </w:r>
+      <w:r>
+        <w:t xml:space="preserve">· 🧻 Light cleanup ($) · 📢 Unusually loud · 🏠 Indoor · 👥 Group · 🎂 Ages 6–11+</w:t>
       </w:r>
     </w:p>
     <w:p>
@@ -1927,7 +1798,7 @@
         <w:t xml:space="preserve">gets the one Magic Silver label! ✨</w:t>
       </w:r>
     </w:p>
-    <w:bookmarkStart w:id="42" w:name="Xe54922acfb0a0b677f893444b1a3da88106146f"/>
+    <w:bookmarkStart w:id="45" w:name="Xe54922acfb0a0b677f893444b1a3da88106146f"/>
     <w:p>
       <w:pPr>
         <w:pStyle w:val="Heading2"/>
@@ -1940,7 +1811,7 @@
       <w:pPr>
         <w:numPr>
           <w:ilvl w:val="0"/>
-          <w:numId w:val="1008"/>
+          <w:numId w:val="1007"/>
         </w:numPr>
         <w:pStyle w:val="Compact"/>
       </w:pPr>
@@ -1952,7 +1823,7 @@
       <w:pPr>
         <w:numPr>
           <w:ilvl w:val="0"/>
-          <w:numId w:val="1008"/>
+          <w:numId w:val="1007"/>
         </w:numPr>
         <w:pStyle w:val="Compact"/>
       </w:pPr>
@@ -1964,7 +1835,7 @@
       <w:pPr>
         <w:numPr>
           <w:ilvl w:val="0"/>
-          <w:numId w:val="1008"/>
+          <w:numId w:val="1007"/>
         </w:numPr>
         <w:pStyle w:val="Compact"/>
       </w:pPr>
@@ -1976,7 +1847,7 @@
       <w:pPr>
         <w:numPr>
           <w:ilvl w:val="0"/>
-          <w:numId w:val="1008"/>
+          <w:numId w:val="1007"/>
         </w:numPr>
         <w:pStyle w:val="Compact"/>
       </w:pPr>
@@ -1984,8 +1855,8 @@
         <w:t xml:space="preserve">☐ 📋 The Clue Planner (printable)</w:t>
       </w:r>
     </w:p>
-    <w:bookmarkEnd w:id="42"/>
-    <w:bookmarkStart w:id="49" w:name="X496a9110543ec3e07b805279ad3bf66a699243e"/>
+    <w:bookmarkEnd w:id="45"/>
+    <w:bookmarkStart w:id="52" w:name="X496a9110543ec3e07b805279ad3bf66a699243e"/>
     <w:p>
       <w:pPr>
         <w:pStyle w:val="Heading2"/>
@@ -1994,7 +1865,7 @@
         <w:t xml:space="preserve">👣 Steps</w:t>
       </w:r>
     </w:p>
-    <w:bookmarkStart w:id="43" w:name="X53753e69d1cc078eaa2a73254d81ef389a724b4"/>
+    <w:bookmarkStart w:id="46" w:name="X53753e69d1cc078eaa2a73254d81ef389a724b4"/>
     <w:p>
       <w:pPr>
         <w:pStyle w:val="Heading3"/>
@@ -2011,8 +1882,8 @@
         <w:t xml:space="preserve">Pick a secret spot. Put the treasure there.</w:t>
       </w:r>
     </w:p>
-    <w:bookmarkEnd w:id="43"/>
-    <w:bookmarkStart w:id="44" w:name="Xef394a881f6dd1326ca4d4e151e5f9ee3737d20"/>
+    <w:bookmarkEnd w:id="46"/>
+    <w:bookmarkStart w:id="47" w:name="Xef394a881f6dd1326ca4d4e151e5f9ee3737d20"/>
     <w:p>
       <w:pPr>
         <w:pStyle w:val="Heading3"/>
@@ -2051,8 +1922,8 @@
         <w:t xml:space="preserve">The clue before that points to the last clue… and so on!</w:t>
       </w:r>
     </w:p>
-    <w:bookmarkEnd w:id="44"/>
-    <w:bookmarkStart w:id="45" w:name="Xba9e18502425c0f41d760c6004c5635aa67d482"/>
+    <w:bookmarkEnd w:id="47"/>
+    <w:bookmarkStart w:id="48" w:name="Xba9e18502425c0f41d760c6004c5635aa67d482"/>
     <w:p>
       <w:pPr>
         <w:pStyle w:val="Heading3"/>
@@ -2088,8 +1959,8 @@
         <w:t xml:space="preserve">🥛" → fridge!</w:t>
       </w:r>
     </w:p>
-    <w:bookmarkEnd w:id="45"/>
-    <w:bookmarkStart w:id="46" w:name="Xdb37ef57b15fc73a3c17dce522540951805af6a"/>
+    <w:bookmarkEnd w:id="48"/>
+    <w:bookmarkStart w:id="49" w:name="Xdb37ef57b15fc73a3c17dce522540951805af6a"/>
     <w:p>
       <w:pPr>
         <w:pStyle w:val="Heading3"/>
@@ -2134,8 +2005,8 @@
         <w:t xml:space="preserve">Stick it on the treasure.</w:t>
       </w:r>
     </w:p>
-    <w:bookmarkEnd w:id="46"/>
-    <w:bookmarkStart w:id="47" w:name="X3b3337027deef29ce225a5bf7b502c7a9bb4775"/>
+    <w:bookmarkEnd w:id="49"/>
+    <w:bookmarkStart w:id="50" w:name="X3b3337027deef29ce225a5bf7b502c7a9bb4775"/>
     <w:p>
       <w:pPr>
         <w:pStyle w:val="Heading3"/>
@@ -2152,8 +2023,8 @@
         <w:t xml:space="preserve">Give it to the hunter. Go go go! 🏃</w:t>
       </w:r>
     </w:p>
-    <w:bookmarkEnd w:id="47"/>
-    <w:bookmarkStart w:id="48" w:name="X85cf11ed296ca86cbb127329c88507eee0dc097"/>
+    <w:bookmarkEnd w:id="50"/>
+    <w:bookmarkStart w:id="51" w:name="X85cf11ed296ca86cbb127329c88507eee0dc097"/>
     <w:p>
       <w:pPr>
         <w:pStyle w:val="Heading3"/>
@@ -2397,24 +2268,45 @@
         </w:tc>
       </w:tr>
     </w:tbl>
-    <w:bookmarkEnd w:id="48"/>
-    <w:bookmarkEnd w:id="49"/>
-    <w:bookmarkStart w:id="53" w:name="X74e758dec418c9fc07e279787aae6d2de7ed6c1"/>
+    <w:bookmarkEnd w:id="51"/>
+    <w:bookmarkEnd w:id="52"/>
+    <w:bookmarkStart w:id="59" w:name="Xa723e0f08a8bafe4c63a5f81070a5809e5bc5c6"/>
     <w:p>
       <w:pPr>
         <w:pStyle w:val="Heading2"/>
       </w:pPr>
       <w:r>
-        <w:t xml:space="preserve">🌟 Level Up</w:t>
-      </w:r>
-    </w:p>
-    <w:bookmarkStart w:id="50" w:name="X8d3c2a66ac0807510dbba79b6802772275ac9a2"/>
+        <w:t xml:space="preserve">🎚️ By Age</w:t>
+      </w:r>
+    </w:p>
+    <w:p>
+      <w:pPr>
+        <w:pStyle w:val="FirstParagraph"/>
+      </w:pPr>
+      <w:r>
+        <w:t xml:space="preserve">🎂 Pick the age. Every age can do the main steps — this is the</w:t>
+      </w:r>
+      <w:r>
+        <w:t xml:space="preserve"> </w:t>
+      </w:r>
+      <w:r>
+        <w:rPr>
+          <w:bCs/>
+          <w:b/>
+        </w:rPr>
+        <w:t xml:space="preserve">extra challenge</w:t>
+      </w:r>
+      <w:r>
+        <w:t xml:space="preserve">.</w:t>
+      </w:r>
+    </w:p>
+    <w:bookmarkStart w:id="53" w:name="X361662f589f95f338bc2f3969bdb480b7cb1dde"/>
     <w:p>
       <w:pPr>
         <w:pStyle w:val="Heading3"/>
       </w:pPr>
       <w:r>
-        <w:t xml:space="preserve">🥉 Easy</w:t>
+        <w:t xml:space="preserve">6️⃣ Age 6</w:t>
       </w:r>
     </w:p>
     <w:p>
@@ -2432,17 +2324,17 @@
         <w:t xml:space="preserve"> </w:t>
       </w:r>
       <w:r>
-        <w:t xml:space="preserve">— draw the spot instead of writing it. 🖍️</w:t>
-      </w:r>
-    </w:p>
-    <w:bookmarkEnd w:id="50"/>
-    <w:bookmarkStart w:id="51" w:name="X83b7087863ae431797fcbbf2d7bae17e0b57da0"/>
+        <w:t xml:space="preserve">🖍️ 3–4 spots. A grown-up helps you hide them.</w:t>
+      </w:r>
+    </w:p>
+    <w:bookmarkEnd w:id="53"/>
+    <w:bookmarkStart w:id="54" w:name="Xdd4dc747be208f28e175f456b39201a96f94497"/>
     <w:p>
       <w:pPr>
         <w:pStyle w:val="Heading3"/>
       </w:pPr>
       <w:r>
-        <w:t xml:space="preserve">🥈 Medium</w:t>
+        <w:t xml:space="preserve">7️⃣ Age 7</w:t>
       </w:r>
     </w:p>
     <w:p>
@@ -2454,23 +2346,51 @@
           <w:bCs/>
           <w:b/>
         </w:rPr>
+        <w:t xml:space="preserve">Word clues</w:t>
+      </w:r>
+      <w:r>
+        <w:t xml:space="preserve"> </w:t>
+      </w:r>
+      <w:r>
+        <w:t xml:space="preserve">📝 5 spots. "Where the milk lives 🥛"</w:t>
+      </w:r>
+    </w:p>
+    <w:bookmarkEnd w:id="54"/>
+    <w:bookmarkStart w:id="55" w:name="X74ef9c03f10ddd339b5770b79157569e0c28d73"/>
+    <w:p>
+      <w:pPr>
+        <w:pStyle w:val="Heading3"/>
+      </w:pPr>
+      <w:r>
+        <w:t xml:space="preserve">8️⃣ Age 8</w:t>
+      </w:r>
+    </w:p>
+    <w:p>
+      <w:pPr>
+        <w:pStyle w:val="FirstParagraph"/>
+      </w:pPr>
+      <w:r>
+        <w:rPr>
+          <w:bCs/>
+          <w:b/>
+        </w:rPr>
         <w:t xml:space="preserve">Riddle clues</w:t>
       </w:r>
       <w:r>
         <w:t xml:space="preserve"> </w:t>
       </w:r>
       <w:r>
-        <w:t xml:space="preserve">— describe it without saying its name. 🤔</w:t>
-      </w:r>
-    </w:p>
-    <w:bookmarkEnd w:id="51"/>
-    <w:bookmarkStart w:id="52" w:name="X95fa28661bb3af1a0dff245a4866b34e9dda3ab"/>
+        <w:t xml:space="preserve">🤔 Describe the spot without saying its name.</w:t>
+      </w:r>
+    </w:p>
+    <w:bookmarkEnd w:id="55"/>
+    <w:bookmarkStart w:id="56" w:name="X3d569035e00e28fbe9159496d4dfcc8b2636e01"/>
     <w:p>
       <w:pPr>
         <w:pStyle w:val="Heading3"/>
       </w:pPr>
       <w:r>
-        <w:t xml:space="preserve">🥇 Hard</w:t>
+        <w:t xml:space="preserve">9️⃣ Age 9</w:t>
       </w:r>
     </w:p>
     <w:p>
@@ -2488,24 +2408,176 @@
         <w:t xml:space="preserve"> </w:t>
       </w:r>
       <w:r>
-        <w:t xml:space="preserve">— use the A=1, B=2 code! 🔢</w:t>
+        <w:t xml:space="preserve">🔢 6 spots. At least 2 clues use the A=1, B=2 code (see 🕵️ Secret Code Labels).</w:t>
+      </w:r>
+    </w:p>
+    <w:bookmarkEnd w:id="56"/>
+    <w:bookmarkStart w:id="57" w:name="Xa56ce8e9f1edfa79960e34ba9e43353c3f0742e"/>
+    <w:p>
+      <w:pPr>
+        <w:pStyle w:val="Heading3"/>
+      </w:pPr>
+      <w:r>
+        <w:t xml:space="preserve">🔟 Age 10</w:t>
+      </w:r>
+    </w:p>
+    <w:p>
+      <w:pPr>
+        <w:pStyle w:val="FirstParagraph"/>
+      </w:pPr>
+      <w:r>
+        <w:rPr>
+          <w:bCs/>
+          <w:b/>
+        </w:rPr>
+        <w:t xml:space="preserve">Hunt for a little kid</w:t>
+      </w:r>
+      <w:r>
+        <w:t xml:space="preserve"> </w:t>
+      </w:r>
+      <w:r>
+        <w:t xml:space="preserve">🧒</w:t>
       </w:r>
       <w:r>
         <w:br/>
       </w:r>
       <w:r>
-        <w:t xml:space="preserve">(See 🕵️ Secret Code Labels.)</w:t>
-      </w:r>
-    </w:p>
-    <w:bookmarkEnd w:id="52"/>
-    <w:bookmarkEnd w:id="53"/>
-    <w:bookmarkStart w:id="54" w:name="X1f011eabe51f576a15f1ecc7a0f298e33f4ba2e"/>
+        <w:t xml:space="preserve">Make a hunt for a younger kid. Match their reading level (pictures for age 6!).</w:t>
+      </w:r>
+      <w:r>
+        <w:br/>
+      </w:r>
+      <w:r>
+        <w:t xml:space="preserve">Plan it</w:t>
+      </w:r>
+      <w:r>
+        <w:t xml:space="preserve"> </w:t>
+      </w:r>
+      <w:r>
+        <w:rPr>
+          <w:bCs/>
+          <w:b/>
+        </w:rPr>
+        <w:t xml:space="preserve">backwards</w:t>
+      </w:r>
+      <w:r>
+        <w:t xml:space="preserve"> </w:t>
+      </w:r>
+      <w:r>
+        <w:t xml:space="preserve">with the Clue Planner.</w:t>
+      </w:r>
+    </w:p>
+    <w:bookmarkEnd w:id="57"/>
+    <w:bookmarkStart w:id="58" w:name="X5099920462c78c09c6d02b98ee0760e02ce7741"/>
+    <w:p>
+      <w:pPr>
+        <w:pStyle w:val="Heading3"/>
+      </w:pPr>
+      <w:r>
+        <w:t xml:space="preserve">🚀 Age 11+</w:t>
+      </w:r>
+    </w:p>
+    <w:p>
+      <w:pPr>
+        <w:pStyle w:val="FirstParagraph"/>
+      </w:pPr>
+      <w:r>
+        <w:rPr>
+          <w:bCs/>
+          <w:b/>
+        </w:rPr>
+        <w:t xml:space="preserve">Escape-room hunt</w:t>
+      </w:r>
+      <w:r>
+        <w:t xml:space="preserve"> </w:t>
+      </w:r>
+      <w:r>
+        <w:t xml:space="preserve">🔐</w:t>
+      </w:r>
+      <w:r>
+        <w:br/>
+      </w:r>
+      <w:r>
+        <w:t xml:space="preserve">Each clue needs solving: a math answer = drawer number, a Jump-3 code, a map with grid squares.</w:t>
+      </w:r>
+      <w:r>
+        <w:br/>
+      </w:r>
+      <w:r>
+        <w:t xml:space="preserve">Add a time limit ⏱️ Playtest it, then fix the clue that was too hard.</w:t>
+      </w:r>
+    </w:p>
+    <w:bookmarkEnd w:id="58"/>
+    <w:bookmarkEnd w:id="59"/>
+    <w:bookmarkStart w:id="60" w:name="X1f011eabe51f576a15f1ecc7a0f298e33f4ba2e"/>
     <w:p>
       <w:pPr>
         <w:pStyle w:val="Heading2"/>
       </w:pPr>
       <w:r>
         <w:t xml:space="preserve">🧠 Why It Works</w:t>
+      </w:r>
+    </w:p>
+    <w:p>
+      <w:pPr>
+        <w:numPr>
+          <w:ilvl w:val="0"/>
+          <w:numId w:val="1008"/>
+        </w:numPr>
+        <w:pStyle w:val="Compact"/>
+      </w:pPr>
+      <w:r>
+        <w:t xml:space="preserve">🔙</w:t>
+      </w:r>
+      <w:r>
+        <w:t xml:space="preserve"> </w:t>
+      </w:r>
+      <w:r>
+        <w:rPr>
+          <w:bCs/>
+          <w:b/>
+        </w:rPr>
+        <w:t xml:space="preserve">Working backwards</w:t>
+      </w:r>
+      <w:r>
+        <w:t xml:space="preserve"> </w:t>
+      </w:r>
+      <w:r>
+        <w:t xml:space="preserve">is a real trick that problem-solvers use.</w:t>
+      </w:r>
+    </w:p>
+    <w:p>
+      <w:pPr>
+        <w:numPr>
+          <w:ilvl w:val="0"/>
+          <w:numId w:val="1008"/>
+        </w:numPr>
+        <w:pStyle w:val="Compact"/>
+      </w:pPr>
+      <w:r>
+        <w:t xml:space="preserve">🤔 Riddles = describing a thing without its name. That's a big brain skill!</w:t>
+      </w:r>
+    </w:p>
+    <w:p>
+      <w:pPr>
+        <w:numPr>
+          <w:ilvl w:val="0"/>
+          <w:numId w:val="1008"/>
+        </w:numPr>
+        <w:pStyle w:val="Compact"/>
+      </w:pPr>
+      <w:r>
+        <w:t xml:space="preserve">📖 Hunters practice reading. Hiders practice writing.</w:t>
+      </w:r>
+    </w:p>
+    <w:bookmarkEnd w:id="60"/>
+    <w:bookmarkStart w:id="61" w:name="X0e31ef7223fd8f96f11bbee60ef1a526727d95d"/>
+    <w:p>
+      <w:pPr>
+        <w:pStyle w:val="Heading2"/>
+      </w:pPr>
+      <w:r>
+        <w:t xml:space="preserve">🛟 Grown-Up Notes</w:t>
       </w:r>
     </w:p>
     <w:p>
@@ -2517,23 +2589,7 @@
         <w:pStyle w:val="Compact"/>
       </w:pPr>
       <w:r>
-        <w:t xml:space="preserve">🔙</w:t>
-      </w:r>
-      <w:r>
-        <w:t xml:space="preserve"> </w:t>
-      </w:r>
-      <w:r>
-        <w:rPr>
-          <w:bCs/>
-          <w:b/>
-        </w:rPr>
-        <w:t xml:space="preserve">Working backwards</w:t>
-      </w:r>
-      <w:r>
-        <w:t xml:space="preserve"> </w:t>
-      </w:r>
-      <w:r>
-        <w:t xml:space="preserve">is a real trick that problem-solvers use.</w:t>
+        <w:t xml:space="preserve">🚫 No hiding spots near stoves, ovens, outlets, or high shelves.</w:t>
       </w:r>
     </w:p>
     <w:p>
@@ -2545,7 +2601,7 @@
         <w:pStyle w:val="Compact"/>
       </w:pPr>
       <w:r>
-        <w:t xml:space="preserve">🤔 Riddles = describing a thing without its name. That's a big brain skill!</w:t>
+        <w:t xml:space="preserve">🔢 Count the clues before you start. Count them again at cleanup!</w:t>
       </w:r>
     </w:p>
     <w:p>
@@ -2557,17 +2613,25 @@
         <w:pStyle w:val="Compact"/>
       </w:pPr>
       <w:r>
-        <w:t xml:space="preserve">📖 Hunters practice reading. Hiders practice writing.</w:t>
-      </w:r>
-    </w:p>
-    <w:bookmarkEnd w:id="54"/>
-    <w:bookmarkStart w:id="55" w:name="X0e31ef7223fd8f96f11bbee60ef1a526727d95d"/>
+        <w:t xml:space="preserve">👫 Taking turns as hider/hunter works great with siblings.</w:t>
+      </w:r>
+    </w:p>
+    <w:bookmarkEnd w:id="61"/>
+    <w:bookmarkStart w:id="62" w:name="Xdb25d31d9a391fc3c7858decc08953653226613"/>
     <w:p>
       <w:pPr>
         <w:pStyle w:val="Heading2"/>
       </w:pPr>
       <w:r>
-        <w:t xml:space="preserve">🛟 Grown-Up Notes</w:t>
+        <w:t xml:space="preserve">🧽 Cleanup</w:t>
+      </w:r>
+    </w:p>
+    <w:p>
+      <w:pPr>
+        <w:pStyle w:val="FirstParagraph"/>
+      </w:pPr>
+      <w:r>
+        <w:t xml:space="preserve">collect the clues</w:t>
       </w:r>
     </w:p>
     <w:p>
@@ -2579,7 +2643,23 @@
         <w:pStyle w:val="Compact"/>
       </w:pPr>
       <w:r>
-        <w:t xml:space="preserve">🚫 No hiding spots near stoves, ovens, outlets, or high shelves.</w:t>
+        <w:t xml:space="preserve">☐ 🟨 Pick up</w:t>
+      </w:r>
+      <w:r>
+        <w:t xml:space="preserve"> </w:t>
+      </w:r>
+      <w:r>
+        <w:rPr>
+          <w:bCs/>
+          <w:b/>
+        </w:rPr>
+        <w:t xml:space="preserve">every</w:t>
+      </w:r>
+      <w:r>
+        <w:t xml:space="preserve"> </w:t>
+      </w:r>
+      <w:r>
+        <w:t xml:space="preserve">clue label (count them — does it match?)</w:t>
       </w:r>
     </w:p>
     <w:p>
@@ -2591,91 +2671,11 @@
         <w:pStyle w:val="Compact"/>
       </w:pPr>
       <w:r>
-        <w:t xml:space="preserve">🔢 Count the clues before you start. Count them again at cleanup!</w:t>
-      </w:r>
-    </w:p>
-    <w:p>
-      <w:pPr>
-        <w:numPr>
-          <w:ilvl w:val="0"/>
-          <w:numId w:val="1010"/>
-        </w:numPr>
-        <w:pStyle w:val="Compact"/>
-      </w:pPr>
-      <w:r>
-        <w:t xml:space="preserve">👫 Taking turns as hider/hunter works great with siblings.</w:t>
-      </w:r>
-    </w:p>
-    <w:bookmarkEnd w:id="55"/>
-    <w:bookmarkStart w:id="56" w:name="Xdb25d31d9a391fc3c7858decc08953653226613"/>
-    <w:p>
-      <w:pPr>
-        <w:pStyle w:val="Heading2"/>
-      </w:pPr>
-      <w:r>
-        <w:t xml:space="preserve">🧽 Cleanup</w:t>
-      </w:r>
-    </w:p>
-    <w:p>
-      <w:pPr>
-        <w:pStyle w:val="FirstParagraph"/>
-      </w:pPr>
-      <w:r>
-        <w:rPr>
-          <w:bCs/>
-          <w:b/>
-        </w:rPr>
-        <w:t xml:space="preserve">$</w:t>
-      </w:r>
-      <w:r>
-        <w:t xml:space="preserve"> </w:t>
-      </w:r>
-      <w:r>
-        <w:t xml:space="preserve">— collect the clues</w:t>
-      </w:r>
-    </w:p>
-    <w:p>
-      <w:pPr>
-        <w:numPr>
-          <w:ilvl w:val="0"/>
-          <w:numId w:val="1011"/>
-        </w:numPr>
-        <w:pStyle w:val="Compact"/>
-      </w:pPr>
-      <w:r>
-        <w:t xml:space="preserve">☐ 🟨 Pick up</w:t>
-      </w:r>
-      <w:r>
-        <w:t xml:space="preserve"> </w:t>
-      </w:r>
-      <w:r>
-        <w:rPr>
-          <w:bCs/>
-          <w:b/>
-        </w:rPr>
-        <w:t xml:space="preserve">every</w:t>
-      </w:r>
-      <w:r>
-        <w:t xml:space="preserve"> </w:t>
-      </w:r>
-      <w:r>
-        <w:t xml:space="preserve">clue label (count them — does it match?)</w:t>
-      </w:r>
-    </w:p>
-    <w:p>
-      <w:pPr>
-        <w:numPr>
-          <w:ilvl w:val="0"/>
-          <w:numId w:val="1011"/>
-        </w:numPr>
-        <w:pStyle w:val="Compact"/>
-      </w:pPr>
-      <w:r>
         <w:t xml:space="preserve">☐ 💎 Enjoy the treasure!</w:t>
       </w:r>
     </w:p>
-    <w:bookmarkEnd w:id="56"/>
-    <w:bookmarkStart w:id="58" w:name="Xcf9c07a0eb5fe3777b22c9491e30226320e8c2e"/>
+    <w:bookmarkEnd w:id="62"/>
+    <w:bookmarkStart w:id="64" w:name="Xcf9c07a0eb5fe3777b22c9491e30226320e8c2e"/>
     <w:p>
       <w:pPr>
         <w:pStyle w:val="Heading2"/>
@@ -2685,7 +2685,7 @@
         <w:t xml:space="preserve">🖨️ Printable</w:t>
       </w:r>
     </w:p>
-    <w:bookmarkStart w:id="57" w:name="X13fc748863f0c50fc10e8576a2cbbc469831017"/>
+    <w:bookmarkStart w:id="63" w:name="X13fc748863f0c50fc10e8576a2cbbc469831017"/>
     <w:p>
       <w:pPr>
         <w:pStyle w:val="Heading3"/>
@@ -3104,10 +3104,10 @@
         </w:tc>
       </w:tr>
     </w:tbl>
-    <w:bookmarkEnd w:id="57"/>
-    <w:bookmarkEnd w:id="58"/>
-    <w:bookmarkEnd w:id="59"/>
-    <w:bookmarkStart w:id="80" w:name="X6c1899cd8fee8a95a2a2570ebb914660fdd98c6"/>
+    <w:bookmarkEnd w:id="63"/>
+    <w:bookmarkEnd w:id="64"/>
+    <w:bookmarkEnd w:id="65"/>
+    <w:bookmarkStart w:id="89" w:name="X6c1899cd8fee8a95a2a2570ebb914660fdd98c6"/>
     <w:p>
       <w:pPr>
         <w:pStyle w:val="Heading1"/>
@@ -3122,55 +3122,17 @@
         <w:pStyle w:val="FirstParagraph"/>
       </w:pPr>
       <w:r>
-        <w:t xml:space="preserve">⏱️</w:t>
-      </w:r>
-      <w:r>
-        <w:t xml:space="preserve"> </w:t>
-      </w:r>
-      <w:r>
-        <w:rPr>
-          <w:bCs/>
-          <w:b/>
-        </w:rPr>
-        <w:t xml:space="preserve">15 min</w:t>
-      </w:r>
-      <w:r>
-        <w:t xml:space="preserve"> </w:t>
-      </w:r>
-      <w:r>
-        <w:t xml:space="preserve">· 🧽 Cleanup</w:t>
-      </w:r>
-      <w:r>
-        <w:t xml:space="preserve"> </w:t>
-      </w:r>
-      <w:r>
-        <w:rPr>
-          <w:bCs/>
-          <w:b/>
-        </w:rPr>
-        <w:t xml:space="preserve">$</w:t>
-      </w:r>
-      <w:r>
-        <w:t xml:space="preserve"> </w:t>
-      </w:r>
-      <w:r>
-        <w:t xml:space="preserve">(Quick wipe (2 min) 🧻) · 👧 Ages</w:t>
-      </w:r>
-      <w:r>
-        <w:t xml:space="preserve"> </w:t>
-      </w:r>
-      <w:r>
-        <w:rPr>
-          <w:bCs/>
-          <w:b/>
-        </w:rPr>
-        <w:t xml:space="preserve">3+</w:t>
-      </w:r>
-      <w:r>
-        <w:t xml:space="preserve"> </w:t>
-      </w:r>
-      <w:r>
-        <w:t xml:space="preserve">· 🛋️ Family time</w:t>
+        <w:rPr>
+          <w:bCs/>
+          <w:b/>
+        </w:rPr>
+        <w:t xml:space="preserve">⏳ Medium · 20 min</w:t>
+      </w:r>
+      <w:r>
+        <w:t xml:space="preserve"> </w:t>
+      </w:r>
+      <w:r>
+        <w:t xml:space="preserve">· ✨ No cleanup · 📢 Unusually loud · 🏠 Indoor · 👥 Group · 🎂 Ages 6–11+</w:t>
       </w:r>
     </w:p>
     <w:p>
@@ -3235,13 +3197,294 @@
         <w:t xml:space="preserve">silver label. ✨</w:t>
       </w:r>
     </w:p>
-    <w:bookmarkStart w:id="60" w:name="Xdc5fac8e28300c19b37cd54549f69b1b7b55744"/>
+    <w:bookmarkStart w:id="66" w:name="Xdc5fac8e28300c19b37cd54549f69b1b7b55744"/>
     <w:p>
       <w:pPr>
         <w:pStyle w:val="Heading2"/>
       </w:pPr>
       <w:r>
         <w:t xml:space="preserve">🧰 Gather</w:t>
+      </w:r>
+    </w:p>
+    <w:p>
+      <w:pPr>
+        <w:numPr>
+          <w:ilvl w:val="0"/>
+          <w:numId w:val="1011"/>
+        </w:numPr>
+        <w:pStyle w:val="Compact"/>
+      </w:pPr>
+      <w:r>
+        <w:t xml:space="preserve">☐ 🏷️ Label maker with the ✨ Magic Silver Tape</w:t>
+      </w:r>
+    </w:p>
+    <w:p>
+      <w:pPr>
+        <w:numPr>
+          <w:ilvl w:val="0"/>
+          <w:numId w:val="1011"/>
+        </w:numPr>
+        <w:pStyle w:val="Compact"/>
+      </w:pPr>
+      <w:r>
+        <w:t xml:space="preserve">☐ 📝 Nomination slips (printable)</w:t>
+      </w:r>
+    </w:p>
+    <w:p>
+      <w:pPr>
+        <w:numPr>
+          <w:ilvl w:val="0"/>
+          <w:numId w:val="1011"/>
+        </w:numPr>
+        <w:pStyle w:val="Compact"/>
+      </w:pPr>
+      <w:r>
+        <w:t xml:space="preserve">☐ 🖍️ Crayons or pencils</w:t>
+      </w:r>
+    </w:p>
+    <w:p>
+      <w:pPr>
+        <w:numPr>
+          <w:ilvl w:val="0"/>
+          <w:numId w:val="1011"/>
+        </w:numPr>
+        <w:pStyle w:val="Compact"/>
+      </w:pPr>
+      <w:r>
+        <w:t xml:space="preserve">☐ 🥁 A pot + a spoon (drum roll!)</w:t>
+      </w:r>
+    </w:p>
+    <w:p>
+      <w:pPr>
+        <w:numPr>
+          <w:ilvl w:val="0"/>
+          <w:numId w:val="1011"/>
+        </w:numPr>
+        <w:pStyle w:val="Compact"/>
+      </w:pPr>
+      <w:r>
+        <w:t xml:space="preserve">☐ 🛋️ A "stage" (the rug works)</w:t>
+      </w:r>
+    </w:p>
+    <w:bookmarkEnd w:id="66"/>
+    <w:bookmarkStart w:id="75" w:name="X739e677c2ca299cb9ac6b8035e5fb843660efa9"/>
+    <w:p>
+      <w:pPr>
+        <w:pStyle w:val="Heading2"/>
+      </w:pPr>
+      <w:r>
+        <w:t xml:space="preserve">👣 Steps</w:t>
+      </w:r>
+    </w:p>
+    <w:bookmarkStart w:id="67" w:name="X66d8e8ca1fb772dc73538b57906a042811214e9"/>
+    <w:p>
+      <w:pPr>
+        <w:pStyle w:val="Heading3"/>
+      </w:pPr>
+      <w:r>
+        <w:t xml:space="preserve">1️⃣ Nominations 📝</w:t>
+      </w:r>
+    </w:p>
+    <w:p>
+      <w:pPr>
+        <w:pStyle w:val="FirstParagraph"/>
+      </w:pPr>
+      <w:r>
+        <w:t xml:space="preserve">Everyone fills out a slip:</w:t>
+      </w:r>
+      <w:r>
+        <w:br/>
+      </w:r>
+      <w:r>
+        <w:rPr>
+          <w:bCs/>
+          <w:b/>
+        </w:rPr>
+        <w:t xml:space="preserve">Who</w:t>
+      </w:r>
+      <w:r>
+        <w:t xml:space="preserve"> </w:t>
+      </w:r>
+      <w:r>
+        <w:t xml:space="preserve">should win?</w:t>
+      </w:r>
+      <w:r>
+        <w:t xml:space="preserve"> </w:t>
+      </w:r>
+      <w:r>
+        <w:rPr>
+          <w:bCs/>
+          <w:b/>
+        </w:rPr>
+        <w:t xml:space="preserve">Why?</w:t>
+      </w:r>
+      <w:r>
+        <w:br/>
+      </w:r>
+      <w:r>
+        <w:t xml:space="preserve">It can be a person 👧, a pet 🐶, even a toy 🧸!</w:t>
+      </w:r>
+    </w:p>
+    <w:bookmarkEnd w:id="67"/>
+    <w:bookmarkStart w:id="68" w:name="X539f754a13eafe318dd26c67ac56640b22b600f"/>
+    <w:p>
+      <w:pPr>
+        <w:pStyle w:val="Heading3"/>
+      </w:pPr>
+      <w:r>
+        <w:t xml:space="preserve">2️⃣ Plan the words ✏️</w:t>
+      </w:r>
+    </w:p>
+    <w:p>
+      <w:pPr>
+        <w:pStyle w:val="FirstParagraph"/>
+      </w:pPr>
+      <w:r>
+        <w:t xml:space="preserve">Write the award name on paper first.</w:t>
+      </w:r>
+      <w:r>
+        <w:br/>
+      </w:r>
+      <w:r>
+        <w:t xml:space="preserve">Keep it short —</w:t>
+      </w:r>
+      <w:r>
+        <w:t xml:space="preserve"> </w:t>
+      </w:r>
+      <w:r>
+        <w:rPr>
+          <w:bCs/>
+          <w:b/>
+        </w:rPr>
+        <w:t xml:space="preserve">12 letters or less</w:t>
+      </w:r>
+      <w:r>
+        <w:t xml:space="preserve"> </w:t>
+      </w:r>
+      <w:r>
+        <w:t xml:space="preserve">fits best.</w:t>
+      </w:r>
+    </w:p>
+    <w:bookmarkEnd w:id="68"/>
+    <w:bookmarkStart w:id="69" w:name="X31bb517e76bdabb4cf060f1df0de3aebdcff62f"/>
+    <w:p>
+      <w:pPr>
+        <w:pStyle w:val="Heading3"/>
+      </w:pPr>
+      <w:r>
+        <w:t xml:space="preserve">3️⃣ Choose the winner 🗳️</w:t>
+      </w:r>
+    </w:p>
+    <w:p>
+      <w:pPr>
+        <w:pStyle w:val="FirstParagraph"/>
+      </w:pPr>
+      <w:r>
+        <w:t xml:space="preserve">Vote, or the grown-up picks from the slips.</w:t>
+      </w:r>
+    </w:p>
+    <w:bookmarkEnd w:id="69"/>
+    <w:bookmarkStart w:id="70" w:name="Xdcdf273fbaefa6208e954c43427fbbb40f27a4c"/>
+    <w:p>
+      <w:pPr>
+        <w:pStyle w:val="Heading3"/>
+      </w:pPr>
+      <w:r>
+        <w:t xml:space="preserve">4️⃣ Drum roll… 🥁🥁🥁</w:t>
+      </w:r>
+    </w:p>
+    <w:p>
+      <w:pPr>
+        <w:pStyle w:val="FirstParagraph"/>
+      </w:pPr>
+      <w:r>
+        <w:t xml:space="preserve">Bang the pot. Make it dramatic!</w:t>
+      </w:r>
+    </w:p>
+    <w:bookmarkEnd w:id="70"/>
+    <w:bookmarkStart w:id="71" w:name="Xcdf7d2d2a1f225ddad0efc9a80ec786eec86b65"/>
+    <w:p>
+      <w:pPr>
+        <w:pStyle w:val="Heading3"/>
+      </w:pPr>
+      <w:r>
+        <w:t xml:space="preserve">5️⃣ Print ONE label ✨</w:t>
+      </w:r>
+    </w:p>
+    <w:p>
+      <w:pPr>
+        <w:pStyle w:val="FirstParagraph"/>
+      </w:pPr>
+      <w:r>
+        <w:t xml:space="preserve">Check spelling. Then —</w:t>
+      </w:r>
+      <w:r>
+        <w:t xml:space="preserve"> </w:t>
+      </w:r>
+      <w:r>
+        <w:rPr>
+          <w:bCs/>
+          <w:b/>
+        </w:rPr>
+        <w:t xml:space="preserve">click!</w:t>
+      </w:r>
+      <w:r>
+        <w:t xml:space="preserve"> </w:t>
+      </w:r>
+      <w:r>
+        <w:t xml:space="preserve">— print.</w:t>
+      </w:r>
+    </w:p>
+    <w:bookmarkEnd w:id="71"/>
+    <w:bookmarkStart w:id="72" w:name="X533e6ce3e84b25338e5cd7582388b985c3b7417"/>
+    <w:p>
+      <w:pPr>
+        <w:pStyle w:val="Heading3"/>
+      </w:pPr>
+      <w:r>
+        <w:t xml:space="preserve">6️⃣ Present it 🏆</w:t>
+      </w:r>
+    </w:p>
+    <w:p>
+      <w:pPr>
+        <w:pStyle w:val="FirstParagraph"/>
+      </w:pPr>
+      <w:r>
+        <w:t xml:space="preserve">"And the Silver Tape Award goes to…"</w:t>
+      </w:r>
+      <w:r>
+        <w:br/>
+      </w:r>
+      <w:r>
+        <w:t xml:space="preserve">The winner sticks it on a cup, a card, or their door.</w:t>
+      </w:r>
+    </w:p>
+    <w:bookmarkEnd w:id="72"/>
+    <w:bookmarkStart w:id="73" w:name="Xabcdfba5210f1bd3f9da38eb08b7eed9023948e"/>
+    <w:p>
+      <w:pPr>
+        <w:pStyle w:val="Heading3"/>
+      </w:pPr>
+      <w:r>
+        <w:t xml:space="preserve">7️⃣ SPEECH! 🎤</w:t>
+      </w:r>
+    </w:p>
+    <w:p>
+      <w:pPr>
+        <w:pStyle w:val="FirstParagraph"/>
+      </w:pPr>
+      <w:r>
+        <w:t xml:space="preserve">The winner says thank you. Bow! 🙇</w:t>
+      </w:r>
+    </w:p>
+    <w:bookmarkEnd w:id="73"/>
+    <w:bookmarkStart w:id="74" w:name="X1d9c2ae89a9d30cfe059791aeffb6306c4b3f76"/>
+    <w:p>
+      <w:pPr>
+        <w:pStyle w:val="Heading3"/>
+      </w:pPr>
+      <w:r>
+        <w:t xml:space="preserve">💡 Award ideas</w:t>
       </w:r>
     </w:p>
     <w:p>
@@ -3253,7 +3496,7 @@
         <w:pStyle w:val="Compact"/>
       </w:pPr>
       <w:r>
-        <w:t xml:space="preserve">☐ 🏷️ Label maker with the ✨ Magic Silver Tape</w:t>
+        <w:t xml:space="preserve">🤝 BEST HELPER</w:t>
       </w:r>
     </w:p>
     <w:p>
@@ -3265,7 +3508,7 @@
         <w:pStyle w:val="Compact"/>
       </w:pPr>
       <w:r>
-        <w:t xml:space="preserve">☐ 📝 Nomination slips (printable)</w:t>
+        <w:t xml:space="preserve">💖 KIND HEART</w:t>
       </w:r>
     </w:p>
     <w:p>
@@ -3277,7 +3520,7 @@
         <w:pStyle w:val="Compact"/>
       </w:pPr>
       <w:r>
-        <w:t xml:space="preserve">☐ 🖍️ Crayons or pencils</w:t>
+        <w:t xml:space="preserve">🦁 BRAVE TRY</w:t>
       </w:r>
     </w:p>
     <w:p>
@@ -3289,7 +3532,7 @@
         <w:pStyle w:val="Compact"/>
       </w:pPr>
       <w:r>
-        <w:t xml:space="preserve">☐ 🥁 A pot + a spoon (drum roll!)</w:t>
+        <w:t xml:space="preserve">🧹 TIDY CHAMP</w:t>
       </w:r>
     </w:p>
     <w:p>
@@ -3301,26 +3544,72 @@
         <w:pStyle w:val="Compact"/>
       </w:pPr>
       <w:r>
-        <w:t xml:space="preserve">☐ 🛋️ A "stage" (the rug works)</w:t>
-      </w:r>
-    </w:p>
-    <w:bookmarkEnd w:id="60"/>
-    <w:bookmarkStart w:id="69" w:name="X739e677c2ca299cb9ac6b8035e5fb843660efa9"/>
+        <w:t xml:space="preserve">😂 FUNNY BONE</w:t>
+      </w:r>
+    </w:p>
+    <w:p>
+      <w:pPr>
+        <w:numPr>
+          <w:ilvl w:val="0"/>
+          <w:numId w:val="1012"/>
+        </w:numPr>
+        <w:pStyle w:val="Compact"/>
+      </w:pPr>
+      <w:r>
+        <w:t xml:space="preserve">🎨 TOP ARTIST</w:t>
+      </w:r>
+    </w:p>
+    <w:p>
+      <w:pPr>
+        <w:numPr>
+          <w:ilvl w:val="0"/>
+          <w:numId w:val="1012"/>
+        </w:numPr>
+        <w:pStyle w:val="Compact"/>
+      </w:pPr>
+      <w:r>
+        <w:t xml:space="preserve">🐶 GOOD DOG</w:t>
+      </w:r>
+    </w:p>
+    <w:bookmarkEnd w:id="74"/>
+    <w:bookmarkEnd w:id="75"/>
+    <w:bookmarkStart w:id="82" w:name="X7ce1b70e85af0e2bffcf8634009b7135f8d6a47"/>
     <w:p>
       <w:pPr>
         <w:pStyle w:val="Heading2"/>
       </w:pPr>
       <w:r>
-        <w:t xml:space="preserve">👣 Steps</w:t>
-      </w:r>
-    </w:p>
-    <w:bookmarkStart w:id="61" w:name="X66d8e8ca1fb772dc73538b57906a042811214e9"/>
+        <w:t xml:space="preserve">🎚️ By Age</w:t>
+      </w:r>
+    </w:p>
+    <w:p>
+      <w:pPr>
+        <w:pStyle w:val="FirstParagraph"/>
+      </w:pPr>
+      <w:r>
+        <w:t xml:space="preserve">🎂 Pick the age. Every age can do the main steps — this is the</w:t>
+      </w:r>
+      <w:r>
+        <w:t xml:space="preserve"> </w:t>
+      </w:r>
+      <w:r>
+        <w:rPr>
+          <w:bCs/>
+          <w:b/>
+        </w:rPr>
+        <w:t xml:space="preserve">extra challenge</w:t>
+      </w:r>
+      <w:r>
+        <w:t xml:space="preserve">.</w:t>
+      </w:r>
+    </w:p>
+    <w:bookmarkStart w:id="76" w:name="X4406ca276ffef1c40f64ee44d8428cf9d1ed1d6"/>
     <w:p>
       <w:pPr>
         <w:pStyle w:val="Heading3"/>
       </w:pPr>
       <w:r>
-        <w:t xml:space="preserve">1️⃣ Nominations 📝</w:t>
+        <w:t xml:space="preserve">6️⃣ Age 6</w:t>
       </w:r>
     </w:p>
     <w:p>
@@ -3328,49 +3617,182 @@
         <w:pStyle w:val="FirstParagraph"/>
       </w:pPr>
       <w:r>
-        <w:t xml:space="preserve">Everyone fills out a slip:</w:t>
+        <w:rPr>
+          <w:bCs/>
+          <w:b/>
+        </w:rPr>
+        <w:t xml:space="preserve">Draw</w:t>
+      </w:r>
+      <w:r>
+        <w:t xml:space="preserve"> </w:t>
+      </w:r>
+      <w:r>
+        <w:t xml:space="preserve">your nomination. Hand over the award! 🏆</w:t>
+      </w:r>
+    </w:p>
+    <w:bookmarkEnd w:id="76"/>
+    <w:bookmarkStart w:id="77" w:name="X5cb3e0963f0e6d9d2fdddcf273c882bc276e058"/>
+    <w:p>
+      <w:pPr>
+        <w:pStyle w:val="Heading3"/>
+      </w:pPr>
+      <w:r>
+        <w:t xml:space="preserve">7️⃣ Age 7</w:t>
+      </w:r>
+    </w:p>
+    <w:p>
+      <w:pPr>
+        <w:pStyle w:val="FirstParagraph"/>
+      </w:pPr>
+      <w:r>
+        <w:t xml:space="preserve">Write</w:t>
+      </w:r>
+      <w:r>
+        <w:t xml:space="preserve"> </w:t>
+      </w:r>
+      <w:r>
+        <w:rPr>
+          <w:bCs/>
+          <w:b/>
+        </w:rPr>
+        <w:t xml:space="preserve">who</w:t>
+      </w:r>
+      <w:r>
+        <w:t xml:space="preserve"> </w:t>
+      </w:r>
+      <w:r>
+        <w:t xml:space="preserve">+</w:t>
+      </w:r>
+      <w:r>
+        <w:t xml:space="preserve"> </w:t>
+      </w:r>
+      <w:r>
+        <w:rPr>
+          <w:bCs/>
+          <w:b/>
+        </w:rPr>
+        <w:t xml:space="preserve">one reason</w:t>
+      </w:r>
+      <w:r>
+        <w:t xml:space="preserve"> </w:t>
+      </w:r>
+      <w:r>
+        <w:t xml:space="preserve">on the slip.</w:t>
+      </w:r>
+    </w:p>
+    <w:bookmarkEnd w:id="77"/>
+    <w:bookmarkStart w:id="78" w:name="Xcc0313409071a39e8807950dba67caff1a98ff7"/>
+    <w:p>
+      <w:pPr>
+        <w:pStyle w:val="Heading3"/>
+      </w:pPr>
+      <w:r>
+        <w:t xml:space="preserve">8️⃣ Age 8</w:t>
+      </w:r>
+    </w:p>
+    <w:p>
+      <w:pPr>
+        <w:pStyle w:val="FirstParagraph"/>
+      </w:pPr>
+      <w:r>
+        <w:t xml:space="preserve">Write</w:t>
+      </w:r>
+      <w:r>
+        <w:t xml:space="preserve"> </w:t>
+      </w:r>
+      <w:r>
+        <w:rPr>
+          <w:bCs/>
+          <w:b/>
+        </w:rPr>
+        <w:t xml:space="preserve">3 reasons</w:t>
+      </w:r>
+      <w:r>
+        <w:t xml:space="preserve">. Do the drum roll 🥁</w:t>
+      </w:r>
+    </w:p>
+    <w:bookmarkEnd w:id="78"/>
+    <w:bookmarkStart w:id="79" w:name="X4856b0c84187548a02cb13cf1634d2d6cba6d80"/>
+    <w:p>
+      <w:pPr>
+        <w:pStyle w:val="Heading3"/>
+      </w:pPr>
+      <w:r>
+        <w:t xml:space="preserve">9️⃣ Age 9</w:t>
+      </w:r>
+    </w:p>
+    <w:p>
+      <w:pPr>
+        <w:pStyle w:val="FirstParagraph"/>
+      </w:pPr>
+      <w:r>
+        <w:rPr>
+          <w:bCs/>
+          <w:b/>
+        </w:rPr>
+        <w:t xml:space="preserve">Be the host</w:t>
+      </w:r>
+      <w:r>
+        <w:t xml:space="preserve"> </w:t>
+      </w:r>
+      <w:r>
+        <w:t xml:space="preserve">🎤</w:t>
       </w:r>
       <w:r>
         <w:br/>
       </w:r>
       <w:r>
-        <w:rPr>
-          <w:bCs/>
-          <w:b/>
-        </w:rPr>
-        <w:t xml:space="preserve">Who</w:t>
-      </w:r>
-      <w:r>
-        <w:t xml:space="preserve"> </w:t>
-      </w:r>
-      <w:r>
-        <w:t xml:space="preserve">should win?</w:t>
-      </w:r>
-      <w:r>
-        <w:t xml:space="preserve"> </w:t>
-      </w:r>
-      <w:r>
-        <w:rPr>
-          <w:bCs/>
-          <w:b/>
-        </w:rPr>
-        <w:t xml:space="preserve">Why?</w:t>
+        <w:t xml:space="preserve">Welcome everyone, read the nominees, open the envelope ✉️, announce the winner.</w:t>
+      </w:r>
+    </w:p>
+    <w:bookmarkEnd w:id="79"/>
+    <w:bookmarkStart w:id="80" w:name="X0497c899a8ecb67c422b5fd97111a8c1577f1dc"/>
+    <w:p>
+      <w:pPr>
+        <w:pStyle w:val="Heading3"/>
+      </w:pPr>
+      <w:r>
+        <w:t xml:space="preserve">🔟 Age 10</w:t>
+      </w:r>
+    </w:p>
+    <w:p>
+      <w:pPr>
+        <w:pStyle w:val="FirstParagraph"/>
+      </w:pPr>
+      <w:r>
+        <w:rPr>
+          <w:bCs/>
+          <w:b/>
+        </w:rPr>
+        <w:t xml:space="preserve">Award committee</w:t>
+      </w:r>
+      <w:r>
+        <w:t xml:space="preserve"> </w:t>
+      </w:r>
+      <w:r>
+        <w:t xml:space="preserve">📋</w:t>
       </w:r>
       <w:r>
         <w:br/>
       </w:r>
       <w:r>
-        <w:t xml:space="preserve">It can be a person 👧, a pet 🐶, even a toy 🧸!</w:t>
-      </w:r>
-    </w:p>
-    <w:bookmarkEnd w:id="61"/>
-    <w:bookmarkStart w:id="62" w:name="X539f754a13eafe318dd26c67ac56640b22b600f"/>
+        <w:t xml:space="preserve">Write the rules: what does it take to win? Keep the Award Log.</w:t>
+      </w:r>
+      <w:r>
+        <w:br/>
+      </w:r>
+      <w:r>
+        <w:t xml:space="preserve">Make sure it rotates fairly ⚖️</w:t>
+      </w:r>
+    </w:p>
+    <w:bookmarkEnd w:id="80"/>
+    <w:bookmarkStart w:id="81" w:name="X8e1921f468ed3819bef7bf9e4b2c10564f0a796"/>
     <w:p>
       <w:pPr>
         <w:pStyle w:val="Heading3"/>
       </w:pPr>
       <w:r>
-        <w:t xml:space="preserve">2️⃣ Plan the words ✏️</w:t>
+        <w:t xml:space="preserve">🚀 Age 11+</w:t>
       </w:r>
     </w:p>
     <w:p>
@@ -3378,151 +3800,72 @@
         <w:pStyle w:val="FirstParagraph"/>
       </w:pPr>
       <w:r>
-        <w:t xml:space="preserve">Write the award name on paper first.</w:t>
+        <w:rPr>
+          <w:bCs/>
+          <w:b/>
+        </w:rPr>
+        <w:t xml:space="preserve">Write the speech</w:t>
+      </w:r>
+      <w:r>
+        <w:t xml:space="preserve"> </w:t>
+      </w:r>
+      <w:r>
+        <w:t xml:space="preserve">✍️</w:t>
       </w:r>
       <w:r>
         <w:br/>
       </w:r>
       <w:r>
-        <w:t xml:space="preserve">Keep it short —</w:t>
-      </w:r>
-      <w:r>
-        <w:t xml:space="preserve"> </w:t>
-      </w:r>
-      <w:r>
-        <w:rPr>
-          <w:bCs/>
-          <w:b/>
-        </w:rPr>
-        <w:t xml:space="preserve">12 letters or less</w:t>
-      </w:r>
-      <w:r>
-        <w:t xml:space="preserve"> </w:t>
-      </w:r>
-      <w:r>
-        <w:t xml:space="preserve">fits best.</w:t>
-      </w:r>
-    </w:p>
-    <w:bookmarkEnd w:id="62"/>
-    <w:bookmarkStart w:id="63" w:name="X31bb517e76bdabb4cf060f1df0de3aebdcff62f"/>
-    <w:p>
-      <w:pPr>
-        <w:pStyle w:val="Heading3"/>
-      </w:pPr>
-      <w:r>
-        <w:t xml:space="preserve">3️⃣ Choose the winner 🗳️</w:t>
-      </w:r>
-    </w:p>
-    <w:p>
-      <w:pPr>
-        <w:pStyle w:val="FirstParagraph"/>
-      </w:pPr>
-      <w:r>
-        <w:t xml:space="preserve">Vote, or the grown-up picks from the slips.</w:t>
-      </w:r>
-    </w:p>
-    <w:bookmarkEnd w:id="63"/>
-    <w:bookmarkStart w:id="64" w:name="Xdcdf273fbaefa6208e954c43427fbbb40f27a4c"/>
-    <w:p>
-      <w:pPr>
-        <w:pStyle w:val="Heading3"/>
-      </w:pPr>
-      <w:r>
-        <w:t xml:space="preserve">4️⃣ Drum roll… 🥁🥁🥁</w:t>
-      </w:r>
-    </w:p>
-    <w:p>
-      <w:pPr>
-        <w:pStyle w:val="FirstParagraph"/>
-      </w:pPr>
-      <w:r>
-        <w:t xml:space="preserve">Bang the pot. Make it dramatic!</w:t>
-      </w:r>
-    </w:p>
-    <w:bookmarkEnd w:id="64"/>
-    <w:bookmarkStart w:id="65" w:name="Xcdf7d2d2a1f225ddad0efc9a80ec786eec86b65"/>
-    <w:p>
-      <w:pPr>
-        <w:pStyle w:val="Heading3"/>
-      </w:pPr>
-      <w:r>
-        <w:t xml:space="preserve">5️⃣ Print ONE label ✨</w:t>
-      </w:r>
-    </w:p>
-    <w:p>
-      <w:pPr>
-        <w:pStyle w:val="FirstParagraph"/>
-      </w:pPr>
-      <w:r>
-        <w:t xml:space="preserve">Check spelling. Then —</w:t>
-      </w:r>
-      <w:r>
-        <w:t xml:space="preserve"> </w:t>
-      </w:r>
-      <w:r>
-        <w:rPr>
-          <w:bCs/>
-          <w:b/>
-        </w:rPr>
-        <w:t xml:space="preserve">click!</w:t>
-      </w:r>
-      <w:r>
-        <w:t xml:space="preserve"> </w:t>
-      </w:r>
-      <w:r>
-        <w:t xml:space="preserve">— print.</w:t>
-      </w:r>
-    </w:p>
-    <w:bookmarkEnd w:id="65"/>
-    <w:bookmarkStart w:id="66" w:name="X533e6ce3e84b25338e5cd7582388b985c3b7417"/>
-    <w:p>
-      <w:pPr>
-        <w:pStyle w:val="Heading3"/>
-      </w:pPr>
-      <w:r>
-        <w:t xml:space="preserve">6️⃣ Present it 🏆</w:t>
-      </w:r>
-    </w:p>
-    <w:p>
-      <w:pPr>
-        <w:pStyle w:val="FirstParagraph"/>
-      </w:pPr>
-      <w:r>
-        <w:t xml:space="preserve">"And the Silver Tape Award goes to…"</w:t>
+        <w:t xml:space="preserve">5–6 sentences: one</w:t>
+      </w:r>
+      <w:r>
+        <w:t xml:space="preserve"> </w:t>
+      </w:r>
+      <w:r>
+        <w:rPr>
+          <w:bCs/>
+          <w:b/>
+        </w:rPr>
+        <w:t xml:space="preserve">specific</w:t>
+      </w:r>
+      <w:r>
+        <w:t xml:space="preserve"> </w:t>
+      </w:r>
+      <w:r>
+        <w:t xml:space="preserve">moment, what it showed about them, a thank-you.</w:t>
       </w:r>
       <w:r>
         <w:br/>
       </w:r>
       <w:r>
-        <w:t xml:space="preserve">The winner sticks it on a cup, a card, or their door.</w:t>
-      </w:r>
-    </w:p>
-    <w:bookmarkEnd w:id="66"/>
-    <w:bookmarkStart w:id="67" w:name="Xabcdfba5210f1bd3f9da38eb08b7eed9023948e"/>
-    <w:p>
-      <w:pPr>
-        <w:pStyle w:val="Heading3"/>
-      </w:pPr>
-      <w:r>
-        <w:t xml:space="preserve">7️⃣ SPEECH! 🎤</w:t>
-      </w:r>
-    </w:p>
-    <w:p>
-      <w:pPr>
-        <w:pStyle w:val="FirstParagraph"/>
-      </w:pPr>
-      <w:r>
-        <w:t xml:space="preserve">The winner says thank you. Bow! 🙇</w:t>
-      </w:r>
-    </w:p>
-    <w:bookmarkEnd w:id="67"/>
-    <w:bookmarkStart w:id="68" w:name="X1d9c2ae89a9d30cfe059791aeffb6306c4b3f76"/>
-    <w:p>
-      <w:pPr>
-        <w:pStyle w:val="Heading3"/>
-      </w:pPr>
-      <w:r>
-        <w:t xml:space="preserve">💡 Award ideas</w:t>
+        <w:t xml:space="preserve">Plan the label to fit</w:t>
+      </w:r>
+      <w:r>
+        <w:t xml:space="preserve"> </w:t>
+      </w:r>
+      <w:r>
+        <w:rPr>
+          <w:bCs/>
+          <w:b/>
+        </w:rPr>
+        <w:t xml:space="preserve">12 characters</w:t>
+      </w:r>
+      <w:r>
+        <w:t xml:space="preserve"> </w:t>
+      </w:r>
+      <w:r>
+        <w:t xml:space="preserve">— spaces count!</w:t>
+      </w:r>
+    </w:p>
+    <w:bookmarkEnd w:id="81"/>
+    <w:bookmarkEnd w:id="82"/>
+    <w:bookmarkStart w:id="83" w:name="X5f451449077adbdd717fd7df05a55082739adfd"/>
+    <w:p>
+      <w:pPr>
+        <w:pStyle w:val="Heading2"/>
+      </w:pPr>
+      <w:r>
+        <w:t xml:space="preserve">🧠 Why It Works</w:t>
       </w:r>
     </w:p>
     <w:p>
@@ -3534,7 +3877,23 @@
         <w:pStyle w:val="Compact"/>
       </w:pPr>
       <w:r>
-        <w:t xml:space="preserve">🤝 BEST HELPER</w:t>
+        <w:t xml:space="preserve">👀 You practice</w:t>
+      </w:r>
+      <w:r>
+        <w:t xml:space="preserve"> </w:t>
+      </w:r>
+      <w:r>
+        <w:rPr>
+          <w:bCs/>
+          <w:b/>
+        </w:rPr>
+        <w:t xml:space="preserve">noticing</w:t>
+      </w:r>
+      <w:r>
+        <w:t xml:space="preserve"> </w:t>
+      </w:r>
+      <w:r>
+        <w:t xml:space="preserve">good things people do.</w:t>
       </w:r>
     </w:p>
     <w:p>
@@ -3546,7 +3905,20 @@
         <w:pStyle w:val="Compact"/>
       </w:pPr>
       <w:r>
-        <w:t xml:space="preserve">💖 KIND HEART</w:t>
+        <w:t xml:space="preserve">💎 Only ONE silver label = it's</w:t>
+      </w:r>
+      <w:r>
+        <w:t xml:space="preserve"> </w:t>
+      </w:r>
+      <w:r>
+        <w:rPr>
+          <w:bCs/>
+          <w:b/>
+        </w:rPr>
+        <w:t xml:space="preserve">special</w:t>
+      </w:r>
+      <w:r>
+        <w:t xml:space="preserve">. Scarce things feel valuable!</w:t>
       </w:r>
     </w:p>
     <w:p>
@@ -3558,172 +3930,17 @@
         <w:pStyle w:val="Compact"/>
       </w:pPr>
       <w:r>
-        <w:t xml:space="preserve">🦁 BRAVE TRY</w:t>
-      </w:r>
-    </w:p>
-    <w:p>
-      <w:pPr>
-        <w:numPr>
-          <w:ilvl w:val="0"/>
-          <w:numId w:val="1013"/>
-        </w:numPr>
-        <w:pStyle w:val="Compact"/>
-      </w:pPr>
-      <w:r>
-        <w:t xml:space="preserve">🧹 TIDY CHAMP</w:t>
-      </w:r>
-    </w:p>
-    <w:p>
-      <w:pPr>
-        <w:numPr>
-          <w:ilvl w:val="0"/>
-          <w:numId w:val="1013"/>
-        </w:numPr>
-        <w:pStyle w:val="Compact"/>
-      </w:pPr>
-      <w:r>
-        <w:t xml:space="preserve">😂 FUNNY BONE</w:t>
-      </w:r>
-    </w:p>
-    <w:p>
-      <w:pPr>
-        <w:numPr>
-          <w:ilvl w:val="0"/>
-          <w:numId w:val="1013"/>
-        </w:numPr>
-        <w:pStyle w:val="Compact"/>
-      </w:pPr>
-      <w:r>
-        <w:t xml:space="preserve">🎨 TOP ARTIST</w:t>
-      </w:r>
-    </w:p>
-    <w:p>
-      <w:pPr>
-        <w:numPr>
-          <w:ilvl w:val="0"/>
-          <w:numId w:val="1013"/>
-        </w:numPr>
-        <w:pStyle w:val="Compact"/>
-      </w:pPr>
-      <w:r>
-        <w:t xml:space="preserve">🐶 GOOD DOG</w:t>
-      </w:r>
-    </w:p>
-    <w:bookmarkEnd w:id="68"/>
-    <w:bookmarkEnd w:id="69"/>
-    <w:bookmarkStart w:id="73" w:name="Xf72f0c7ce0604bcddb49cc87300f1f39d468bd8"/>
+        <w:t xml:space="preserve">🎤 Speeches build brave voices.</w:t>
+      </w:r>
+    </w:p>
+    <w:bookmarkEnd w:id="83"/>
+    <w:bookmarkStart w:id="84" w:name="Xf01d9b924e486fe2d699527dcf24fc3ea13ff09"/>
     <w:p>
       <w:pPr>
         <w:pStyle w:val="Heading2"/>
       </w:pPr>
       <w:r>
-        <w:t xml:space="preserve">🌟 Level Up</w:t>
-      </w:r>
-    </w:p>
-    <w:bookmarkStart w:id="70" w:name="Xa53ce10cd942f4bd3b011f718945b746b0a9f8c"/>
-    <w:p>
-      <w:pPr>
-        <w:pStyle w:val="Heading3"/>
-      </w:pPr>
-      <w:r>
-        <w:t xml:space="preserve">🥉 Easy</w:t>
-      </w:r>
-    </w:p>
-    <w:p>
-      <w:pPr>
-        <w:pStyle w:val="FirstParagraph"/>
-      </w:pPr>
-      <w:r>
-        <w:rPr>
-          <w:bCs/>
-          <w:b/>
-        </w:rPr>
-        <w:t xml:space="preserve">Draw</w:t>
-      </w:r>
-      <w:r>
-        <w:t xml:space="preserve"> </w:t>
-      </w:r>
-      <w:r>
-        <w:t xml:space="preserve">your nomination. Point to the winner! 👉</w:t>
-      </w:r>
-    </w:p>
-    <w:bookmarkEnd w:id="70"/>
-    <w:bookmarkStart w:id="71" w:name="X27174649e80c5c30993720ce67161ad5243d0b8"/>
-    <w:p>
-      <w:pPr>
-        <w:pStyle w:val="Heading3"/>
-      </w:pPr>
-      <w:r>
-        <w:t xml:space="preserve">🥈 Medium</w:t>
-      </w:r>
-    </w:p>
-    <w:p>
-      <w:pPr>
-        <w:pStyle w:val="FirstParagraph"/>
-      </w:pPr>
-      <w:r>
-        <w:t xml:space="preserve">Write</w:t>
-      </w:r>
-      <w:r>
-        <w:t xml:space="preserve"> </w:t>
-      </w:r>
-      <w:r>
-        <w:rPr>
-          <w:bCs/>
-          <w:b/>
-        </w:rPr>
-        <w:t xml:space="preserve">3 reasons</w:t>
-      </w:r>
-      <w:r>
-        <w:t xml:space="preserve"> </w:t>
-      </w:r>
-      <w:r>
-        <w:t xml:space="preserve">why they should win.</w:t>
-      </w:r>
-    </w:p>
-    <w:bookmarkEnd w:id="71"/>
-    <w:bookmarkStart w:id="72" w:name="X9af7ce28449afdb8d755fe00813744a81199416"/>
-    <w:p>
-      <w:pPr>
-        <w:pStyle w:val="Heading3"/>
-      </w:pPr>
-      <w:r>
-        <w:t xml:space="preserve">🥇 Hard</w:t>
-      </w:r>
-    </w:p>
-    <w:p>
-      <w:pPr>
-        <w:pStyle w:val="FirstParagraph"/>
-      </w:pPr>
-      <w:r>
-        <w:rPr>
-          <w:bCs/>
-          <w:b/>
-        </w:rPr>
-        <w:t xml:space="preserve">Be the host!</w:t>
-      </w:r>
-      <w:r>
-        <w:t xml:space="preserve"> </w:t>
-      </w:r>
-      <w:r>
-        <w:t xml:space="preserve">🎤</w:t>
-      </w:r>
-      <w:r>
-        <w:br/>
-      </w:r>
-      <w:r>
-        <w:t xml:space="preserve">Welcome everyone, read the nominees, open the envelope ✉️, announce the winner.</w:t>
-      </w:r>
-    </w:p>
-    <w:bookmarkEnd w:id="72"/>
-    <w:bookmarkEnd w:id="73"/>
-    <w:bookmarkStart w:id="74" w:name="X5f451449077adbdd717fd7df05a55082739adfd"/>
-    <w:p>
-      <w:pPr>
-        <w:pStyle w:val="Heading2"/>
-      </w:pPr>
-      <w:r>
-        <w:t xml:space="preserve">🧠 Why It Works</w:t>
+        <w:t xml:space="preserve">🛟 Grown-Up Notes</w:t>
       </w:r>
     </w:p>
     <w:p>
@@ -3735,23 +3952,7 @@
         <w:pStyle w:val="Compact"/>
       </w:pPr>
       <w:r>
-        <w:t xml:space="preserve">👀 You practice</w:t>
-      </w:r>
-      <w:r>
-        <w:t xml:space="preserve"> </w:t>
-      </w:r>
-      <w:r>
-        <w:rPr>
-          <w:bCs/>
-          <w:b/>
-        </w:rPr>
-        <w:t xml:space="preserve">noticing</w:t>
-      </w:r>
-      <w:r>
-        <w:t xml:space="preserve"> </w:t>
-      </w:r>
-      <w:r>
-        <w:t xml:space="preserve">good things people do.</w:t>
+        <w:t xml:space="preserve">⚖️ Track winners (log below) so it rotates — everyone wins over time.</w:t>
       </w:r>
     </w:p>
     <w:p>
@@ -3763,20 +3964,20 @@
         <w:pStyle w:val="Compact"/>
       </w:pPr>
       <w:r>
-        <w:t xml:space="preserve">💎 Only ONE silver label = it's</w:t>
-      </w:r>
-      <w:r>
-        <w:t xml:space="preserve"> </w:t>
-      </w:r>
-      <w:r>
-        <w:rPr>
-          <w:bCs/>
-          <w:b/>
-        </w:rPr>
-        <w:t xml:space="preserve">special</w:t>
-      </w:r>
-      <w:r>
-        <w:t xml:space="preserve">. Scarce things feel valuable!</w:t>
+        <w:t xml:space="preserve">💖 Reward</w:t>
+      </w:r>
+      <w:r>
+        <w:t xml:space="preserve"> </w:t>
+      </w:r>
+      <w:r>
+        <w:rPr>
+          <w:bCs/>
+          <w:b/>
+        </w:rPr>
+        <w:t xml:space="preserve">effort and kindness</w:t>
+      </w:r>
+      <w:r>
+        <w:t xml:space="preserve">, not just results.</w:t>
       </w:r>
     </w:p>
     <w:p>
@@ -3788,17 +3989,25 @@
         <w:pStyle w:val="Compact"/>
       </w:pPr>
       <w:r>
-        <w:t xml:space="preserve">🎤 Speeches build brave voices.</w:t>
-      </w:r>
-    </w:p>
-    <w:bookmarkEnd w:id="74"/>
-    <w:bookmarkStart w:id="75" w:name="Xf01d9b924e486fe2d699527dcf24fc3ea13ff09"/>
+        <w:t xml:space="preserve">📅 Once a week or once a month keeps it special — and saves tape.</w:t>
+      </w:r>
+    </w:p>
+    <w:bookmarkEnd w:id="84"/>
+    <w:bookmarkStart w:id="85" w:name="Xff6a9a92c393091701fdfaf46345c297df45f67"/>
     <w:p>
       <w:pPr>
         <w:pStyle w:val="Heading2"/>
       </w:pPr>
       <w:r>
-        <w:t xml:space="preserve">🛟 Grown-Up Notes</w:t>
+        <w:t xml:space="preserve">🧽 Cleanup</w:t>
+      </w:r>
+    </w:p>
+    <w:p>
+      <w:pPr>
+        <w:pStyle w:val="FirstParagraph"/>
+      </w:pPr>
+      <w:r>
+        <w:t xml:space="preserve">nothing to it</w:t>
       </w:r>
     </w:p>
     <w:p>
@@ -3810,7 +4019,7 @@
         <w:pStyle w:val="Compact"/>
       </w:pPr>
       <w:r>
-        <w:t xml:space="preserve">⚖️ Track winners (log below) so it rotates — everyone wins over time.</w:t>
+        <w:t xml:space="preserve">☐ 🥁 Pot back in the kitchen</w:t>
       </w:r>
     </w:p>
     <w:p>
@@ -3822,20 +4031,7 @@
         <w:pStyle w:val="Compact"/>
       </w:pPr>
       <w:r>
-        <w:t xml:space="preserve">💖 Reward</w:t>
-      </w:r>
-      <w:r>
-        <w:t xml:space="preserve"> </w:t>
-      </w:r>
-      <w:r>
-        <w:rPr>
-          <w:bCs/>
-          <w:b/>
-        </w:rPr>
-        <w:t xml:space="preserve">effort and kindness</w:t>
-      </w:r>
-      <w:r>
-        <w:t xml:space="preserve">, not just results.</w:t>
+        <w:t xml:space="preserve">☐ 🏷️ Label maker back in its home</w:t>
       </w:r>
     </w:p>
     <w:p>
@@ -3847,75 +4043,11 @@
         <w:pStyle w:val="Compact"/>
       </w:pPr>
       <w:r>
-        <w:t xml:space="preserve">📅 Once a week or once a month keeps it special — and saves tape.</w:t>
-      </w:r>
-    </w:p>
-    <w:bookmarkEnd w:id="75"/>
-    <w:bookmarkStart w:id="76" w:name="Xff6a9a92c393091701fdfaf46345c297df45f67"/>
-    <w:p>
-      <w:pPr>
-        <w:pStyle w:val="Heading2"/>
-      </w:pPr>
-      <w:r>
-        <w:t xml:space="preserve">🧽 Cleanup</w:t>
-      </w:r>
-    </w:p>
-    <w:p>
-      <w:pPr>
-        <w:pStyle w:val="FirstParagraph"/>
-      </w:pPr>
-      <w:r>
-        <w:rPr>
-          <w:bCs/>
-          <w:b/>
-        </w:rPr>
-        <w:t xml:space="preserve">$</w:t>
-      </w:r>
-      <w:r>
-        <w:t xml:space="preserve"> </w:t>
-      </w:r>
-      <w:r>
-        <w:t xml:space="preserve">— nothing to it</w:t>
-      </w:r>
-    </w:p>
-    <w:p>
-      <w:pPr>
-        <w:numPr>
-          <w:ilvl w:val="0"/>
-          <w:numId w:val="1016"/>
-        </w:numPr>
-        <w:pStyle w:val="Compact"/>
-      </w:pPr>
-      <w:r>
-        <w:t xml:space="preserve">☐ 🥁 Pot back in the kitchen</w:t>
-      </w:r>
-    </w:p>
-    <w:p>
-      <w:pPr>
-        <w:numPr>
-          <w:ilvl w:val="0"/>
-          <w:numId w:val="1016"/>
-        </w:numPr>
-        <w:pStyle w:val="Compact"/>
-      </w:pPr>
-      <w:r>
-        <w:t xml:space="preserve">☐ 🏷️ Label maker back in its home</w:t>
-      </w:r>
-    </w:p>
-    <w:p>
-      <w:pPr>
-        <w:numPr>
-          <w:ilvl w:val="0"/>
-          <w:numId w:val="1016"/>
-        </w:numPr>
-        <w:pStyle w:val="Compact"/>
-      </w:pPr>
-      <w:r>
         <w:t xml:space="preserve">☐ 📝 Save the slips in a "nice things" jar 🫙</w:t>
       </w:r>
     </w:p>
-    <w:bookmarkEnd w:id="76"/>
-    <w:bookmarkStart w:id="79" w:name="Xbc2977b161fc9ef49f9e39366c7cf077eb1840d"/>
+    <w:bookmarkEnd w:id="85"/>
+    <w:bookmarkStart w:id="88" w:name="Xbc2977b161fc9ef49f9e39366c7cf077eb1840d"/>
     <w:p>
       <w:pPr>
         <w:pStyle w:val="Heading2"/>
@@ -3925,7 +4057,7 @@
         <w:t xml:space="preserve">🖨️ Printable</w:t>
       </w:r>
     </w:p>
-    <w:bookmarkStart w:id="77" w:name="X32fa9e531d37c5d0ac2dd25e561609313f968f7"/>
+    <w:bookmarkStart w:id="86" w:name="X32fa9e531d37c5d0ac2dd25e561609313f968f7"/>
     <w:p>
       <w:pPr>
         <w:pStyle w:val="Heading3"/>
@@ -4153,8 +4285,8 @@
         </w:tc>
       </w:tr>
     </w:tbl>
-    <w:bookmarkEnd w:id="77"/>
-    <w:bookmarkStart w:id="78" w:name="Xf77125afac3da67eba49f6d8c5d718305a8d968"/>
+    <w:bookmarkEnd w:id="86"/>
+    <w:bookmarkStart w:id="87" w:name="Xf77125afac3da67eba49f6d8c5d718305a8d968"/>
     <w:p>
       <w:pPr>
         <w:pStyle w:val="Heading3"/>
@@ -4335,10 +4467,10 @@
         </w:tc>
       </w:tr>
     </w:tbl>
-    <w:bookmarkEnd w:id="78"/>
-    <w:bookmarkEnd w:id="79"/>
-    <w:bookmarkEnd w:id="80"/>
-    <w:bookmarkStart w:id="98" w:name="X1944eb1887650f9a6ea772b20e4751c96f4c036"/>
+    <w:bookmarkEnd w:id="87"/>
+    <w:bookmarkEnd w:id="88"/>
+    <w:bookmarkEnd w:id="89"/>
+    <w:bookmarkStart w:id="110" w:name="X1944eb1887650f9a6ea772b20e4751c96f4c036"/>
     <w:p>
       <w:pPr>
         <w:pStyle w:val="Heading1"/>
@@ -4353,55 +4485,17 @@
         <w:pStyle w:val="FirstParagraph"/>
       </w:pPr>
       <w:r>
-        <w:t xml:space="preserve">⏱️</w:t>
-      </w:r>
-      <w:r>
-        <w:t xml:space="preserve"> </w:t>
-      </w:r>
-      <w:r>
-        <w:rPr>
-          <w:bCs/>
-          <w:b/>
-        </w:rPr>
-        <w:t xml:space="preserve">20 min</w:t>
-      </w:r>
-      <w:r>
-        <w:t xml:space="preserve"> </w:t>
-      </w:r>
-      <w:r>
-        <w:t xml:space="preserve">· 🧽 Cleanup</w:t>
-      </w:r>
-      <w:r>
-        <w:t xml:space="preserve"> </w:t>
-      </w:r>
-      <w:r>
-        <w:rPr>
-          <w:bCs/>
-          <w:b/>
-        </w:rPr>
-        <w:t xml:space="preserve">$</w:t>
-      </w:r>
-      <w:r>
-        <w:t xml:space="preserve"> </w:t>
-      </w:r>
-      <w:r>
-        <w:t xml:space="preserve">(Quick wipe (2 min) 🧻) · 👧 Ages</w:t>
-      </w:r>
-      <w:r>
-        <w:t xml:space="preserve"> </w:t>
-      </w:r>
-      <w:r>
-        <w:rPr>
-          <w:bCs/>
-          <w:b/>
-        </w:rPr>
-        <w:t xml:space="preserve">4+</w:t>
-      </w:r>
-      <w:r>
-        <w:t xml:space="preserve"> </w:t>
-      </w:r>
-      <w:r>
-        <w:t xml:space="preserve">· 🏠 All over</w:t>
+        <w:rPr>
+          <w:bCs/>
+          <w:b/>
+        </w:rPr>
+        <w:t xml:space="preserve">⏳ Medium · 20 min</w:t>
+      </w:r>
+      <w:r>
+        <w:t xml:space="preserve"> </w:t>
+      </w:r>
+      <w:r>
+        <w:t xml:space="preserve">· 🧻 Light cleanup ($) · 🔉 Quiet · 🏠 Indoor · 👤👥 Solo or group · 🎂 Ages 6–11+</w:t>
       </w:r>
     </w:p>
     <w:p>
@@ -4474,13 +4568,439 @@
         <w:t xml:space="preserve">this week gets the Magic Silver label. ✨</w:t>
       </w:r>
     </w:p>
-    <w:bookmarkStart w:id="81" w:name="Xef633fd9a4c1d24e04338a35a37a09843214fe6"/>
+    <w:bookmarkStart w:id="90" w:name="Xef633fd9a4c1d24e04338a35a37a09843214fe6"/>
     <w:p>
       <w:pPr>
         <w:pStyle w:val="Heading2"/>
       </w:pPr>
       <w:r>
         <w:t xml:space="preserve">🧰 Gather</w:t>
+      </w:r>
+    </w:p>
+    <w:p>
+      <w:pPr>
+        <w:numPr>
+          <w:ilvl w:val="0"/>
+          <w:numId w:val="1016"/>
+        </w:numPr>
+        <w:pStyle w:val="Compact"/>
+      </w:pPr>
+      <w:r>
+        <w:t xml:space="preserve">☐ 🟨 Masking tape + a thick marker</w:t>
+      </w:r>
+    </w:p>
+    <w:p>
+      <w:pPr>
+        <w:numPr>
+          <w:ilvl w:val="0"/>
+          <w:numId w:val="1016"/>
+        </w:numPr>
+        <w:pStyle w:val="Compact"/>
+      </w:pPr>
+      <w:r>
+        <w:t xml:space="preserve">☐ 🏷️ Label maker with ✨ Magic Silver Tape</w:t>
+      </w:r>
+    </w:p>
+    <w:p>
+      <w:pPr>
+        <w:numPr>
+          <w:ilvl w:val="0"/>
+          <w:numId w:val="1016"/>
+        </w:numPr>
+        <w:pStyle w:val="Compact"/>
+      </w:pPr>
+      <w:r>
+        <w:t xml:space="preserve">☐ 📋 The word list (printable)</w:t>
+      </w:r>
+    </w:p>
+    <w:bookmarkEnd w:id="90"/>
+    <w:bookmarkStart w:id="97" w:name="X259516738610d80e82cc443cb81288e80e95c07"/>
+    <w:p>
+      <w:pPr>
+        <w:pStyle w:val="Heading2"/>
+      </w:pPr>
+      <w:r>
+        <w:t xml:space="preserve">👣 Steps</w:t>
+      </w:r>
+    </w:p>
+    <w:bookmarkStart w:id="91" w:name="X8b9b2ccc544ce61ca4b5b3781b1a346c377d7cb"/>
+    <w:p>
+      <w:pPr>
+        <w:pStyle w:val="Heading3"/>
+      </w:pPr>
+      <w:r>
+        <w:t xml:space="preserve">1️⃣ Pick 10 things 🔟</w:t>
+      </w:r>
+    </w:p>
+    <w:p>
+      <w:pPr>
+        <w:pStyle w:val="FirstParagraph"/>
+      </w:pPr>
+      <w:r>
+        <w:t xml:space="preserve">Walk around. Point at things. 👉🚪👉🛏️👉💡</w:t>
+      </w:r>
+    </w:p>
+    <w:bookmarkEnd w:id="91"/>
+    <w:bookmarkStart w:id="92" w:name="Xce1bc9f812b6f03336edcad3dc6c23202499551"/>
+    <w:p>
+      <w:pPr>
+        <w:pStyle w:val="Heading3"/>
+      </w:pPr>
+      <w:r>
+        <w:t xml:space="preserve">2️⃣ Write the words 🟨</w:t>
+      </w:r>
+    </w:p>
+    <w:p>
+      <w:pPr>
+        <w:pStyle w:val="FirstParagraph"/>
+      </w:pPr>
+      <w:r>
+        <w:t xml:space="preserve">Big letters on masking tape:</w:t>
+      </w:r>
+      <w:r>
+        <w:t xml:space="preserve"> </w:t>
+      </w:r>
+      <w:r>
+        <w:rPr>
+          <w:bCs/>
+          <w:b/>
+        </w:rPr>
+        <w:t xml:space="preserve">DOOR, BED, LAMP</w:t>
+      </w:r>
+    </w:p>
+    <w:bookmarkEnd w:id="92"/>
+    <w:bookmarkStart w:id="93" w:name="X7eb3daf8d6d2f53e04180418303dba866310a27"/>
+    <w:p>
+      <w:pPr>
+        <w:pStyle w:val="Heading3"/>
+      </w:pPr>
+      <w:r>
+        <w:t xml:space="preserve">3️⃣ Stick them on 🏷️</w:t>
+      </w:r>
+    </w:p>
+    <w:p>
+      <w:pPr>
+        <w:pStyle w:val="FirstParagraph"/>
+      </w:pPr>
+      <w:r>
+        <w:t xml:space="preserve">Right on the thing!</w:t>
+      </w:r>
+    </w:p>
+    <w:bookmarkEnd w:id="93"/>
+    <w:bookmarkStart w:id="94" w:name="X6fa3fa2ef74c0426adeb887138e5278053f35ba"/>
+    <w:p>
+      <w:pPr>
+        <w:pStyle w:val="Heading3"/>
+      </w:pPr>
+      <w:r>
+        <w:t xml:space="preserve">4️⃣ Reading walk 🚶</w:t>
+      </w:r>
+    </w:p>
+    <w:p>
+      <w:pPr>
+        <w:pStyle w:val="FirstParagraph"/>
+      </w:pPr>
+      <w:r>
+        <w:t xml:space="preserve">Walk around. Touch each label. Read it out loud! 🗣️</w:t>
+      </w:r>
+    </w:p>
+    <w:bookmarkEnd w:id="94"/>
+    <w:bookmarkStart w:id="95" w:name="X9b11be471d975b06180ebf9b3818c3fbdac047b"/>
+    <w:p>
+      <w:pPr>
+        <w:pStyle w:val="Heading3"/>
+      </w:pPr>
+      <w:r>
+        <w:t xml:space="preserve">5️⃣ Mix-up game 🔀</w:t>
+      </w:r>
+    </w:p>
+    <w:p>
+      <w:pPr>
+        <w:pStyle w:val="FirstParagraph"/>
+      </w:pPr>
+      <w:r>
+        <w:t xml:space="preserve">A grown-up pulls off 3 labels.</w:t>
+      </w:r>
+      <w:r>
+        <w:br/>
+      </w:r>
+      <w:r>
+        <w:t xml:space="preserve">Can you stick them back on the right things?</w:t>
+      </w:r>
+    </w:p>
+    <w:bookmarkEnd w:id="95"/>
+    <w:bookmarkStart w:id="96" w:name="X9950a85c69170192250e910f654e7d64f812aa2"/>
+    <w:p>
+      <w:pPr>
+        <w:pStyle w:val="Heading3"/>
+      </w:pPr>
+      <w:r>
+        <w:t xml:space="preserve">6️⃣ Silver word ✨</w:t>
+      </w:r>
+    </w:p>
+    <w:p>
+      <w:pPr>
+        <w:pStyle w:val="FirstParagraph"/>
+      </w:pPr>
+      <w:r>
+        <w:t xml:space="preserve">Which word was hardest? Plan it on paper.</w:t>
+      </w:r>
+      <w:r>
+        <w:br/>
+      </w:r>
+      <w:r>
+        <w:t xml:space="preserve">Print it</w:t>
+      </w:r>
+      <w:r>
+        <w:t xml:space="preserve"> </w:t>
+      </w:r>
+      <w:r>
+        <w:rPr>
+          <w:bCs/>
+          <w:b/>
+        </w:rPr>
+        <w:t xml:space="preserve">once</w:t>
+      </w:r>
+      <w:r>
+        <w:t xml:space="preserve"> </w:t>
+      </w:r>
+      <w:r>
+        <w:t xml:space="preserve">on silver. You earned it! 🏆</w:t>
+      </w:r>
+    </w:p>
+    <w:bookmarkEnd w:id="96"/>
+    <w:bookmarkEnd w:id="97"/>
+    <w:bookmarkStart w:id="104" w:name="Xc29f3aebec113952dffc3c0924893fe71616adf"/>
+    <w:p>
+      <w:pPr>
+        <w:pStyle w:val="Heading2"/>
+      </w:pPr>
+      <w:r>
+        <w:t xml:space="preserve">🎚️ By Age</w:t>
+      </w:r>
+    </w:p>
+    <w:p>
+      <w:pPr>
+        <w:pStyle w:val="FirstParagraph"/>
+      </w:pPr>
+      <w:r>
+        <w:t xml:space="preserve">🎂 Pick the age. Every age can do the main steps — this is the</w:t>
+      </w:r>
+      <w:r>
+        <w:t xml:space="preserve"> </w:t>
+      </w:r>
+      <w:r>
+        <w:rPr>
+          <w:bCs/>
+          <w:b/>
+        </w:rPr>
+        <w:t xml:space="preserve">extra challenge</w:t>
+      </w:r>
+      <w:r>
+        <w:t xml:space="preserve">.</w:t>
+      </w:r>
+    </w:p>
+    <w:bookmarkStart w:id="98" w:name="Xfa0bd7f47ea9fdd215ab296f981d41622118075"/>
+    <w:p>
+      <w:pPr>
+        <w:pStyle w:val="Heading3"/>
+      </w:pPr>
+      <w:r>
+        <w:t xml:space="preserve">6️⃣ Age 6</w:t>
+      </w:r>
+    </w:p>
+    <w:p>
+      <w:pPr>
+        <w:pStyle w:val="FirstParagraph"/>
+      </w:pPr>
+      <w:r>
+        <w:rPr>
+          <w:bCs/>
+          <w:b/>
+        </w:rPr>
+        <w:t xml:space="preserve">3-letter words</w:t>
+      </w:r>
+      <w:r>
+        <w:t xml:space="preserve"> </w:t>
+      </w:r>
+      <w:r>
+        <w:t xml:space="preserve">— CUP · BED · RUG · MAT · TOY · BOX · HAT · PAN</w:t>
+      </w:r>
+      <w:r>
+        <w:br/>
+      </w:r>
+      <w:r>
+        <w:t xml:space="preserve">Do a reading walk 🚶</w:t>
+      </w:r>
+    </w:p>
+    <w:bookmarkEnd w:id="98"/>
+    <w:bookmarkStart w:id="99" w:name="Xc2456373f9916067a9ff89cf8a0ff26d5c6ca50"/>
+    <w:p>
+      <w:pPr>
+        <w:pStyle w:val="Heading3"/>
+      </w:pPr>
+      <w:r>
+        <w:t xml:space="preserve">7️⃣ Age 7</w:t>
+      </w:r>
+    </w:p>
+    <w:p>
+      <w:pPr>
+        <w:pStyle w:val="FirstParagraph"/>
+      </w:pPr>
+      <w:r>
+        <w:rPr>
+          <w:bCs/>
+          <w:b/>
+        </w:rPr>
+        <w:t xml:space="preserve">4–5 letter words</w:t>
+      </w:r>
+      <w:r>
+        <w:t xml:space="preserve"> </w:t>
+      </w:r>
+      <w:r>
+        <w:t xml:space="preserve">— DOOR · LAMP · SINK · CHAIR · TABLE · CLOCK</w:t>
+      </w:r>
+      <w:r>
+        <w:br/>
+      </w:r>
+      <w:r>
+        <w:t xml:space="preserve">Play the mix-up game 🔀</w:t>
+      </w:r>
+    </w:p>
+    <w:bookmarkEnd w:id="99"/>
+    <w:bookmarkStart w:id="100" w:name="Xe445f8fb331ae4223fb41961efbab2357fe404a"/>
+    <w:p>
+      <w:pPr>
+        <w:pStyle w:val="Heading3"/>
+      </w:pPr>
+      <w:r>
+        <w:t xml:space="preserve">8️⃣ Age 8</w:t>
+      </w:r>
+    </w:p>
+    <w:p>
+      <w:pPr>
+        <w:pStyle w:val="FirstParagraph"/>
+      </w:pPr>
+      <w:r>
+        <w:rPr>
+          <w:bCs/>
+          <w:b/>
+        </w:rPr>
+        <w:t xml:space="preserve">Describing words</w:t>
+      </w:r>
+      <w:r>
+        <w:t xml:space="preserve"> </w:t>
+      </w:r>
+      <w:r>
+        <w:t xml:space="preserve">— RED CHAIR · SOFT RUG · BIG WINDOW · COLD FRIDGE</w:t>
+      </w:r>
+    </w:p>
+    <w:bookmarkEnd w:id="100"/>
+    <w:bookmarkStart w:id="101" w:name="X777c7c18631948cfd7a11fa444838b7d600795a"/>
+    <w:p>
+      <w:pPr>
+        <w:pStyle w:val="Heading3"/>
+      </w:pPr>
+      <w:r>
+        <w:t xml:space="preserve">9️⃣ Age 9</w:t>
+      </w:r>
+    </w:p>
+    <w:p>
+      <w:pPr>
+        <w:pStyle w:val="FirstParagraph"/>
+      </w:pPr>
+      <w:r>
+        <w:rPr>
+          <w:bCs/>
+          <w:b/>
+        </w:rPr>
+        <w:t xml:space="preserve">Spelling from memory</w:t>
+      </w:r>
+      <w:r>
+        <w:t xml:space="preserve"> </w:t>
+      </w:r>
+      <w:r>
+        <w:t xml:space="preserve">🧠</w:t>
+      </w:r>
+      <w:r>
+        <w:br/>
+      </w:r>
+      <w:r>
+        <w:t xml:space="preserve">A grown-up pulls all the labels. Write them again from memory. Check!</w:t>
+      </w:r>
+    </w:p>
+    <w:bookmarkEnd w:id="101"/>
+    <w:bookmarkStart w:id="102" w:name="Xadd72a5d93fbf55c2693fdc34106661a93be0ca"/>
+    <w:p>
+      <w:pPr>
+        <w:pStyle w:val="Heading3"/>
+      </w:pPr>
+      <w:r>
+        <w:t xml:space="preserve">🔟 Age 10</w:t>
+      </w:r>
+    </w:p>
+    <w:p>
+      <w:pPr>
+        <w:pStyle w:val="FirstParagraph"/>
+      </w:pPr>
+      <w:r>
+        <w:rPr>
+          <w:bCs/>
+          <w:b/>
+        </w:rPr>
+        <w:t xml:space="preserve">New language</w:t>
+      </w:r>
+      <w:r>
+        <w:t xml:space="preserve"> </w:t>
+      </w:r>
+      <w:r>
+        <w:t xml:space="preserve">🌎</w:t>
+      </w:r>
+      <w:r>
+        <w:br/>
+      </w:r>
+      <w:r>
+        <w:t xml:space="preserve">Label 10 things in Spanish (or any language): PUERTA (door) · MESA (table) · SILLA (chair) · CAMA (bed)</w:t>
+      </w:r>
+      <w:r>
+        <w:br/>
+      </w:r>
+      <w:r>
+        <w:t xml:space="preserve">Quiz the family at dinner 🍽️</w:t>
+      </w:r>
+    </w:p>
+    <w:bookmarkEnd w:id="102"/>
+    <w:bookmarkStart w:id="103" w:name="X82c86a42057184bc05d52b9387f9f84c6d14b83"/>
+    <w:p>
+      <w:pPr>
+        <w:pStyle w:val="Heading3"/>
+      </w:pPr>
+      <w:r>
+        <w:t xml:space="preserve">🚀 Age 11+</w:t>
+      </w:r>
+    </w:p>
+    <w:p>
+      <w:pPr>
+        <w:pStyle w:val="FirstParagraph"/>
+      </w:pPr>
+      <w:r>
+        <w:rPr>
+          <w:bCs/>
+          <w:b/>
+        </w:rPr>
+        <w:t xml:space="preserve">Word origins</w:t>
+      </w:r>
+      <w:r>
+        <w:t xml:space="preserve"> </w:t>
+      </w:r>
+      <w:r>
+        <w:t xml:space="preserve">📜</w:t>
+      </w:r>
+      <w:r>
+        <w:br/>
+      </w:r>
+      <w:r>
+        <w:t xml:space="preserve">Add where the word came from:</w:t>
       </w:r>
     </w:p>
     <w:p>
@@ -4492,7 +5012,23 @@
         <w:pStyle w:val="Compact"/>
       </w:pPr>
       <w:r>
-        <w:t xml:space="preserve">☐ 🟨 Masking tape + a thick marker</w:t>
+        <w:t xml:space="preserve">WINDOW → Old Norse</w:t>
+      </w:r>
+      <w:r>
+        <w:t xml:space="preserve"> </w:t>
+      </w:r>
+      <w:r>
+        <w:rPr>
+          <w:iCs/>
+          <w:i/>
+        </w:rPr>
+        <w:t xml:space="preserve">vindauga</w:t>
+      </w:r>
+      <w:r>
+        <w:t xml:space="preserve"> </w:t>
+      </w:r>
+      <w:r>
+        <w:t xml:space="preserve">= "wind eye" 👁️</w:t>
       </w:r>
     </w:p>
     <w:p>
@@ -4504,7 +5040,7 @@
         <w:pStyle w:val="Compact"/>
       </w:pPr>
       <w:r>
-        <w:t xml:space="preserve">☐ 🏷️ Label maker with ✨ Magic Silver Tape</w:t>
+        <w:t xml:space="preserve">SANDWICH → named after the Earl of Sandwich 🥪</w:t>
       </w:r>
     </w:p>
     <w:p>
@@ -4516,26 +5052,23 @@
         <w:pStyle w:val="Compact"/>
       </w:pPr>
       <w:r>
-        <w:t xml:space="preserve">☐ 📋 The word list (printable)</w:t>
-      </w:r>
-    </w:p>
-    <w:bookmarkEnd w:id="81"/>
-    <w:bookmarkStart w:id="88" w:name="X259516738610d80e82cc443cb81288e80e95c07"/>
-    <w:p>
-      <w:pPr>
-        <w:pStyle w:val="Heading2"/>
-      </w:pPr>
-      <w:r>
-        <w:t xml:space="preserve">👣 Steps</w:t>
-      </w:r>
-    </w:p>
-    <w:bookmarkStart w:id="82" w:name="X8b9b2ccc544ce61ca4b5b3781b1a346c377d7cb"/>
-    <w:p>
-      <w:pPr>
-        <w:pStyle w:val="Heading3"/>
-      </w:pPr>
-      <w:r>
-        <w:t xml:space="preserve">1️⃣ Pick 10 things 🔟</w:t>
+        <w:t xml:space="preserve">ALARM → Italian</w:t>
+      </w:r>
+      <w:r>
+        <w:t xml:space="preserve"> </w:t>
+      </w:r>
+      <w:r>
+        <w:rPr>
+          <w:iCs/>
+          <w:i/>
+        </w:rPr>
+        <w:t xml:space="preserve">all'arme</w:t>
+      </w:r>
+      <w:r>
+        <w:t xml:space="preserve"> </w:t>
+      </w:r>
+      <w:r>
+        <w:t xml:space="preserve">= "to arms!" ⚔️</w:t>
       </w:r>
     </w:p>
     <w:p>
@@ -4543,210 +5076,12 @@
         <w:pStyle w:val="FirstParagraph"/>
       </w:pPr>
       <w:r>
-        <w:t xml:space="preserve">Walk around. Point at things. 👉🚪👉🛏️👉💡</w:t>
-      </w:r>
-    </w:p>
-    <w:bookmarkEnd w:id="82"/>
-    <w:bookmarkStart w:id="83" w:name="Xce1bc9f812b6f03336edcad3dc6c23202499551"/>
-    <w:p>
-      <w:pPr>
-        <w:pStyle w:val="Heading3"/>
-      </w:pPr>
-      <w:r>
-        <w:t xml:space="preserve">2️⃣ Write the words 🟨</w:t>
-      </w:r>
-    </w:p>
-    <w:p>
-      <w:pPr>
-        <w:pStyle w:val="FirstParagraph"/>
-      </w:pPr>
-      <w:r>
-        <w:t xml:space="preserve">Big letters on masking tape:</w:t>
-      </w:r>
-      <w:r>
-        <w:t xml:space="preserve"> </w:t>
-      </w:r>
-      <w:r>
-        <w:rPr>
-          <w:bCs/>
-          <w:b/>
-        </w:rPr>
-        <w:t xml:space="preserve">DOOR, BED, LAMP</w:t>
-      </w:r>
-    </w:p>
-    <w:bookmarkEnd w:id="83"/>
-    <w:bookmarkStart w:id="84" w:name="X7eb3daf8d6d2f53e04180418303dba866310a27"/>
-    <w:p>
-      <w:pPr>
-        <w:pStyle w:val="Heading3"/>
-      </w:pPr>
-      <w:r>
-        <w:t xml:space="preserve">3️⃣ Stick them on 🏷️</w:t>
-      </w:r>
-    </w:p>
-    <w:p>
-      <w:pPr>
-        <w:pStyle w:val="FirstParagraph"/>
-      </w:pPr>
-      <w:r>
-        <w:t xml:space="preserve">Right on the thing!</w:t>
-      </w:r>
-    </w:p>
-    <w:bookmarkEnd w:id="84"/>
-    <w:bookmarkStart w:id="85" w:name="X6fa3fa2ef74c0426adeb887138e5278053f35ba"/>
-    <w:p>
-      <w:pPr>
-        <w:pStyle w:val="Heading3"/>
-      </w:pPr>
-      <w:r>
-        <w:t xml:space="preserve">4️⃣ Reading walk 🚶</w:t>
-      </w:r>
-    </w:p>
-    <w:p>
-      <w:pPr>
-        <w:pStyle w:val="FirstParagraph"/>
-      </w:pPr>
-      <w:r>
-        <w:t xml:space="preserve">Walk around. Touch each label. Read it out loud! 🗣️</w:t>
-      </w:r>
-    </w:p>
-    <w:bookmarkEnd w:id="85"/>
-    <w:bookmarkStart w:id="86" w:name="X9b11be471d975b06180ebf9b3818c3fbdac047b"/>
-    <w:p>
-      <w:pPr>
-        <w:pStyle w:val="Heading3"/>
-      </w:pPr>
-      <w:r>
-        <w:t xml:space="preserve">5️⃣ Mix-up game 🔀</w:t>
-      </w:r>
-    </w:p>
-    <w:p>
-      <w:pPr>
-        <w:pStyle w:val="FirstParagraph"/>
-      </w:pPr>
-      <w:r>
-        <w:t xml:space="preserve">A grown-up pulls off 3 labels.</w:t>
-      </w:r>
-      <w:r>
-        <w:br/>
-      </w:r>
-      <w:r>
-        <w:t xml:space="preserve">Can you stick them back on the right things?</w:t>
-      </w:r>
-    </w:p>
-    <w:bookmarkEnd w:id="86"/>
-    <w:bookmarkStart w:id="87" w:name="X9950a85c69170192250e910f654e7d64f812aa2"/>
-    <w:p>
-      <w:pPr>
-        <w:pStyle w:val="Heading3"/>
-      </w:pPr>
-      <w:r>
-        <w:t xml:space="preserve">6️⃣ Silver word ✨</w:t>
-      </w:r>
-    </w:p>
-    <w:p>
-      <w:pPr>
-        <w:pStyle w:val="FirstParagraph"/>
-      </w:pPr>
-      <w:r>
-        <w:t xml:space="preserve">Which word was hardest? Plan it on paper.</w:t>
-      </w:r>
-      <w:r>
-        <w:br/>
-      </w:r>
-      <w:r>
-        <w:t xml:space="preserve">Print it</w:t>
-      </w:r>
-      <w:r>
-        <w:t xml:space="preserve"> </w:t>
-      </w:r>
-      <w:r>
-        <w:rPr>
-          <w:bCs/>
-          <w:b/>
-        </w:rPr>
-        <w:t xml:space="preserve">once</w:t>
-      </w:r>
-      <w:r>
-        <w:t xml:space="preserve"> </w:t>
-      </w:r>
-      <w:r>
-        <w:t xml:space="preserve">on silver. You earned it! 🏆</w:t>
-      </w:r>
-    </w:p>
-    <w:bookmarkEnd w:id="87"/>
-    <w:bookmarkEnd w:id="88"/>
-    <w:bookmarkStart w:id="92" w:name="Xa1335faf86b85fbe8062b9fc1cdc28fddd963b8"/>
-    <w:p>
-      <w:pPr>
-        <w:pStyle w:val="Heading2"/>
-      </w:pPr>
-      <w:r>
-        <w:t xml:space="preserve">🌟 Level Up</w:t>
-      </w:r>
-    </w:p>
-    <w:bookmarkStart w:id="89" w:name="X6806aaaeec66bb880ea044ec1552dd533493acd"/>
-    <w:p>
-      <w:pPr>
-        <w:pStyle w:val="Heading3"/>
-      </w:pPr>
-      <w:r>
-        <w:t xml:space="preserve">🥉 Easy — 3 letters</w:t>
-      </w:r>
-    </w:p>
-    <w:p>
-      <w:pPr>
-        <w:pStyle w:val="FirstParagraph"/>
-      </w:pPr>
-      <w:r>
-        <w:t xml:space="preserve">CUP · BED · RUG · MAT · TOY · BOX · HAT · PAN</w:t>
-      </w:r>
-    </w:p>
-    <w:bookmarkEnd w:id="89"/>
-    <w:bookmarkStart w:id="90" w:name="X27304725dbe1c1ff01f4699d539c7b222ffc4dd"/>
-    <w:p>
-      <w:pPr>
-        <w:pStyle w:val="Heading3"/>
-      </w:pPr>
-      <w:r>
-        <w:t xml:space="preserve">🥈 Medium — 4 or 5 letters</w:t>
-      </w:r>
-    </w:p>
-    <w:p>
-      <w:pPr>
-        <w:pStyle w:val="FirstParagraph"/>
-      </w:pPr>
-      <w:r>
-        <w:t xml:space="preserve">DOOR · LAMP · SINK · CHAIR · TABLE · CLOCK · SHOES · COUCH</w:t>
-      </w:r>
-    </w:p>
-    <w:bookmarkEnd w:id="90"/>
-    <w:bookmarkStart w:id="91" w:name="X23434e8ce1b28918e9cb60454981c736138f68e"/>
-    <w:p>
-      <w:pPr>
-        <w:pStyle w:val="Heading3"/>
-      </w:pPr>
-      <w:r>
-        <w:t xml:space="preserve">🥇 Hard — two words or a new language</w:t>
-      </w:r>
-    </w:p>
-    <w:p>
-      <w:pPr>
-        <w:pStyle w:val="FirstParagraph"/>
-      </w:pPr>
-      <w:r>
-        <w:t xml:space="preserve">RED CHAIR · SOFT RUG · BIG WINDOW</w:t>
-      </w:r>
-      <w:r>
-        <w:br/>
-      </w:r>
-      <w:r>
-        <w:t xml:space="preserve">🌎 Or Spanish: PUERTA (door) · MESA (table) · SILLA (chair) · CAMA (bed)</w:t>
-      </w:r>
-    </w:p>
-    <w:bookmarkEnd w:id="91"/>
-    <w:bookmarkEnd w:id="92"/>
-    <w:bookmarkStart w:id="93" w:name="Xfc5549461ab97a932b8fd4914a723f9255f6960"/>
+        <w:t xml:space="preserve">Look up 5 more. Put the best one on silver ✨</w:t>
+      </w:r>
+    </w:p>
+    <w:bookmarkEnd w:id="103"/>
+    <w:bookmarkEnd w:id="104"/>
+    <w:bookmarkStart w:id="105" w:name="Xfc5549461ab97a932b8fd4914a723f9255f6960"/>
     <w:p>
       <w:pPr>
         <w:pStyle w:val="Heading2"/>
@@ -4807,8 +5142,8 @@
         <w:t xml:space="preserve">🔁 You see the words 20 times a day without trying!</w:t>
       </w:r>
     </w:p>
-    <w:bookmarkEnd w:id="93"/>
-    <w:bookmarkStart w:id="94" w:name="X326abb5fc45b6652044dc990b852c608bd47c54"/>
+    <w:bookmarkEnd w:id="105"/>
+    <w:bookmarkStart w:id="106" w:name="X326abb5fc45b6652044dc990b852c608bd47c54"/>
     <w:p>
       <w:pPr>
         <w:pStyle w:val="Heading2"/>
@@ -4853,8 +5188,8 @@
         <w:t xml:space="preserve">🎯 Start with 5 words. Add 2–3 new ones each day.</w:t>
       </w:r>
     </w:p>
-    <w:bookmarkEnd w:id="94"/>
-    <w:bookmarkStart w:id="95" w:name="X552c0f3abe8d7656060a56da2c85a7067c26d3f"/>
+    <w:bookmarkEnd w:id="106"/>
+    <w:bookmarkStart w:id="107" w:name="X552c0f3abe8d7656060a56da2c85a7067c26d3f"/>
     <w:p>
       <w:pPr>
         <w:pStyle w:val="Heading2"/>
@@ -4868,17 +5203,7 @@
         <w:pStyle w:val="FirstParagraph"/>
       </w:pPr>
       <w:r>
-        <w:rPr>
-          <w:bCs/>
-          <w:b/>
-        </w:rPr>
-        <w:t xml:space="preserve">$</w:t>
-      </w:r>
-      <w:r>
-        <w:t xml:space="preserve"> </w:t>
-      </w:r>
-      <w:r>
-        <w:t xml:space="preserve">— leave them up a few days!</w:t>
+        <w:t xml:space="preserve">leave them up a few days!</w:t>
       </w:r>
     </w:p>
     <w:p>
@@ -4905,8 +5230,8 @@
         <w:t xml:space="preserve">☐ 🫙 Save them in a "word jar" to review</w:t>
       </w:r>
     </w:p>
-    <w:bookmarkEnd w:id="95"/>
-    <w:bookmarkStart w:id="97" w:name="Xefcaaca5381ab377523440eea6d9cf5948c377f"/>
+    <w:bookmarkEnd w:id="107"/>
+    <w:bookmarkStart w:id="109" w:name="Xefcaaca5381ab377523440eea6d9cf5948c377f"/>
     <w:p>
       <w:pPr>
         <w:pStyle w:val="Heading2"/>
@@ -4916,7 +5241,7 @@
         <w:t xml:space="preserve">🖨️ Printable</w:t>
       </w:r>
     </w:p>
-    <w:bookmarkStart w:id="96" w:name="X62068bdf36e04573c7a1ec05f0475f987cb0306"/>
+    <w:bookmarkStart w:id="108" w:name="X62068bdf36e04573c7a1ec05f0475f987cb0306"/>
     <w:p>
       <w:pPr>
         <w:pStyle w:val="Heading3"/>
@@ -4962,7 +5287,7 @@
               <w:jc w:val="left"/>
             </w:pPr>
             <w:r>
-              <w:t xml:space="preserve">🥉 Easy</w:t>
+              <w:t xml:space="preserve">6️⃣ Age 6</w:t>
             </w:r>
           </w:p>
         </w:tc>
@@ -4990,7 +5315,7 @@
               <w:jc w:val="left"/>
             </w:pPr>
             <w:r>
-              <w:t xml:space="preserve">🥈 Medium</w:t>
+              <w:t xml:space="preserve">7️⃣ Age 7</w:t>
             </w:r>
           </w:p>
         </w:tc>
@@ -5018,7 +5343,7 @@
               <w:jc w:val="left"/>
             </w:pPr>
             <w:r>
-              <w:t xml:space="preserve">🥇 Hard</w:t>
+              <w:t xml:space="preserve">8️⃣ Age 8+</w:t>
             </w:r>
           </w:p>
         </w:tc>
@@ -5564,10 +5889,10 @@
         <w:t xml:space="preserve">______________________</w:t>
       </w:r>
     </w:p>
-    <w:bookmarkEnd w:id="96"/>
-    <w:bookmarkEnd w:id="97"/>
-    <w:bookmarkEnd w:id="98"/>
-    <w:bookmarkStart w:id="119" w:name="X0b1ec1ee6c56f3eb90e6769b384b27f9d796550"/>
+    <w:bookmarkEnd w:id="108"/>
+    <w:bookmarkEnd w:id="109"/>
+    <w:bookmarkEnd w:id="110"/>
+    <w:bookmarkStart w:id="134" w:name="X0b1ec1ee6c56f3eb90e6769b384b27f9d796550"/>
     <w:p>
       <w:pPr>
         <w:pStyle w:val="Heading1"/>
@@ -5582,55 +5907,17 @@
         <w:pStyle w:val="FirstParagraph"/>
       </w:pPr>
       <w:r>
-        <w:t xml:space="preserve">⏱️</w:t>
-      </w:r>
-      <w:r>
-        <w:t xml:space="preserve"> </w:t>
-      </w:r>
-      <w:r>
-        <w:rPr>
-          <w:bCs/>
-          <w:b/>
-        </w:rPr>
-        <w:t xml:space="preserve">20 min</w:t>
-      </w:r>
-      <w:r>
-        <w:t xml:space="preserve"> </w:t>
-      </w:r>
-      <w:r>
-        <w:t xml:space="preserve">· 🧽 Cleanup</w:t>
-      </w:r>
-      <w:r>
-        <w:t xml:space="preserve"> </w:t>
-      </w:r>
-      <w:r>
-        <w:rPr>
-          <w:bCs/>
-          <w:b/>
-        </w:rPr>
-        <w:t xml:space="preserve">$</w:t>
-      </w:r>
-      <w:r>
-        <w:t xml:space="preserve"> </w:t>
-      </w:r>
-      <w:r>
-        <w:t xml:space="preserve">(Quick wipe (2 min) 🧻) · 👧 Ages</w:t>
-      </w:r>
-      <w:r>
-        <w:t xml:space="preserve"> </w:t>
-      </w:r>
-      <w:r>
-        <w:rPr>
-          <w:bCs/>
-          <w:b/>
-        </w:rPr>
-        <w:t xml:space="preserve">6+</w:t>
-      </w:r>
-      <w:r>
-        <w:t xml:space="preserve"> </w:t>
-      </w:r>
-      <w:r>
-        <w:t xml:space="preserve">· ✏️ Table</w:t>
+        <w:rPr>
+          <w:bCs/>
+          <w:b/>
+        </w:rPr>
+        <w:t xml:space="preserve">⏳ Medium · 25 min</w:t>
+      </w:r>
+      <w:r>
+        <w:t xml:space="preserve"> </w:t>
+      </w:r>
+      <w:r>
+        <w:t xml:space="preserve">· ✨ No cleanup · 🤫 Silent · 🏠 Indoor · 👤👥 Solo or group · 🎂 Ages 6–11+</w:t>
       </w:r>
     </w:p>
     <w:p>
@@ -5713,7 +6000,7 @@
         <w:t xml:space="preserve">badge. ✨</w:t>
       </w:r>
     </w:p>
-    <w:bookmarkStart w:id="99" w:name="Xa425490a0cde3974353e8fc70e21255e8037262"/>
+    <w:bookmarkStart w:id="111" w:name="Xa425490a0cde3974353e8fc70e21255e8037262"/>
     <w:p>
       <w:pPr>
         <w:pStyle w:val="Heading2"/>
@@ -5770,8 +6057,8 @@
         <w:t xml:space="preserve">☐ 🏷️ Label maker with ✨ Magic Silver Tape</w:t>
       </w:r>
     </w:p>
-    <w:bookmarkEnd w:id="99"/>
-    <w:bookmarkStart w:id="106" w:name="X8260a272e8c39ccaae5b237af287f8862e3b442"/>
+    <w:bookmarkEnd w:id="111"/>
+    <w:bookmarkStart w:id="118" w:name="X8260a272e8c39ccaae5b237af287f8862e3b442"/>
     <w:p>
       <w:pPr>
         <w:pStyle w:val="Heading2"/>
@@ -5780,7 +6067,7 @@
         <w:t xml:space="preserve">👣 Steps</w:t>
       </w:r>
     </w:p>
-    <w:bookmarkStart w:id="100" w:name="X79f07f2e68a42eef7c1b2df4d6e882cc9cc290a"/>
+    <w:bookmarkStart w:id="112" w:name="X79f07f2e68a42eef7c1b2df4d6e882cc9cc290a"/>
     <w:p>
       <w:pPr>
         <w:pStyle w:val="Heading3"/>
@@ -5813,8 +6100,8 @@
         <w:t xml:space="preserve">— it's the easiest!</w:t>
       </w:r>
     </w:p>
-    <w:bookmarkEnd w:id="100"/>
-    <w:bookmarkStart w:id="101" w:name="X8c75db1decab14d06b4c6673638a2e755eff99f"/>
+    <w:bookmarkEnd w:id="112"/>
+    <w:bookmarkStart w:id="113" w:name="X8c75db1decab14d06b4c6673638a2e755eff99f"/>
     <w:p>
       <w:pPr>
         <w:pStyle w:val="Heading3"/>
@@ -5847,8 +6134,8 @@
         <w:t xml:space="preserve">🌳</w:t>
       </w:r>
     </w:p>
-    <w:bookmarkEnd w:id="101"/>
-    <w:bookmarkStart w:id="102" w:name="X0371ba31455d45fe00c4bdf0c0d8b1308854f07"/>
+    <w:bookmarkEnd w:id="113"/>
+    <w:bookmarkStart w:id="114" w:name="X0371ba31455d45fe00c4bdf0c0d8b1308854f07"/>
     <w:p>
       <w:pPr>
         <w:pStyle w:val="Heading3"/>
@@ -5865,8 +6152,8 @@
         <w:t xml:space="preserve">Use the decoder sheet. Letter by letter.</w:t>
       </w:r>
     </w:p>
-    <w:bookmarkEnd w:id="102"/>
-    <w:bookmarkStart w:id="103" w:name="X797a93001b9e843d42ff8e501d4397020c4f0db"/>
+    <w:bookmarkEnd w:id="114"/>
+    <w:bookmarkStart w:id="115" w:name="X797a93001b9e843d42ff8e501d4397020c4f0db"/>
     <w:p>
       <w:pPr>
         <w:pStyle w:val="Heading3"/>
@@ -5883,8 +6170,8 @@
         <w:t xml:space="preserve">Write the code on masking tape. Stick it somewhere sneaky.</w:t>
       </w:r>
     </w:p>
-    <w:bookmarkEnd w:id="103"/>
-    <w:bookmarkStart w:id="104" w:name="X4e76593168b5cbe0459313be2115b0e63079db0"/>
+    <w:bookmarkEnd w:id="115"/>
+    <w:bookmarkStart w:id="116" w:name="X4e76593168b5cbe0459313be2115b0e63079db0"/>
     <w:p>
       <w:pPr>
         <w:pStyle w:val="Heading3"/>
@@ -5901,8 +6188,8 @@
         <w:t xml:space="preserve">Your partner uses the decoder to read it.</w:t>
       </w:r>
     </w:p>
-    <w:bookmarkEnd w:id="104"/>
-    <w:bookmarkStart w:id="105" w:name="X04196d479977f025239f668dafb8e011832921f"/>
+    <w:bookmarkEnd w:id="116"/>
+    <w:bookmarkStart w:id="117" w:name="X04196d479977f025239f668dafb8e011832921f"/>
     <w:p>
       <w:pPr>
         <w:pStyle w:val="Heading3"/>
@@ -5950,24 +6237,45 @@
         <w:t xml:space="preserve">(use your name!) 🪪</w:t>
       </w:r>
     </w:p>
-    <w:bookmarkEnd w:id="105"/>
-    <w:bookmarkEnd w:id="106"/>
-    <w:bookmarkStart w:id="110" w:name="X51e8bd3efc4d8c189dda8fa053304e38e73bc87"/>
+    <w:bookmarkEnd w:id="117"/>
+    <w:bookmarkEnd w:id="118"/>
+    <w:bookmarkStart w:id="125" w:name="X37d2a769ebf7489b951eae94bc4246530e8a731"/>
     <w:p>
       <w:pPr>
         <w:pStyle w:val="Heading2"/>
       </w:pPr>
       <w:r>
-        <w:t xml:space="preserve">🌟 Level Up</w:t>
-      </w:r>
-    </w:p>
-    <w:bookmarkStart w:id="107" w:name="X00bf405dca48c2fef4662d299a4987c97da567a"/>
+        <w:t xml:space="preserve">🎚️ By Age</w:t>
+      </w:r>
+    </w:p>
+    <w:p>
+      <w:pPr>
+        <w:pStyle w:val="FirstParagraph"/>
+      </w:pPr>
+      <w:r>
+        <w:t xml:space="preserve">🎂 Pick the age. Every age can do the main steps — this is the</w:t>
+      </w:r>
+      <w:r>
+        <w:t xml:space="preserve"> </w:t>
+      </w:r>
+      <w:r>
+        <w:rPr>
+          <w:bCs/>
+          <w:b/>
+        </w:rPr>
+        <w:t xml:space="preserve">extra challenge</w:t>
+      </w:r>
+      <w:r>
+        <w:t xml:space="preserve">.</w:t>
+      </w:r>
+    </w:p>
+    <w:bookmarkStart w:id="119" w:name="X1a1a9228b6ae1682831b3134e649ef1afa17949"/>
     <w:p>
       <w:pPr>
         <w:pStyle w:val="Heading3"/>
       </w:pPr>
       <w:r>
-        <w:t xml:space="preserve">🥉 Easy — Backwards 🔙</w:t>
+        <w:t xml:space="preserve">6️⃣ Age 6</w:t>
       </w:r>
     </w:p>
     <w:p>
@@ -5975,6 +6283,22 @@
         <w:pStyle w:val="FirstParagraph"/>
       </w:pPr>
       <w:r>
+        <w:rPr>
+          <w:bCs/>
+          <w:b/>
+        </w:rPr>
+        <w:t xml:space="preserve">Backwards code</w:t>
+      </w:r>
+      <w:r>
+        <w:t xml:space="preserve"> </w:t>
+      </w:r>
+      <w:r>
+        <w:t xml:space="preserve">🔙</w:t>
+      </w:r>
+      <w:r>
+        <w:br/>
+      </w:r>
+      <w:r>
         <w:t xml:space="preserve">Spell it backwards.</w:t>
       </w:r>
       <w:r>
@@ -5991,17 +6315,142 @@
         <w:t xml:space="preserve"> </w:t>
       </w:r>
       <w:r>
+        <w:t xml:space="preserve">= CAT 🐱 ·</w:t>
+      </w:r>
+      <w:r>
+        <w:t xml:space="preserve"> </w:t>
+      </w:r>
+      <w:r>
+        <w:rPr>
+          <w:bCs/>
+          <w:b/>
+        </w:rPr>
+        <w:t xml:space="preserve">GOD</w:t>
+      </w:r>
+      <w:r>
+        <w:t xml:space="preserve"> </w:t>
+      </w:r>
+      <w:r>
+        <w:t xml:space="preserve">= DOG 🐶</w:t>
+      </w:r>
+      <w:r>
+        <w:br/>
+      </w:r>
+      <w:r>
+        <w:t xml:space="preserve">Make 3 backwards labels.</w:t>
+      </w:r>
+    </w:p>
+    <w:bookmarkEnd w:id="119"/>
+    <w:bookmarkStart w:id="120" w:name="X16ce2bf63cc9d23eb83c1c3518af31d59eb84cc"/>
+    <w:p>
+      <w:pPr>
+        <w:pStyle w:val="Heading3"/>
+      </w:pPr>
+      <w:r>
+        <w:t xml:space="preserve">7️⃣ Age 7</w:t>
+      </w:r>
+    </w:p>
+    <w:p>
+      <w:pPr>
+        <w:pStyle w:val="FirstParagraph"/>
+      </w:pPr>
+      <w:r>
+        <w:t xml:space="preserve">Backwards code with longer words. Crack puzzle</w:t>
+      </w:r>
+      <w:r>
+        <w:t xml:space="preserve"> </w:t>
+      </w:r>
+      <w:r>
+        <w:rPr>
+          <w:bCs/>
+          <w:b/>
+        </w:rPr>
+        <w:t xml:space="preserve">#1</w:t>
+      </w:r>
+      <w:r>
+        <w:t xml:space="preserve"> </w:t>
+      </w:r>
+      <w:r>
+        <w:t xml:space="preserve">on the printable.</w:t>
+      </w:r>
+    </w:p>
+    <w:bookmarkEnd w:id="120"/>
+    <w:bookmarkStart w:id="121" w:name="X825cf74079e6b01843c8495e6e3f3ee12fd7a17"/>
+    <w:p>
+      <w:pPr>
+        <w:pStyle w:val="Heading3"/>
+      </w:pPr>
+      <w:r>
+        <w:t xml:space="preserve">8️⃣ Age 8</w:t>
+      </w:r>
+    </w:p>
+    <w:p>
+      <w:pPr>
+        <w:pStyle w:val="FirstParagraph"/>
+      </w:pPr>
+      <w:r>
+        <w:rPr>
+          <w:bCs/>
+          <w:b/>
+        </w:rPr>
+        <w:t xml:space="preserve">Number code</w:t>
+      </w:r>
+      <w:r>
+        <w:t xml:space="preserve"> </w:t>
+      </w:r>
+      <w:r>
+        <w:t xml:space="preserve">🔢</w:t>
+      </w:r>
+      <w:r>
+        <w:br/>
+      </w:r>
+      <w:r>
+        <w:t xml:space="preserve">A=1, B=2, C=3 … Z=26.</w:t>
+      </w:r>
+      <w:r>
+        <w:t xml:space="preserve"> </w:t>
+      </w:r>
+      <w:r>
+        <w:rPr>
+          <w:bCs/>
+          <w:b/>
+        </w:rPr>
+        <w:t xml:space="preserve">3 1 20</w:t>
+      </w:r>
+      <w:r>
+        <w:t xml:space="preserve"> </w:t>
+      </w:r>
+      <w:r>
         <w:t xml:space="preserve">= CAT 🐱</w:t>
       </w:r>
-    </w:p>
-    <w:bookmarkEnd w:id="107"/>
-    <w:bookmarkStart w:id="108" w:name="X4810a2ea300edb83d51e099dc15d117b6d551f3"/>
+      <w:r>
+        <w:br/>
+      </w:r>
+      <w:r>
+        <w:t xml:space="preserve">Crack puzzle</w:t>
+      </w:r>
+      <w:r>
+        <w:t xml:space="preserve"> </w:t>
+      </w:r>
+      <w:r>
+        <w:rPr>
+          <w:bCs/>
+          <w:b/>
+        </w:rPr>
+        <w:t xml:space="preserve">#2</w:t>
+      </w:r>
+      <w:r>
+        <w:t xml:space="preserve">. Write a message for someone.</w:t>
+      </w:r>
+    </w:p>
+    <w:bookmarkEnd w:id="121"/>
+    <w:bookmarkStart w:id="122" w:name="Xcf28c2b904248202e8581edd45eeb68fa46f494"/>
     <w:p>
       <w:pPr>
         <w:pStyle w:val="Heading3"/>
       </w:pPr>
       <w:r>
-        <w:t xml:space="preserve">🥈 Medium — Number code 🔢</w:t>
+        <w:t xml:space="preserve">9️⃣ Age 9</w:t>
       </w:r>
     </w:p>
     <w:p>
@@ -6009,33 +6458,62 @@
         <w:pStyle w:val="FirstParagraph"/>
       </w:pPr>
       <w:r>
-        <w:t xml:space="preserve">A=1, B=2, C=3 … Z=26</w:t>
+        <w:rPr>
+          <w:bCs/>
+          <w:b/>
+        </w:rPr>
+        <w:t xml:space="preserve">Jump-3 code</w:t>
+      </w:r>
+      <w:r>
+        <w:t xml:space="preserve"> </w:t>
+      </w:r>
+      <w:r>
+        <w:t xml:space="preserve">⏩</w:t>
       </w:r>
       <w:r>
         <w:br/>
       </w:r>
       <w:r>
-        <w:rPr>
-          <w:bCs/>
-          <w:b/>
-        </w:rPr>
-        <w:t xml:space="preserve">3 1 20</w:t>
-      </w:r>
-      <w:r>
-        <w:t xml:space="preserve"> </w:t>
-      </w:r>
-      <w:r>
-        <w:t xml:space="preserve">= CAT 🐱</w:t>
-      </w:r>
-    </w:p>
-    <w:bookmarkEnd w:id="108"/>
-    <w:bookmarkStart w:id="109" w:name="Xa7981db82364764a214c67f6a7a12c1ee510971"/>
+        <w:t xml:space="preserve">Every letter jumps 3 ahead: A→D, B→E, C→F … X→A, Y→B, Z→C</w:t>
+      </w:r>
+      <w:r>
+        <w:br/>
+      </w:r>
+      <w:r>
+        <w:rPr>
+          <w:bCs/>
+          <w:b/>
+        </w:rPr>
+        <w:t xml:space="preserve">FDW</w:t>
+      </w:r>
+      <w:r>
+        <w:t xml:space="preserve"> </w:t>
+      </w:r>
+      <w:r>
+        <w:t xml:space="preserve">= CAT 🐱 Crack puzzle</w:t>
+      </w:r>
+      <w:r>
+        <w:t xml:space="preserve"> </w:t>
+      </w:r>
+      <w:r>
+        <w:rPr>
+          <w:bCs/>
+          <w:b/>
+        </w:rPr>
+        <w:t xml:space="preserve">#3</w:t>
+      </w:r>
+      <w:r>
+        <w:t xml:space="preserve">.</w:t>
+      </w:r>
+    </w:p>
+    <w:bookmarkEnd w:id="122"/>
+    <w:bookmarkStart w:id="123" w:name="X0420696ff50b5042e630b7ee55caad0aa009b58"/>
     <w:p>
       <w:pPr>
         <w:pStyle w:val="Heading3"/>
       </w:pPr>
       <w:r>
-        <w:t xml:space="preserve">🥇 Hard — Jump 3 ⏩</w:t>
+        <w:t xml:space="preserve">🔟 Age 10</w:t>
       </w:r>
     </w:p>
     <w:p>
@@ -6043,56 +6521,73 @@
         <w:pStyle w:val="FirstParagraph"/>
       </w:pPr>
       <w:r>
-        <w:t xml:space="preserve">Every letter jumps</w:t>
-      </w:r>
-      <w:r>
-        <w:t xml:space="preserve"> </w:t>
-      </w:r>
-      <w:r>
-        <w:rPr>
-          <w:bCs/>
-          <w:b/>
-        </w:rPr>
-        <w:t xml:space="preserve">3</w:t>
-      </w:r>
-      <w:r>
-        <w:t xml:space="preserve"> </w:t>
-      </w:r>
-      <w:r>
-        <w:t xml:space="preserve">ahead: A→D, B→E, C→F</w:t>
+        <w:rPr>
+          <w:bCs/>
+          <w:b/>
+        </w:rPr>
+        <w:t xml:space="preserve">Pick your own jump</w:t>
+      </w:r>
+      <w:r>
+        <w:t xml:space="preserve"> </w:t>
+      </w:r>
+      <w:r>
+        <w:t xml:space="preserve">🔑</w:t>
       </w:r>
       <w:r>
         <w:br/>
       </w:r>
       <w:r>
-        <w:rPr>
-          <w:bCs/>
-          <w:b/>
-        </w:rPr>
-        <w:t xml:space="preserve">FDW</w:t>
-      </w:r>
-      <w:r>
-        <w:t xml:space="preserve"> </w:t>
-      </w:r>
-      <w:r>
-        <w:t xml:space="preserve">= CAT 🐱</w:t>
+        <w:t xml:space="preserve">Jump any number (1–25). Tell your partner the</w:t>
+      </w:r>
+      <w:r>
+        <w:t xml:space="preserve"> </w:t>
+      </w:r>
+      <w:r>
+        <w:rPr>
+          <w:bCs/>
+          <w:b/>
+        </w:rPr>
+        <w:t xml:space="preserve">key</w:t>
+      </w:r>
+      <w:r>
+        <w:t xml:space="preserve"> </w:t>
+      </w:r>
+      <w:r>
+        <w:t xml:space="preserve">number only.</w:t>
       </w:r>
       <w:r>
         <w:br/>
       </w:r>
       <w:r>
-        <w:t xml:space="preserve">(At the end, wrap around: X→A, Y→B, Z→C)</w:t>
-      </w:r>
-    </w:p>
-    <w:bookmarkEnd w:id="109"/>
-    <w:bookmarkEnd w:id="110"/>
-    <w:bookmarkStart w:id="111" w:name="Xffb851b8216ceb4e4130b7b9a9d8a52898a7583"/>
-    <w:p>
-      <w:pPr>
-        <w:pStyle w:val="Heading2"/>
-      </w:pPr>
-      <w:r>
-        <w:t xml:space="preserve">🧠 Why It Works</w:t>
+        <w:t xml:space="preserve">Can they crack it with the key?</w:t>
+      </w:r>
+    </w:p>
+    <w:bookmarkEnd w:id="123"/>
+    <w:bookmarkStart w:id="124" w:name="X2d3fc62481aadedfbf4bdcaaaa9c9bad3312772"/>
+    <w:p>
+      <w:pPr>
+        <w:pStyle w:val="Heading3"/>
+      </w:pPr>
+      <w:r>
+        <w:t xml:space="preserve">🚀 Age 11+</w:t>
+      </w:r>
+    </w:p>
+    <w:p>
+      <w:pPr>
+        <w:pStyle w:val="FirstParagraph"/>
+      </w:pPr>
+      <w:r>
+        <w:rPr>
+          <w:bCs/>
+          <w:b/>
+        </w:rPr>
+        <w:t xml:space="preserve">Crack it with NO key</w:t>
+      </w:r>
+      <w:r>
+        <w:t xml:space="preserve"> </w:t>
+      </w:r>
+      <w:r>
+        <w:t xml:space="preserve">🧠</w:t>
       </w:r>
     </w:p>
     <w:p>
@@ -6104,20 +6599,7 @@
         <w:pStyle w:val="Compact"/>
       </w:pPr>
       <w:r>
-        <w:t xml:space="preserve">🔐 Secret codes are called</w:t>
-      </w:r>
-      <w:r>
-        <w:t xml:space="preserve"> </w:t>
-      </w:r>
-      <w:r>
-        <w:rPr>
-          <w:bCs/>
-          <w:b/>
-        </w:rPr>
-        <w:t xml:space="preserve">cryptography</w:t>
-      </w:r>
-      <w:r>
-        <w:t xml:space="preserve">.</w:t>
+        <w:t xml:space="preserve">Brute force: try every jump, 1 to 25. One will make sense.</w:t>
       </w:r>
     </w:p>
     <w:p>
@@ -6129,29 +6611,52 @@
         <w:pStyle w:val="Compact"/>
       </w:pPr>
       <w:r>
-        <w:t xml:space="preserve">🏛️ "Jump 3" is really old — Julius Caesar used it 2,000 years ago!</w:t>
-      </w:r>
-    </w:p>
-    <w:p>
-      <w:pPr>
-        <w:numPr>
-          <w:ilvl w:val="0"/>
-          <w:numId w:val="1022"/>
-        </w:numPr>
-        <w:pStyle w:val="Compact"/>
-      </w:pPr>
-      <w:r>
-        <w:t xml:space="preserve">💻 Computers use super-hard codes to protect passwords and money.</w:t>
-      </w:r>
-    </w:p>
-    <w:bookmarkEnd w:id="111"/>
-    <w:bookmarkStart w:id="112" w:name="X1e2e35f23dcd83b316a3eeb37a642a2f2c1440e"/>
+        <w:t xml:space="preserve">Smarter: the most common letter in English is</w:t>
+      </w:r>
+      <w:r>
+        <w:t xml:space="preserve"> </w:t>
+      </w:r>
+      <w:r>
+        <w:rPr>
+          <w:bCs/>
+          <w:b/>
+        </w:rPr>
+        <w:t xml:space="preserve">E</w:t>
+      </w:r>
+      <w:r>
+        <w:t xml:space="preserve">. Find the most common code letter — it's probably E!</w:t>
+      </w:r>
+    </w:p>
+    <w:p>
+      <w:pPr>
+        <w:pStyle w:val="FirstParagraph"/>
+      </w:pPr>
+      <w:r>
+        <w:t xml:space="preserve">✍️ Write 3 sentences: why do passwords need to be</w:t>
+      </w:r>
+      <w:r>
+        <w:t xml:space="preserve"> </w:t>
+      </w:r>
+      <w:r>
+        <w:rPr>
+          <w:bCs/>
+          <w:b/>
+        </w:rPr>
+        <w:t xml:space="preserve">long</w:t>
+      </w:r>
+      <w:r>
+        <w:t xml:space="preserve">?</w:t>
+      </w:r>
+    </w:p>
+    <w:bookmarkEnd w:id="124"/>
+    <w:bookmarkEnd w:id="125"/>
+    <w:bookmarkStart w:id="126" w:name="Xffb851b8216ceb4e4130b7b9a9d8a52898a7583"/>
     <w:p>
       <w:pPr>
         <w:pStyle w:val="Heading2"/>
       </w:pPr>
       <w:r>
-        <w:t xml:space="preserve">🛟 Grown-Up Notes</w:t>
+        <w:t xml:space="preserve">🧠 Why It Works</w:t>
       </w:r>
     </w:p>
     <w:p>
@@ -6163,7 +6668,20 @@
         <w:pStyle w:val="Compact"/>
       </w:pPr>
       <w:r>
-        <w:t xml:space="preserve">🔢 Number codes on a label maker: put a dash between numbers so they don't blur (3-1-20).</w:t>
+        <w:t xml:space="preserve">🔐 Secret codes are called</w:t>
+      </w:r>
+      <w:r>
+        <w:t xml:space="preserve"> </w:t>
+      </w:r>
+      <w:r>
+        <w:rPr>
+          <w:bCs/>
+          <w:b/>
+        </w:rPr>
+        <w:t xml:space="preserve">cryptography</w:t>
+      </w:r>
+      <w:r>
+        <w:t xml:space="preserve">.</w:t>
       </w:r>
     </w:p>
     <w:p>
@@ -6175,7 +6693,7 @@
         <w:pStyle w:val="Compact"/>
       </w:pPr>
       <w:r>
-        <w:t xml:space="preserve">📏 Long messages = frustration. 2–4 words is the sweet spot.</w:t>
+        <w:t xml:space="preserve">🏛️ "Jump 3" is really old — Julius Caesar used it 2,000 years ago!</w:t>
       </w:r>
     </w:p>
     <w:p>
@@ -6187,35 +6705,17 @@
         <w:pStyle w:val="Compact"/>
       </w:pPr>
       <w:r>
-        <w:t xml:space="preserve">✂️ The decoder strips below can be cut out and taped together into a long strip.</w:t>
-      </w:r>
-    </w:p>
-    <w:bookmarkEnd w:id="112"/>
-    <w:bookmarkStart w:id="113" w:name="X6e58acda5cc383e5357c5c1ce734528216ab007"/>
+        <w:t xml:space="preserve">💻 Computers use super-hard codes to protect passwords and money.</w:t>
+      </w:r>
+    </w:p>
+    <w:bookmarkEnd w:id="126"/>
+    <w:bookmarkStart w:id="127" w:name="X1e2e35f23dcd83b316a3eeb37a642a2f2c1440e"/>
     <w:p>
       <w:pPr>
         <w:pStyle w:val="Heading2"/>
       </w:pPr>
       <w:r>
-        <w:t xml:space="preserve">🧽 Cleanup</w:t>
-      </w:r>
-    </w:p>
-    <w:p>
-      <w:pPr>
-        <w:pStyle w:val="FirstParagraph"/>
-      </w:pPr>
-      <w:r>
-        <w:rPr>
-          <w:bCs/>
-          <w:b/>
-        </w:rPr>
-        <w:t xml:space="preserve">$</w:t>
-      </w:r>
-      <w:r>
-        <w:t xml:space="preserve"> </w:t>
-      </w:r>
-      <w:r>
-        <w:t xml:space="preserve">— nothing</w:t>
+        <w:t xml:space="preserve">🛟 Grown-Up Notes</w:t>
       </w:r>
     </w:p>
     <w:p>
@@ -6227,7 +6727,7 @@
         <w:pStyle w:val="Compact"/>
       </w:pPr>
       <w:r>
-        <w:t xml:space="preserve">☐ 🟨 Collect code labels</w:t>
+        <w:t xml:space="preserve">🔢 Number codes on a label maker: put a dash between numbers so they don't blur (3-1-20).</w:t>
       </w:r>
     </w:p>
     <w:p>
@@ -6239,11 +6739,65 @@
         <w:pStyle w:val="Compact"/>
       </w:pPr>
       <w:r>
+        <w:t xml:space="preserve">📏 Long messages = frustration. 2–4 words is the sweet spot.</w:t>
+      </w:r>
+    </w:p>
+    <w:p>
+      <w:pPr>
+        <w:numPr>
+          <w:ilvl w:val="0"/>
+          <w:numId w:val="1024"/>
+        </w:numPr>
+        <w:pStyle w:val="Compact"/>
+      </w:pPr>
+      <w:r>
+        <w:t xml:space="preserve">✂️ The decoder strips below can be cut out and taped together into a long strip.</w:t>
+      </w:r>
+    </w:p>
+    <w:bookmarkEnd w:id="127"/>
+    <w:bookmarkStart w:id="128" w:name="X6e58acda5cc383e5357c5c1ce734528216ab007"/>
+    <w:p>
+      <w:pPr>
+        <w:pStyle w:val="Heading2"/>
+      </w:pPr>
+      <w:r>
+        <w:t xml:space="preserve">🧽 Cleanup</w:t>
+      </w:r>
+    </w:p>
+    <w:p>
+      <w:pPr>
+        <w:pStyle w:val="FirstParagraph"/>
+      </w:pPr>
+      <w:r>
+        <w:t xml:space="preserve">nothing</w:t>
+      </w:r>
+    </w:p>
+    <w:p>
+      <w:pPr>
+        <w:numPr>
+          <w:ilvl w:val="0"/>
+          <w:numId w:val="1025"/>
+        </w:numPr>
+        <w:pStyle w:val="Compact"/>
+      </w:pPr>
+      <w:r>
+        <w:t xml:space="preserve">☐ 🟨 Collect code labels</w:t>
+      </w:r>
+    </w:p>
+    <w:p>
+      <w:pPr>
+        <w:numPr>
+          <w:ilvl w:val="0"/>
+          <w:numId w:val="1025"/>
+        </w:numPr>
+        <w:pStyle w:val="Compact"/>
+      </w:pPr>
+      <w:r>
         <w:t xml:space="preserve">☐ 📋 Keep the decoder in a "top secret" folder 🗂️</w:t>
       </w:r>
     </w:p>
-    <w:bookmarkEnd w:id="113"/>
-    <w:bookmarkStart w:id="118" w:name="X1c53de3fce3d578696fb79bbefdadd589cc763d"/>
+    <w:bookmarkEnd w:id="128"/>
+    <w:bookmarkStart w:id="133" w:name="X1c53de3fce3d578696fb79bbefdadd589cc763d"/>
     <w:p>
       <w:pPr>
         <w:pStyle w:val="Heading2"/>
@@ -6253,7 +6807,7 @@
         <w:t xml:space="preserve">🖨️ Printable</w:t>
       </w:r>
     </w:p>
-    <w:bookmarkStart w:id="114" w:name="X681e1acb5ceae606b8630bbfb8ce7e46c00eeee"/>
+    <w:bookmarkStart w:id="129" w:name="X681e1acb5ceae606b8630bbfb8ce7e46c00eeee"/>
     <w:p>
       <w:pPr>
         <w:pStyle w:val="Heading3"/>
@@ -7015,8 +7569,8 @@
         </w:tc>
       </w:tr>
     </w:tbl>
-    <w:bookmarkEnd w:id="114"/>
-    <w:bookmarkStart w:id="115" w:name="Xc8b3a3de33e4a2b029bb44bfac7a7990abb79a6"/>
+    <w:bookmarkEnd w:id="129"/>
+    <w:bookmarkStart w:id="130" w:name="Xc8b3a3de33e4a2b029bb44bfac7a7990abb79a6"/>
     <w:p>
       <w:pPr>
         <w:pStyle w:val="Heading3"/>
@@ -7778,269 +8332,14 @@
         </w:tc>
       </w:tr>
     </w:tbl>
-    <w:bookmarkEnd w:id="115"/>
-    <w:bookmarkStart w:id="116" w:name="X69016443f31d5a93418ad176673d46e7f7526fe"/>
+    <w:bookmarkEnd w:id="130"/>
+    <w:bookmarkStart w:id="131" w:name="X69016443f31d5a93418ad176673d46e7f7526fe"/>
     <w:p>
       <w:pPr>
         <w:pStyle w:val="Heading3"/>
       </w:pPr>
       <w:r>
         <w:t xml:space="preserve">🧩 Crack These!</w:t>
-      </w:r>
-    </w:p>
-    <w:p>
-      <w:pPr>
-        <w:numPr>
-          <w:ilvl w:val="0"/>
-          <w:numId w:val="1025"/>
-        </w:numPr>
-        <w:pStyle w:val="Compact"/>
-      </w:pPr>
-      <w:r>
-        <w:t xml:space="preserve">🔙</w:t>
-      </w:r>
-      <w:r>
-        <w:t xml:space="preserve"> </w:t>
-      </w:r>
-      <w:r>
-        <w:rPr>
-          <w:bCs/>
-          <w:b/>
-        </w:rPr>
-        <w:t xml:space="preserve">REVLIS</w:t>
-      </w:r>
-      <w:r>
-        <w:t xml:space="preserve"> </w:t>
-      </w:r>
-      <w:r>
-        <w:t xml:space="preserve">= ______________</w:t>
-      </w:r>
-    </w:p>
-    <w:p>
-      <w:pPr>
-        <w:numPr>
-          <w:ilvl w:val="0"/>
-          <w:numId w:val="1025"/>
-        </w:numPr>
-        <w:pStyle w:val="Compact"/>
-      </w:pPr>
-      <w:r>
-        <w:t xml:space="preserve">🔢</w:t>
-      </w:r>
-      <w:r>
-        <w:t xml:space="preserve"> </w:t>
-      </w:r>
-      <w:r>
-        <w:rPr>
-          <w:bCs/>
-          <w:b/>
-        </w:rPr>
-        <w:t xml:space="preserve">13 - 1 - 7 - 9 - 3</w:t>
-      </w:r>
-      <w:r>
-        <w:t xml:space="preserve"> </w:t>
-      </w:r>
-      <w:r>
-        <w:t xml:space="preserve">= ______________</w:t>
-      </w:r>
-    </w:p>
-    <w:p>
-      <w:pPr>
-        <w:numPr>
-          <w:ilvl w:val="0"/>
-          <w:numId w:val="1025"/>
-        </w:numPr>
-        <w:pStyle w:val="Compact"/>
-      </w:pPr>
-      <w:r>
-        <w:t xml:space="preserve">⏩</w:t>
-      </w:r>
-      <w:r>
-        <w:t xml:space="preserve"> </w:t>
-      </w:r>
-      <w:r>
-        <w:rPr>
-          <w:bCs/>
-          <w:b/>
-        </w:rPr>
-        <w:t xml:space="preserve">WDSH</w:t>
-      </w:r>
-      <w:r>
-        <w:t xml:space="preserve"> </w:t>
-      </w:r>
-      <w:r>
-        <w:t xml:space="preserve">= ______________</w:t>
-      </w:r>
-    </w:p>
-    <w:bookmarkEnd w:id="116"/>
-    <w:bookmarkStart w:id="117" w:name="X21dedac7ffeaaea2e99015094fada9a318f6567"/>
-    <w:p>
-      <w:pPr>
-        <w:pStyle w:val="Heading3"/>
-      </w:pPr>
-      <w:r>
-        <w:t xml:space="preserve">✏️ My Secret Message</w:t>
-      </w:r>
-    </w:p>
-    <w:p>
-      <w:pPr>
-        <w:pStyle w:val="FirstParagraph"/>
-      </w:pPr>
-      <w:r>
-        <w:t xml:space="preserve">Real: ________________________________</w:t>
-      </w:r>
-      <w:r>
-        <w:br/>
-      </w:r>
-      <w:r>
-        <w:t xml:space="preserve">Code: ________________________________</w:t>
-      </w:r>
-    </w:p>
-    <w:p>
-      <w:pPr>
-        <w:pStyle w:val="BodyText"/>
-      </w:pPr>
-      <w:r>
-        <w:t xml:space="preserve">🙃 Answers: 1 SILVER · 2 MAGIC · 3 TAPE</w:t>
-      </w:r>
-    </w:p>
-    <w:bookmarkEnd w:id="117"/>
-    <w:bookmarkEnd w:id="118"/>
-    <w:bookmarkEnd w:id="119"/>
-    <w:bookmarkStart w:id="139" w:name="Xc4e407179091651c03067c09e23a6dfd7cda81f"/>
-    <w:p>
-      <w:pPr>
-        <w:pStyle w:val="Heading1"/>
-        <w:pageBreakBefore/>
-      </w:pPr>
-      <w:r>
-        <w:t xml:space="preserve">🥫 Pantry Patrol</w:t>
-      </w:r>
-    </w:p>
-    <w:p>
-      <w:pPr>
-        <w:pStyle w:val="FirstParagraph"/>
-      </w:pPr>
-      <w:r>
-        <w:t xml:space="preserve">⏱️</w:t>
-      </w:r>
-      <w:r>
-        <w:t xml:space="preserve"> </w:t>
-      </w:r>
-      <w:r>
-        <w:rPr>
-          <w:bCs/>
-          <w:b/>
-        </w:rPr>
-        <w:t xml:space="preserve">20 min</w:t>
-      </w:r>
-      <w:r>
-        <w:t xml:space="preserve"> </w:t>
-      </w:r>
-      <w:r>
-        <w:t xml:space="preserve">· 🧽 Cleanup</w:t>
-      </w:r>
-      <w:r>
-        <w:t xml:space="preserve"> </w:t>
-      </w:r>
-      <w:r>
-        <w:rPr>
-          <w:bCs/>
-          <w:b/>
-        </w:rPr>
-        <w:t xml:space="preserve">$$</w:t>
-      </w:r>
-      <w:r>
-        <w:t xml:space="preserve"> </w:t>
-      </w:r>
-      <w:r>
-        <w:t xml:space="preserve">(Some mess: towels + 10 min 🧽) · 👧 Ages</w:t>
-      </w:r>
-      <w:r>
-        <w:t xml:space="preserve"> </w:t>
-      </w:r>
-      <w:r>
-        <w:rPr>
-          <w:bCs/>
-          <w:b/>
-        </w:rPr>
-        <w:t xml:space="preserve">5+</w:t>
-      </w:r>
-      <w:r>
-        <w:t xml:space="preserve"> </w:t>
-      </w:r>
-      <w:r>
-        <w:t xml:space="preserve">· 🍳 Kitchen</w:t>
-      </w:r>
-    </w:p>
-    <w:p>
-      <w:pPr>
-        <w:pStyle w:val="BodyText"/>
-      </w:pPr>
-      <w:r>
-        <w:t xml:space="preserve">A</w:t>
-      </w:r>
-      <w:r>
-        <w:t xml:space="preserve"> </w:t>
-      </w:r>
-      <w:r>
-        <w:rPr>
-          <w:bCs/>
-          <w:b/>
-        </w:rPr>
-        <w:t xml:space="preserve">real grown-up job</w:t>
-      </w:r>
-      <w:r>
-        <w:t xml:space="preserve">: sort a shelf, label it, make it awesome. 💪</w:t>
-      </w:r>
-    </w:p>
-    <w:p>
-      <w:pPr>
-        <w:pStyle w:val="BlockText"/>
-      </w:pPr>
-      <w:r>
-        <w:t xml:space="preserve">🪄</w:t>
-      </w:r>
-      <w:r>
-        <w:t xml:space="preserve"> </w:t>
-      </w:r>
-      <w:r>
-        <w:rPr>
-          <w:bCs/>
-          <w:b/>
-        </w:rPr>
-        <w:t xml:space="preserve">Silver Rule:</w:t>
-      </w:r>
-      <w:r>
-        <w:t xml:space="preserve"> </w:t>
-      </w:r>
-      <w:r>
-        <w:t xml:space="preserve">Every group label goes on masking tape first. The</w:t>
-      </w:r>
-      <w:r>
-        <w:t xml:space="preserve"> </w:t>
-      </w:r>
-      <w:r>
-        <w:rPr>
-          <w:bCs/>
-          <w:b/>
-        </w:rPr>
-        <w:t xml:space="preserve">most important</w:t>
-      </w:r>
-      <w:r>
-        <w:t xml:space="preserve"> </w:t>
-      </w:r>
-      <w:r>
-        <w:t xml:space="preserve">bin gets the Magic Silver label. ✨ (We vote SNACKS 🍪)</w:t>
-      </w:r>
-    </w:p>
-    <w:bookmarkStart w:id="120" w:name="X74f563c3e98f63f0dc18a24daf9f7a6a3dc4bda"/>
-    <w:p>
-      <w:pPr>
-        <w:pStyle w:val="Heading2"/>
-      </w:pPr>
-      <w:r>
-        <w:t xml:space="preserve">🧰 Gather</w:t>
       </w:r>
     </w:p>
     <w:p>
@@ -8052,7 +8351,23 @@
         <w:pStyle w:val="Compact"/>
       </w:pPr>
       <w:r>
-        <w:t xml:space="preserve">☐ 🗄️ ONE shelf (a grown-up picks it)</w:t>
+        <w:t xml:space="preserve">🔙</w:t>
+      </w:r>
+      <w:r>
+        <w:t xml:space="preserve"> </w:t>
+      </w:r>
+      <w:r>
+        <w:rPr>
+          <w:bCs/>
+          <w:b/>
+        </w:rPr>
+        <w:t xml:space="preserve">REVLIS</w:t>
+      </w:r>
+      <w:r>
+        <w:t xml:space="preserve"> </w:t>
+      </w:r>
+      <w:r>
+        <w:t xml:space="preserve">= ______________</w:t>
       </w:r>
     </w:p>
     <w:p>
@@ -8064,7 +8379,23 @@
         <w:pStyle w:val="Compact"/>
       </w:pPr>
       <w:r>
-        <w:t xml:space="preserve">☐ 🧺 Bins, baskets, or boxes</w:t>
+        <w:t xml:space="preserve">🔢</w:t>
+      </w:r>
+      <w:r>
+        <w:t xml:space="preserve"> </w:t>
+      </w:r>
+      <w:r>
+        <w:rPr>
+          <w:bCs/>
+          <w:b/>
+        </w:rPr>
+        <w:t xml:space="preserve">13 - 1 - 7 - 9 - 3</w:t>
+      </w:r>
+      <w:r>
+        <w:t xml:space="preserve"> </w:t>
+      </w:r>
+      <w:r>
+        <w:t xml:space="preserve">= ______________</w:t>
       </w:r>
     </w:p>
     <w:p>
@@ -8076,359 +8407,156 @@
         <w:pStyle w:val="Compact"/>
       </w:pPr>
       <w:r>
-        <w:t xml:space="preserve">☐ 🟨 Masking tape + marker</w:t>
-      </w:r>
-    </w:p>
-    <w:p>
-      <w:pPr>
-        <w:numPr>
-          <w:ilvl w:val="0"/>
-          <w:numId w:val="1026"/>
-        </w:numPr>
-        <w:pStyle w:val="Compact"/>
-      </w:pPr>
-      <w:r>
-        <w:t xml:space="preserve">☐ 🏷️ Label maker with ✨ Magic Silver Tape</w:t>
-      </w:r>
-    </w:p>
-    <w:p>
-      <w:pPr>
-        <w:numPr>
-          <w:ilvl w:val="0"/>
-          <w:numId w:val="1026"/>
-        </w:numPr>
-        <w:pStyle w:val="Compact"/>
-      </w:pPr>
-      <w:r>
-        <w:t xml:space="preserve">☐ 🧽 Damp cloth</w:t>
-      </w:r>
-    </w:p>
-    <w:p>
-      <w:pPr>
-        <w:numPr>
-          <w:ilvl w:val="0"/>
-          <w:numId w:val="1026"/>
-        </w:numPr>
-        <w:pStyle w:val="Compact"/>
-      </w:pPr>
-      <w:r>
-        <w:t xml:space="preserve">☐ 📋 The Pantry Map (printable)</w:t>
-      </w:r>
-    </w:p>
-    <w:bookmarkEnd w:id="120"/>
-    <w:bookmarkStart w:id="127" w:name="X62be31c28cf9e1db2357e697b0297211347c099"/>
+        <w:t xml:space="preserve">⏩</w:t>
+      </w:r>
+      <w:r>
+        <w:t xml:space="preserve"> </w:t>
+      </w:r>
+      <w:r>
+        <w:rPr>
+          <w:bCs/>
+          <w:b/>
+        </w:rPr>
+        <w:t xml:space="preserve">WDSH</w:t>
+      </w:r>
+      <w:r>
+        <w:t xml:space="preserve"> </w:t>
+      </w:r>
+      <w:r>
+        <w:t xml:space="preserve">= ______________</w:t>
+      </w:r>
+    </w:p>
+    <w:bookmarkEnd w:id="131"/>
+    <w:bookmarkStart w:id="132" w:name="X21dedac7ffeaaea2e99015094fada9a318f6567"/>
+    <w:p>
+      <w:pPr>
+        <w:pStyle w:val="Heading3"/>
+      </w:pPr>
+      <w:r>
+        <w:t xml:space="preserve">✏️ My Secret Message</w:t>
+      </w:r>
+    </w:p>
+    <w:p>
+      <w:pPr>
+        <w:pStyle w:val="FirstParagraph"/>
+      </w:pPr>
+      <w:r>
+        <w:t xml:space="preserve">Real: ________________________________</w:t>
+      </w:r>
+      <w:r>
+        <w:br/>
+      </w:r>
+      <w:r>
+        <w:t xml:space="preserve">Code: ________________________________</w:t>
+      </w:r>
+    </w:p>
+    <w:p>
+      <w:pPr>
+        <w:pStyle w:val="BodyText"/>
+      </w:pPr>
+      <w:r>
+        <w:t xml:space="preserve">🙃 Answers: 1 SILVER · 2 MAGIC · 3 TAPE</w:t>
+      </w:r>
+    </w:p>
+    <w:bookmarkEnd w:id="132"/>
+    <w:bookmarkEnd w:id="133"/>
+    <w:bookmarkEnd w:id="134"/>
+    <w:bookmarkStart w:id="157" w:name="Xc4e407179091651c03067c09e23a6dfd7cda81f"/>
+    <w:p>
+      <w:pPr>
+        <w:pStyle w:val="Heading1"/>
+        <w:pageBreakBefore/>
+      </w:pPr>
+      <w:r>
+        <w:t xml:space="preserve">🥫 Pantry Patrol</w:t>
+      </w:r>
+    </w:p>
+    <w:p>
+      <w:pPr>
+        <w:pStyle w:val="FirstParagraph"/>
+      </w:pPr>
+      <w:r>
+        <w:rPr>
+          <w:bCs/>
+          <w:b/>
+        </w:rPr>
+        <w:t xml:space="preserve">🕰️ Long · 45 min</w:t>
+      </w:r>
+      <w:r>
+        <w:t xml:space="preserve"> </w:t>
+      </w:r>
+      <w:r>
+        <w:t xml:space="preserve">· 🧽 Medium cleanup ($$) · 🔉 Quiet · 🏠 Indoor · 👤👥 Solo or group · 🎂 Ages 6–11+</w:t>
+      </w:r>
+    </w:p>
+    <w:p>
+      <w:pPr>
+        <w:pStyle w:val="BodyText"/>
+      </w:pPr>
+      <w:r>
+        <w:t xml:space="preserve">A</w:t>
+      </w:r>
+      <w:r>
+        <w:t xml:space="preserve"> </w:t>
+      </w:r>
+      <w:r>
+        <w:rPr>
+          <w:bCs/>
+          <w:b/>
+        </w:rPr>
+        <w:t xml:space="preserve">real grown-up job</w:t>
+      </w:r>
+      <w:r>
+        <w:t xml:space="preserve">: sort a shelf, label it, make it awesome. 💪</w:t>
+      </w:r>
+    </w:p>
+    <w:p>
+      <w:pPr>
+        <w:pStyle w:val="BlockText"/>
+      </w:pPr>
+      <w:r>
+        <w:t xml:space="preserve">🪄</w:t>
+      </w:r>
+      <w:r>
+        <w:t xml:space="preserve"> </w:t>
+      </w:r>
+      <w:r>
+        <w:rPr>
+          <w:bCs/>
+          <w:b/>
+        </w:rPr>
+        <w:t xml:space="preserve">Silver Rule:</w:t>
+      </w:r>
+      <w:r>
+        <w:t xml:space="preserve"> </w:t>
+      </w:r>
+      <w:r>
+        <w:t xml:space="preserve">Every group label goes on masking tape first. The</w:t>
+      </w:r>
+      <w:r>
+        <w:t xml:space="preserve"> </w:t>
+      </w:r>
+      <w:r>
+        <w:rPr>
+          <w:bCs/>
+          <w:b/>
+        </w:rPr>
+        <w:t xml:space="preserve">most important</w:t>
+      </w:r>
+      <w:r>
+        <w:t xml:space="preserve"> </w:t>
+      </w:r>
+      <w:r>
+        <w:t xml:space="preserve">bin gets the Magic Silver label. ✨ (We vote SNACKS 🍪)</w:t>
+      </w:r>
+    </w:p>
+    <w:bookmarkStart w:id="135" w:name="X74f563c3e98f63f0dc18a24daf9f7a6a3dc4bda"/>
     <w:p>
       <w:pPr>
         <w:pStyle w:val="Heading2"/>
       </w:pPr>
       <w:r>
-        <w:t xml:space="preserve">👣 Steps</w:t>
-      </w:r>
-    </w:p>
-    <w:bookmarkStart w:id="121" w:name="X1e23dc0c418cc3d1cd56515e0f3af2b9f4f9d94"/>
-    <w:p>
-      <w:pPr>
-        <w:pStyle w:val="Heading3"/>
-      </w:pPr>
-      <w:r>
-        <w:t xml:space="preserve">1️⃣ Everything out! 📦</w:t>
-      </w:r>
-    </w:p>
-    <w:p>
-      <w:pPr>
-        <w:pStyle w:val="FirstParagraph"/>
-      </w:pPr>
-      <w:r>
-        <w:t xml:space="preserve">Take it all off the shelf. Put it on the table.</w:t>
-      </w:r>
-    </w:p>
-    <w:bookmarkEnd w:id="121"/>
-    <w:bookmarkStart w:id="122" w:name="X3ea90daddc53f1c713de625b4e15f0e6f00c411"/>
-    <w:p>
-      <w:pPr>
-        <w:pStyle w:val="Heading3"/>
-      </w:pPr>
-      <w:r>
-        <w:t xml:space="preserve">2️⃣ Sort into groups 🗂️</w:t>
-      </w:r>
-    </w:p>
-    <w:p>
-      <w:pPr>
-        <w:pStyle w:val="FirstParagraph"/>
-      </w:pPr>
-      <w:r>
-        <w:t xml:space="preserve">🍝 Pasta · 🥫 Cans · 🍪 Snacks · 🧁 Baking · 🥣 Breakfast</w:t>
-      </w:r>
-    </w:p>
-    <w:bookmarkEnd w:id="122"/>
-    <w:bookmarkStart w:id="123" w:name="X9bfda8c59d6cb457389bcf04d60c27322735f4b"/>
-    <w:p>
-      <w:pPr>
-        <w:pStyle w:val="Heading3"/>
-      </w:pPr>
-      <w:r>
-        <w:t xml:space="preserve">3️⃣ Wipe the shelf 🧽</w:t>
-      </w:r>
-    </w:p>
-    <w:p>
-      <w:pPr>
-        <w:pStyle w:val="FirstParagraph"/>
-      </w:pPr>
-      <w:r>
-        <w:t xml:space="preserve">Crumbs, be gone!</w:t>
-      </w:r>
-    </w:p>
-    <w:bookmarkEnd w:id="123"/>
-    <w:bookmarkStart w:id="124" w:name="Xebd74805ec0957ff0699347d3e62808bbd3e692"/>
-    <w:p>
-      <w:pPr>
-        <w:pStyle w:val="Heading3"/>
-      </w:pPr>
-      <w:r>
-        <w:t xml:space="preserve">4️⃣ Make practice labels 🟨</w:t>
-      </w:r>
-    </w:p>
-    <w:p>
-      <w:pPr>
-        <w:pStyle w:val="FirstParagraph"/>
-      </w:pPr>
-      <w:r>
-        <w:t xml:space="preserve">SNACKS · PASTA · CANS · BAKING</w:t>
-      </w:r>
-    </w:p>
-    <w:bookmarkEnd w:id="124"/>
-    <w:bookmarkStart w:id="125" w:name="X32d400cb7aff3ee51d76921bc0a3e264df59994"/>
-    <w:p>
-      <w:pPr>
-        <w:pStyle w:val="Heading3"/>
-      </w:pPr>
-      <w:r>
-        <w:t xml:space="preserve">5️⃣ Put it back by group 🧺</w:t>
-      </w:r>
-    </w:p>
-    <w:p>
-      <w:pPr>
-        <w:pStyle w:val="FirstParagraph"/>
-      </w:pPr>
-      <w:r>
-        <w:t xml:space="preserve">Same groups together. Labels facing out!</w:t>
-      </w:r>
-    </w:p>
-    <w:bookmarkEnd w:id="125"/>
-    <w:bookmarkStart w:id="126" w:name="X253c4a99eb0c0ca436d9dad073c5ca3cde353fc"/>
-    <w:p>
-      <w:pPr>
-        <w:pStyle w:val="Heading3"/>
-      </w:pPr>
-      <w:r>
-        <w:t xml:space="preserve">6️⃣ One SILVER label ✨</w:t>
-      </w:r>
-    </w:p>
-    <w:p>
-      <w:pPr>
-        <w:pStyle w:val="FirstParagraph"/>
-      </w:pPr>
-      <w:r>
-        <w:t xml:space="preserve">Plan it on paper. Check spelling. Print</w:t>
-      </w:r>
-      <w:r>
-        <w:t xml:space="preserve"> </w:t>
-      </w:r>
-      <w:r>
-        <w:rPr>
-          <w:bCs/>
-          <w:b/>
-        </w:rPr>
-        <w:t xml:space="preserve">once</w:t>
-      </w:r>
-      <w:r>
-        <w:t xml:space="preserve">.</w:t>
-      </w:r>
-      <w:r>
-        <w:br/>
-      </w:r>
-      <w:r>
-        <w:t xml:space="preserve">💡 Idea: label the spray bottle</w:t>
-      </w:r>
-      <w:r>
-        <w:t xml:space="preserve"> </w:t>
-      </w:r>
-      <w:r>
-        <w:rPr>
-          <w:bCs/>
-          <w:b/>
-        </w:rPr>
-        <w:t xml:space="preserve">WATER ONLY</w:t>
-      </w:r>
-      <w:r>
-        <w:t xml:space="preserve"> </w:t>
-      </w:r>
-      <w:r>
-        <w:t xml:space="preserve">💦</w:t>
-      </w:r>
-    </w:p>
-    <w:bookmarkEnd w:id="126"/>
-    <w:bookmarkEnd w:id="127"/>
-    <w:bookmarkStart w:id="131" w:name="X703b3eb6e3e8fc5c46ee9b02498046199f8f633"/>
-    <w:p>
-      <w:pPr>
-        <w:pStyle w:val="Heading2"/>
-      </w:pPr>
-      <w:r>
-        <w:t xml:space="preserve">🌟 Level Up</w:t>
-      </w:r>
-    </w:p>
-    <w:bookmarkStart w:id="128" w:name="Xf0f3d63b5c5ecc9e5240f13af8cb7b790e0edc3"/>
-    <w:p>
-      <w:pPr>
-        <w:pStyle w:val="Heading3"/>
-      </w:pPr>
-      <w:r>
-        <w:t xml:space="preserve">🥉 Easy</w:t>
-      </w:r>
-    </w:p>
-    <w:p>
-      <w:pPr>
-        <w:pStyle w:val="FirstParagraph"/>
-      </w:pPr>
-      <w:r>
-        <w:t xml:space="preserve">Sort by</w:t>
-      </w:r>
-      <w:r>
-        <w:t xml:space="preserve"> </w:t>
-      </w:r>
-      <w:r>
-        <w:rPr>
-          <w:bCs/>
-          <w:b/>
-        </w:rPr>
-        <w:t xml:space="preserve">color</w:t>
-      </w:r>
-      <w:r>
-        <w:t xml:space="preserve"> </w:t>
-      </w:r>
-      <w:r>
-        <w:t xml:space="preserve">🌈 Red boxes here, blue boxes there.</w:t>
-      </w:r>
-    </w:p>
-    <w:bookmarkEnd w:id="128"/>
-    <w:bookmarkStart w:id="129" w:name="Xc34322fc5b717ef35c407d4a1bbf269a98bca37"/>
-    <w:p>
-      <w:pPr>
-        <w:pStyle w:val="Heading3"/>
-      </w:pPr>
-      <w:r>
-        <w:t xml:space="preserve">🥈 Medium</w:t>
-      </w:r>
-    </w:p>
-    <w:p>
-      <w:pPr>
-        <w:pStyle w:val="FirstParagraph"/>
-      </w:pPr>
-      <w:r>
-        <w:t xml:space="preserve">Sort by</w:t>
-      </w:r>
-      <w:r>
-        <w:t xml:space="preserve"> </w:t>
-      </w:r>
-      <w:r>
-        <w:rPr>
-          <w:bCs/>
-          <w:b/>
-        </w:rPr>
-        <w:t xml:space="preserve">group</w:t>
-      </w:r>
-      <w:r>
-        <w:t xml:space="preserve"> </w:t>
-      </w:r>
-      <w:r>
-        <w:t xml:space="preserve">+ make all the labels.</w:t>
-      </w:r>
-    </w:p>
-    <w:bookmarkEnd w:id="129"/>
-    <w:bookmarkStart w:id="130" w:name="X2f1436cf8df0818c540e86fed46227f5731497d"/>
-    <w:p>
-      <w:pPr>
-        <w:pStyle w:val="Heading3"/>
-      </w:pPr>
-      <w:r>
-        <w:t xml:space="preserve">🥇 Hard</w:t>
-      </w:r>
-    </w:p>
-    <w:p>
-      <w:pPr>
-        <w:pStyle w:val="FirstParagraph"/>
-      </w:pPr>
-      <w:r>
-        <w:rPr>
-          <w:bCs/>
-          <w:b/>
-        </w:rPr>
-        <w:t xml:space="preserve">Date Detective</w:t>
-      </w:r>
-      <w:r>
-        <w:t xml:space="preserve"> </w:t>
-      </w:r>
-      <w:r>
-        <w:t xml:space="preserve">🔍</w:t>
-      </w:r>
-      <w:r>
-        <w:br/>
-      </w:r>
-      <w:r>
-        <w:t xml:space="preserve">Find the "best by" date on each thing.</w:t>
-      </w:r>
-      <w:r>
-        <w:br/>
-      </w:r>
-      <w:r>
-        <w:t xml:space="preserve">Put the</w:t>
-      </w:r>
-      <w:r>
-        <w:t xml:space="preserve"> </w:t>
-      </w:r>
-      <w:r>
-        <w:rPr>
-          <w:bCs/>
-          <w:b/>
-        </w:rPr>
-        <w:t xml:space="preserve">oldest in front</w:t>
-      </w:r>
-      <w:r>
-        <w:t xml:space="preserve"> </w:t>
-      </w:r>
-      <w:r>
-        <w:t xml:space="preserve">so it gets used first.</w:t>
-      </w:r>
-      <w:r>
-        <w:br/>
-      </w:r>
-      <w:r>
-        <w:t xml:space="preserve">Stores do this! It's called</w:t>
-      </w:r>
-      <w:r>
-        <w:t xml:space="preserve"> </w:t>
-      </w:r>
-      <w:r>
-        <w:rPr>
-          <w:bCs/>
-          <w:b/>
-        </w:rPr>
-        <w:t xml:space="preserve">First In, First Out</w:t>
-      </w:r>
-      <w:r>
-        <w:t xml:space="preserve">.</w:t>
-      </w:r>
-    </w:p>
-    <w:bookmarkEnd w:id="130"/>
-    <w:bookmarkEnd w:id="131"/>
-    <w:bookmarkStart w:id="132" w:name="X573d2c39f36fd75496413fba9c87cf76dcd4a2c"/>
-    <w:p>
-      <w:pPr>
-        <w:pStyle w:val="Heading2"/>
-      </w:pPr>
-      <w:r>
-        <w:t xml:space="preserve">🧠 Why It Works</w:t>
+        <w:t xml:space="preserve">🧰 Gather</w:t>
       </w:r>
     </w:p>
     <w:p>
@@ -8440,7 +8568,7 @@
         <w:pStyle w:val="Compact"/>
       </w:pPr>
       <w:r>
-        <w:t xml:space="preserve">🛒 Grocery stores group food so you find it fast.</w:t>
+        <w:t xml:space="preserve">☐ 🗄️ ONE shelf (a grown-up picks it)</w:t>
       </w:r>
     </w:p>
     <w:p>
@@ -8452,7 +8580,7 @@
         <w:pStyle w:val="Compact"/>
       </w:pPr>
       <w:r>
-        <w:t xml:space="preserve">🏷️ Labels = less searching, less "MOM, WHERE IS…?" 😅</w:t>
+        <w:t xml:space="preserve">☐ 🧺 Bins, baskets, or boxes</w:t>
       </w:r>
     </w:p>
     <w:p>
@@ -8464,17 +8592,482 @@
         <w:pStyle w:val="Compact"/>
       </w:pPr>
       <w:r>
-        <w:t xml:space="preserve">♻️ Oldest-in-front means less food gets wasted.</w:t>
-      </w:r>
-    </w:p>
-    <w:bookmarkEnd w:id="132"/>
-    <w:bookmarkStart w:id="133" w:name="X758e88e5127f53232e25f9fa851d7262ed15032"/>
+        <w:t xml:space="preserve">☐ 🟨 Masking tape + marker</w:t>
+      </w:r>
+    </w:p>
+    <w:p>
+      <w:pPr>
+        <w:numPr>
+          <w:ilvl w:val="0"/>
+          <w:numId w:val="1027"/>
+        </w:numPr>
+        <w:pStyle w:val="Compact"/>
+      </w:pPr>
+      <w:r>
+        <w:t xml:space="preserve">☐ 🏷️ Label maker with ✨ Magic Silver Tape</w:t>
+      </w:r>
+    </w:p>
+    <w:p>
+      <w:pPr>
+        <w:numPr>
+          <w:ilvl w:val="0"/>
+          <w:numId w:val="1027"/>
+        </w:numPr>
+        <w:pStyle w:val="Compact"/>
+      </w:pPr>
+      <w:r>
+        <w:t xml:space="preserve">☐ 🧽 Damp cloth</w:t>
+      </w:r>
+    </w:p>
+    <w:p>
+      <w:pPr>
+        <w:numPr>
+          <w:ilvl w:val="0"/>
+          <w:numId w:val="1027"/>
+        </w:numPr>
+        <w:pStyle w:val="Compact"/>
+      </w:pPr>
+      <w:r>
+        <w:t xml:space="preserve">☐ 📋 The Pantry Map (printable)</w:t>
+      </w:r>
+    </w:p>
+    <w:bookmarkEnd w:id="135"/>
+    <w:bookmarkStart w:id="142" w:name="X62be31c28cf9e1db2357e697b0297211347c099"/>
     <w:p>
       <w:pPr>
         <w:pStyle w:val="Heading2"/>
       </w:pPr>
       <w:r>
-        <w:t xml:space="preserve">🛟 Grown-Up Notes</w:t>
+        <w:t xml:space="preserve">👣 Steps</w:t>
+      </w:r>
+    </w:p>
+    <w:bookmarkStart w:id="136" w:name="X1e23dc0c418cc3d1cd56515e0f3af2b9f4f9d94"/>
+    <w:p>
+      <w:pPr>
+        <w:pStyle w:val="Heading3"/>
+      </w:pPr>
+      <w:r>
+        <w:t xml:space="preserve">1️⃣ Everything out! 📦</w:t>
+      </w:r>
+    </w:p>
+    <w:p>
+      <w:pPr>
+        <w:pStyle w:val="FirstParagraph"/>
+      </w:pPr>
+      <w:r>
+        <w:t xml:space="preserve">Take it all off the shelf. Put it on the table.</w:t>
+      </w:r>
+    </w:p>
+    <w:bookmarkEnd w:id="136"/>
+    <w:bookmarkStart w:id="137" w:name="X3ea90daddc53f1c713de625b4e15f0e6f00c411"/>
+    <w:p>
+      <w:pPr>
+        <w:pStyle w:val="Heading3"/>
+      </w:pPr>
+      <w:r>
+        <w:t xml:space="preserve">2️⃣ Sort into groups 🗂️</w:t>
+      </w:r>
+    </w:p>
+    <w:p>
+      <w:pPr>
+        <w:pStyle w:val="FirstParagraph"/>
+      </w:pPr>
+      <w:r>
+        <w:t xml:space="preserve">🍝 Pasta · 🥫 Cans · 🍪 Snacks · 🧁 Baking · 🥣 Breakfast</w:t>
+      </w:r>
+    </w:p>
+    <w:bookmarkEnd w:id="137"/>
+    <w:bookmarkStart w:id="138" w:name="X9bfda8c59d6cb457389bcf04d60c27322735f4b"/>
+    <w:p>
+      <w:pPr>
+        <w:pStyle w:val="Heading3"/>
+      </w:pPr>
+      <w:r>
+        <w:t xml:space="preserve">3️⃣ Wipe the shelf 🧽</w:t>
+      </w:r>
+    </w:p>
+    <w:p>
+      <w:pPr>
+        <w:pStyle w:val="FirstParagraph"/>
+      </w:pPr>
+      <w:r>
+        <w:t xml:space="preserve">Crumbs, be gone!</w:t>
+      </w:r>
+    </w:p>
+    <w:bookmarkEnd w:id="138"/>
+    <w:bookmarkStart w:id="139" w:name="Xebd74805ec0957ff0699347d3e62808bbd3e692"/>
+    <w:p>
+      <w:pPr>
+        <w:pStyle w:val="Heading3"/>
+      </w:pPr>
+      <w:r>
+        <w:t xml:space="preserve">4️⃣ Make practice labels 🟨</w:t>
+      </w:r>
+    </w:p>
+    <w:p>
+      <w:pPr>
+        <w:pStyle w:val="FirstParagraph"/>
+      </w:pPr>
+      <w:r>
+        <w:t xml:space="preserve">SNACKS · PASTA · CANS · BAKING</w:t>
+      </w:r>
+    </w:p>
+    <w:bookmarkEnd w:id="139"/>
+    <w:bookmarkStart w:id="140" w:name="X32d400cb7aff3ee51d76921bc0a3e264df59994"/>
+    <w:p>
+      <w:pPr>
+        <w:pStyle w:val="Heading3"/>
+      </w:pPr>
+      <w:r>
+        <w:t xml:space="preserve">5️⃣ Put it back by group 🧺</w:t>
+      </w:r>
+    </w:p>
+    <w:p>
+      <w:pPr>
+        <w:pStyle w:val="FirstParagraph"/>
+      </w:pPr>
+      <w:r>
+        <w:t xml:space="preserve">Same groups together. Labels facing out!</w:t>
+      </w:r>
+    </w:p>
+    <w:bookmarkEnd w:id="140"/>
+    <w:bookmarkStart w:id="141" w:name="X253c4a99eb0c0ca436d9dad073c5ca3cde353fc"/>
+    <w:p>
+      <w:pPr>
+        <w:pStyle w:val="Heading3"/>
+      </w:pPr>
+      <w:r>
+        <w:t xml:space="preserve">6️⃣ One SILVER label ✨</w:t>
+      </w:r>
+    </w:p>
+    <w:p>
+      <w:pPr>
+        <w:pStyle w:val="FirstParagraph"/>
+      </w:pPr>
+      <w:r>
+        <w:t xml:space="preserve">Plan it on paper. Check spelling. Print</w:t>
+      </w:r>
+      <w:r>
+        <w:t xml:space="preserve"> </w:t>
+      </w:r>
+      <w:r>
+        <w:rPr>
+          <w:bCs/>
+          <w:b/>
+        </w:rPr>
+        <w:t xml:space="preserve">once</w:t>
+      </w:r>
+      <w:r>
+        <w:t xml:space="preserve">.</w:t>
+      </w:r>
+      <w:r>
+        <w:br/>
+      </w:r>
+      <w:r>
+        <w:t xml:space="preserve">💡 Idea: label the spray bottle</w:t>
+      </w:r>
+      <w:r>
+        <w:t xml:space="preserve"> </w:t>
+      </w:r>
+      <w:r>
+        <w:rPr>
+          <w:bCs/>
+          <w:b/>
+        </w:rPr>
+        <w:t xml:space="preserve">WATER ONLY</w:t>
+      </w:r>
+      <w:r>
+        <w:t xml:space="preserve"> </w:t>
+      </w:r>
+      <w:r>
+        <w:t xml:space="preserve">💦</w:t>
+      </w:r>
+    </w:p>
+    <w:bookmarkEnd w:id="141"/>
+    <w:bookmarkEnd w:id="142"/>
+    <w:bookmarkStart w:id="149" w:name="X9caec4e7d23e979895681ff03337a8a826c1c47"/>
+    <w:p>
+      <w:pPr>
+        <w:pStyle w:val="Heading2"/>
+      </w:pPr>
+      <w:r>
+        <w:t xml:space="preserve">🎚️ By Age</w:t>
+      </w:r>
+    </w:p>
+    <w:p>
+      <w:pPr>
+        <w:pStyle w:val="FirstParagraph"/>
+      </w:pPr>
+      <w:r>
+        <w:t xml:space="preserve">🎂 Pick the age. Every age can do the main steps — this is the</w:t>
+      </w:r>
+      <w:r>
+        <w:t xml:space="preserve"> </w:t>
+      </w:r>
+      <w:r>
+        <w:rPr>
+          <w:bCs/>
+          <w:b/>
+        </w:rPr>
+        <w:t xml:space="preserve">extra challenge</w:t>
+      </w:r>
+      <w:r>
+        <w:t xml:space="preserve">.</w:t>
+      </w:r>
+    </w:p>
+    <w:bookmarkStart w:id="143" w:name="X65411e33bfbefbf0e8308785960b92c4ccd0562"/>
+    <w:p>
+      <w:pPr>
+        <w:pStyle w:val="Heading3"/>
+      </w:pPr>
+      <w:r>
+        <w:t xml:space="preserve">6️⃣ Age 6</w:t>
+      </w:r>
+    </w:p>
+    <w:p>
+      <w:pPr>
+        <w:pStyle w:val="FirstParagraph"/>
+      </w:pPr>
+      <w:r>
+        <w:t xml:space="preserve">Sort one shelf</w:t>
+      </w:r>
+      <w:r>
+        <w:t xml:space="preserve"> </w:t>
+      </w:r>
+      <w:r>
+        <w:rPr>
+          <w:bCs/>
+          <w:b/>
+        </w:rPr>
+        <w:t xml:space="preserve">by color</w:t>
+      </w:r>
+      <w:r>
+        <w:t xml:space="preserve"> </w:t>
+      </w:r>
+      <w:r>
+        <w:t xml:space="preserve">🌈 with a grown-up.</w:t>
+      </w:r>
+    </w:p>
+    <w:bookmarkEnd w:id="143"/>
+    <w:bookmarkStart w:id="144" w:name="Xe673faac0bf895b0dfff286eb3651d8fa4051ec"/>
+    <w:p>
+      <w:pPr>
+        <w:pStyle w:val="Heading3"/>
+      </w:pPr>
+      <w:r>
+        <w:t xml:space="preserve">7️⃣ Age 7</w:t>
+      </w:r>
+    </w:p>
+    <w:p>
+      <w:pPr>
+        <w:pStyle w:val="FirstParagraph"/>
+      </w:pPr>
+      <w:r>
+        <w:t xml:space="preserve">Sort</w:t>
+      </w:r>
+      <w:r>
+        <w:t xml:space="preserve"> </w:t>
+      </w:r>
+      <w:r>
+        <w:rPr>
+          <w:bCs/>
+          <w:b/>
+        </w:rPr>
+        <w:t xml:space="preserve">by group</w:t>
+      </w:r>
+      <w:r>
+        <w:t xml:space="preserve"> </w:t>
+      </w:r>
+      <w:r>
+        <w:t xml:space="preserve">and write the practice labels.</w:t>
+      </w:r>
+    </w:p>
+    <w:bookmarkEnd w:id="144"/>
+    <w:bookmarkStart w:id="145" w:name="X8606204eb49c827bb6bb5f290390d624a4c4d7e"/>
+    <w:p>
+      <w:pPr>
+        <w:pStyle w:val="Heading3"/>
+      </w:pPr>
+      <w:r>
+        <w:t xml:space="preserve">8️⃣ Age 8</w:t>
+      </w:r>
+    </w:p>
+    <w:p>
+      <w:pPr>
+        <w:pStyle w:val="FirstParagraph"/>
+      </w:pPr>
+      <w:r>
+        <w:t xml:space="preserve">Do a whole shelf</w:t>
+      </w:r>
+      <w:r>
+        <w:t xml:space="preserve"> </w:t>
+      </w:r>
+      <w:r>
+        <w:rPr>
+          <w:bCs/>
+          <w:b/>
+        </w:rPr>
+        <w:t xml:space="preserve">solo</w:t>
+      </w:r>
+      <w:r>
+        <w:t xml:space="preserve">: out, wipe, sort, label, back in.</w:t>
+      </w:r>
+    </w:p>
+    <w:bookmarkEnd w:id="145"/>
+    <w:bookmarkStart w:id="146" w:name="Xb3dc79be973622ea9e325b962d98c8d9b32ac94"/>
+    <w:p>
+      <w:pPr>
+        <w:pStyle w:val="Heading3"/>
+      </w:pPr>
+      <w:r>
+        <w:t xml:space="preserve">9️⃣ Age 9</w:t>
+      </w:r>
+    </w:p>
+    <w:p>
+      <w:pPr>
+        <w:pStyle w:val="FirstParagraph"/>
+      </w:pPr>
+      <w:r>
+        <w:rPr>
+          <w:bCs/>
+          <w:b/>
+        </w:rPr>
+        <w:t xml:space="preserve">Date Detective</w:t>
+      </w:r>
+      <w:r>
+        <w:t xml:space="preserve"> </w:t>
+      </w:r>
+      <w:r>
+        <w:t xml:space="preserve">🔍</w:t>
+      </w:r>
+      <w:r>
+        <w:br/>
+      </w:r>
+      <w:r>
+        <w:t xml:space="preserve">Find each "best by" date. Oldest goes in front.</w:t>
+      </w:r>
+      <w:r>
+        <w:br/>
+      </w:r>
+      <w:r>
+        <w:t xml:space="preserve">Stores call this</w:t>
+      </w:r>
+      <w:r>
+        <w:t xml:space="preserve"> </w:t>
+      </w:r>
+      <w:r>
+        <w:rPr>
+          <w:bCs/>
+          <w:b/>
+        </w:rPr>
+        <w:t xml:space="preserve">First In, First Out</w:t>
+      </w:r>
+      <w:r>
+        <w:t xml:space="preserve">.</w:t>
+      </w:r>
+    </w:p>
+    <w:bookmarkEnd w:id="146"/>
+    <w:bookmarkStart w:id="147" w:name="Xda74d9c476c13d0369177960f51613a993db411"/>
+    <w:p>
+      <w:pPr>
+        <w:pStyle w:val="Heading3"/>
+      </w:pPr>
+      <w:r>
+        <w:t xml:space="preserve">🔟 Age 10</w:t>
+      </w:r>
+    </w:p>
+    <w:p>
+      <w:pPr>
+        <w:pStyle w:val="FirstParagraph"/>
+      </w:pPr>
+      <w:r>
+        <w:rPr>
+          <w:bCs/>
+          <w:b/>
+        </w:rPr>
+        <w:t xml:space="preserve">Inventory</w:t>
+      </w:r>
+      <w:r>
+        <w:t xml:space="preserve"> </w:t>
+      </w:r>
+      <w:r>
+        <w:t xml:space="preserve">📋</w:t>
+      </w:r>
+      <w:r>
+        <w:br/>
+      </w:r>
+      <w:r>
+        <w:t xml:space="preserve">List everything + how many. Flag what's running low.</w:t>
+      </w:r>
+      <w:r>
+        <w:br/>
+      </w:r>
+      <w:r>
+        <w:t xml:space="preserve">Hand a grown-up a real shopping list 🛒</w:t>
+      </w:r>
+    </w:p>
+    <w:bookmarkEnd w:id="147"/>
+    <w:bookmarkStart w:id="148" w:name="X375ed3a21786464f2bfc61091eca9d567482b38"/>
+    <w:p>
+      <w:pPr>
+        <w:pStyle w:val="Heading3"/>
+      </w:pPr>
+      <w:r>
+        <w:t xml:space="preserve">🚀 Age 11+</w:t>
+      </w:r>
+    </w:p>
+    <w:p>
+      <w:pPr>
+        <w:pStyle w:val="FirstParagraph"/>
+      </w:pPr>
+      <w:r>
+        <w:rPr>
+          <w:bCs/>
+          <w:b/>
+        </w:rPr>
+        <w:t xml:space="preserve">Pantry chef</w:t>
+      </w:r>
+      <w:r>
+        <w:t xml:space="preserve"> </w:t>
+      </w:r>
+      <w:r>
+        <w:t xml:space="preserve">👩‍🍳</w:t>
+      </w:r>
+      <w:r>
+        <w:br/>
+      </w:r>
+      <w:r>
+        <w:t xml:space="preserve">Plan one dinner using mostly pantry food. What's missing?</w:t>
+      </w:r>
+      <w:r>
+        <w:br/>
+      </w:r>
+      <w:r>
+        <w:t xml:space="preserve">Write a grocery list with</w:t>
+      </w:r>
+      <w:r>
+        <w:t xml:space="preserve"> </w:t>
+      </w:r>
+      <w:r>
+        <w:rPr>
+          <w:bCs/>
+          <w:b/>
+        </w:rPr>
+        <w:t xml:space="preserve">amounts</w:t>
+      </w:r>
+      <w:r>
+        <w:t xml:space="preserve">. Bonus: design a system for the whole pantry and pitch it.</w:t>
+      </w:r>
+    </w:p>
+    <w:bookmarkEnd w:id="148"/>
+    <w:bookmarkEnd w:id="149"/>
+    <w:bookmarkStart w:id="150" w:name="X573d2c39f36fd75496413fba9c87cf76dcd4a2c"/>
+    <w:p>
+      <w:pPr>
+        <w:pStyle w:val="Heading2"/>
+      </w:pPr>
+      <w:r>
+        <w:t xml:space="preserve">🧠 Why It Works</w:t>
       </w:r>
     </w:p>
     <w:p>
@@ -8486,23 +9079,7 @@
         <w:pStyle w:val="Compact"/>
       </w:pPr>
       <w:r>
-        <w:t xml:space="preserve">🫙 Pick a shelf with</w:t>
-      </w:r>
-      <w:r>
-        <w:t xml:space="preserve"> </w:t>
-      </w:r>
-      <w:r>
-        <w:rPr>
-          <w:bCs/>
-          <w:b/>
-        </w:rPr>
-        <w:t xml:space="preserve">no glass jars</w:t>
-      </w:r>
-      <w:r>
-        <w:t xml:space="preserve"> </w:t>
-      </w:r>
-      <w:r>
-        <w:t xml:space="preserve">and nothing heavy up high.</w:t>
+        <w:t xml:space="preserve">🛒 Grocery stores group food so you find it fast.</w:t>
       </w:r>
     </w:p>
     <w:p>
@@ -8514,7 +9091,7 @@
         <w:pStyle w:val="Compact"/>
       </w:pPr>
       <w:r>
-        <w:t xml:space="preserve">🥜 Allergies in the house? Check before handling.</w:t>
+        <w:t xml:space="preserve">🏷️ Labels = less searching, less "MOM, WHERE IS…?" 😅</w:t>
       </w:r>
     </w:p>
     <w:p>
@@ -8526,35 +9103,17 @@
         <w:pStyle w:val="Compact"/>
       </w:pPr>
       <w:r>
-        <w:t xml:space="preserve">🗑️ Grown-up decides what's expired and gets tossed.</w:t>
-      </w:r>
-    </w:p>
-    <w:bookmarkEnd w:id="133"/>
-    <w:bookmarkStart w:id="134" w:name="Xfb67cb3e9b7a11f32629b5414951e562ce74879"/>
+        <w:t xml:space="preserve">♻️ Oldest-in-front means less food gets wasted.</w:t>
+      </w:r>
+    </w:p>
+    <w:bookmarkEnd w:id="150"/>
+    <w:bookmarkStart w:id="151" w:name="X758e88e5127f53232e25f9fa851d7262ed15032"/>
     <w:p>
       <w:pPr>
         <w:pStyle w:val="Heading2"/>
       </w:pPr>
       <w:r>
-        <w:t xml:space="preserve">🧽 Cleanup</w:t>
-      </w:r>
-    </w:p>
-    <w:p>
-      <w:pPr>
-        <w:pStyle w:val="FirstParagraph"/>
-      </w:pPr>
-      <w:r>
-        <w:rPr>
-          <w:bCs/>
-          <w:b/>
-        </w:rPr>
-        <w:t xml:space="preserve">$$</w:t>
-      </w:r>
-      <w:r>
-        <w:t xml:space="preserve"> </w:t>
-      </w:r>
-      <w:r>
-        <w:t xml:space="preserve">— crumbs happen</w:t>
+        <w:t xml:space="preserve">🛟 Grown-Up Notes</w:t>
       </w:r>
     </w:p>
     <w:p>
@@ -8566,7 +9125,23 @@
         <w:pStyle w:val="Compact"/>
       </w:pPr>
       <w:r>
-        <w:t xml:space="preserve">☐ 🧹 Sweep or vacuum crumbs</w:t>
+        <w:t xml:space="preserve">🫙 Pick a shelf with</w:t>
+      </w:r>
+      <w:r>
+        <w:t xml:space="preserve"> </w:t>
+      </w:r>
+      <w:r>
+        <w:rPr>
+          <w:bCs/>
+          <w:b/>
+        </w:rPr>
+        <w:t xml:space="preserve">no glass jars</w:t>
+      </w:r>
+      <w:r>
+        <w:t xml:space="preserve"> </w:t>
+      </w:r>
+      <w:r>
+        <w:t xml:space="preserve">and nothing heavy up high.</w:t>
       </w:r>
     </w:p>
     <w:p>
@@ -8578,7 +9153,7 @@
         <w:pStyle w:val="Compact"/>
       </w:pPr>
       <w:r>
-        <w:t xml:space="preserve">☐ 🧽 Wipe the table</w:t>
+        <w:t xml:space="preserve">🥜 Allergies in the house? Check before handling.</w:t>
       </w:r>
     </w:p>
     <w:p>
@@ -8590,23 +9165,77 @@
         <w:pStyle w:val="Compact"/>
       </w:pPr>
       <w:r>
-        <w:t xml:space="preserve">☐ ♻️ Recycle empty boxes</w:t>
+        <w:t xml:space="preserve">🗑️ Grown-up decides what's expired and gets tossed.</w:t>
+      </w:r>
+    </w:p>
+    <w:bookmarkEnd w:id="151"/>
+    <w:bookmarkStart w:id="152" w:name="Xfb67cb3e9b7a11f32629b5414951e562ce74879"/>
+    <w:p>
+      <w:pPr>
+        <w:pStyle w:val="Heading2"/>
+      </w:pPr>
+      <w:r>
+        <w:t xml:space="preserve">🧽 Cleanup</w:t>
+      </w:r>
+    </w:p>
+    <w:p>
+      <w:pPr>
+        <w:pStyle w:val="FirstParagraph"/>
+      </w:pPr>
+      <w:r>
+        <w:t xml:space="preserve">crumbs happen</w:t>
       </w:r>
     </w:p>
     <w:p>
       <w:pPr>
         <w:numPr>
           <w:ilvl w:val="0"/>
-          <w:numId w:val="1029"/>
+          <w:numId w:val="1030"/>
         </w:numPr>
         <w:pStyle w:val="Compact"/>
       </w:pPr>
       <w:r>
+        <w:t xml:space="preserve">☐ 🧹 Sweep or vacuum crumbs</w:t>
+      </w:r>
+    </w:p>
+    <w:p>
+      <w:pPr>
+        <w:numPr>
+          <w:ilvl w:val="0"/>
+          <w:numId w:val="1030"/>
+        </w:numPr>
+        <w:pStyle w:val="Compact"/>
+      </w:pPr>
+      <w:r>
+        <w:t xml:space="preserve">☐ 🧽 Wipe the table</w:t>
+      </w:r>
+    </w:p>
+    <w:p>
+      <w:pPr>
+        <w:numPr>
+          <w:ilvl w:val="0"/>
+          <w:numId w:val="1030"/>
+        </w:numPr>
+        <w:pStyle w:val="Compact"/>
+      </w:pPr>
+      <w:r>
+        <w:t xml:space="preserve">☐ ♻️ Recycle empty boxes</w:t>
+      </w:r>
+    </w:p>
+    <w:p>
+      <w:pPr>
+        <w:numPr>
+          <w:ilvl w:val="0"/>
+          <w:numId w:val="1030"/>
+        </w:numPr>
+        <w:pStyle w:val="Compact"/>
+      </w:pPr>
+      <w:r>
         <w:t xml:space="preserve">☐ 🏷️ Label maker back home</w:t>
       </w:r>
     </w:p>
-    <w:bookmarkEnd w:id="134"/>
-    <w:bookmarkStart w:id="138" w:name="Xb1e874ac75b29a35f8530c768f7c6ae9a9ba7bf"/>
+    <w:bookmarkEnd w:id="152"/>
+    <w:bookmarkStart w:id="156" w:name="Xb1e874ac75b29a35f8530c768f7c6ae9a9ba7bf"/>
     <w:p>
       <w:pPr>
         <w:pStyle w:val="Heading2"/>
@@ -8616,7 +9245,7 @@
         <w:t xml:space="preserve">🖨️ Printable</w:t>
       </w:r>
     </w:p>
-    <w:bookmarkStart w:id="135" w:name="X0e0d7c7696b1044301f92fe7ba119f8af0ab9fc"/>
+    <w:bookmarkStart w:id="153" w:name="X0e0d7c7696b1044301f92fe7ba119f8af0ab9fc"/>
     <w:p>
       <w:pPr>
         <w:pStyle w:val="Heading3"/>
@@ -8662,8 +9291,8 @@
         </w:tc>
       </w:tr>
     </w:tbl>
-    <w:bookmarkEnd w:id="135"/>
-    <w:bookmarkStart w:id="136" w:name="Xadb13b945ce1d33b03b18c8add7f91c686ffbe2"/>
+    <w:bookmarkEnd w:id="153"/>
+    <w:bookmarkStart w:id="154" w:name="Xadb13b945ce1d33b03b18c8add7f91c686ffbe2"/>
     <w:p>
       <w:pPr>
         <w:pStyle w:val="Heading3"/>
@@ -8676,7 +9305,7 @@
       <w:pPr>
         <w:numPr>
           <w:ilvl w:val="0"/>
-          <w:numId w:val="1030"/>
+          <w:numId w:val="1031"/>
         </w:numPr>
         <w:pStyle w:val="Compact"/>
       </w:pPr>
@@ -8688,7 +9317,7 @@
       <w:pPr>
         <w:numPr>
           <w:ilvl w:val="0"/>
-          <w:numId w:val="1030"/>
+          <w:numId w:val="1031"/>
         </w:numPr>
         <w:pStyle w:val="Compact"/>
       </w:pPr>
@@ -8700,7 +9329,7 @@
       <w:pPr>
         <w:numPr>
           <w:ilvl w:val="0"/>
-          <w:numId w:val="1030"/>
+          <w:numId w:val="1031"/>
         </w:numPr>
         <w:pStyle w:val="Compact"/>
       </w:pPr>
@@ -8712,7 +9341,7 @@
       <w:pPr>
         <w:numPr>
           <w:ilvl w:val="0"/>
-          <w:numId w:val="1030"/>
+          <w:numId w:val="1031"/>
         </w:numPr>
         <w:pStyle w:val="Compact"/>
       </w:pPr>
@@ -8724,7 +9353,7 @@
       <w:pPr>
         <w:numPr>
           <w:ilvl w:val="0"/>
-          <w:numId w:val="1030"/>
+          <w:numId w:val="1031"/>
         </w:numPr>
         <w:pStyle w:val="Compact"/>
       </w:pPr>
@@ -8736,7 +9365,7 @@
       <w:pPr>
         <w:numPr>
           <w:ilvl w:val="0"/>
-          <w:numId w:val="1030"/>
+          <w:numId w:val="1031"/>
         </w:numPr>
         <w:pStyle w:val="Compact"/>
       </w:pPr>
@@ -8751,8 +9380,8 @@
         </w:pict>
       </w:r>
     </w:p>
-    <w:bookmarkEnd w:id="136"/>
-    <w:bookmarkStart w:id="137" w:name="X79dc942aa0b8c4d13d1db9b416b5598f15836d8"/>
+    <w:bookmarkEnd w:id="154"/>
+    <w:bookmarkStart w:id="155" w:name="X79dc942aa0b8c4d13d1db9b416b5598f15836d8"/>
     <w:p>
       <w:pPr>
         <w:pStyle w:val="Heading3"/>
@@ -8979,9 +9608,9 @@
         </w:tc>
       </w:tr>
     </w:tbl>
-    <w:bookmarkEnd w:id="137"/>
-    <w:bookmarkEnd w:id="138"/>
-    <w:bookmarkEnd w:id="139"/>
+    <w:bookmarkEnd w:id="155"/>
+    <w:bookmarkEnd w:id="156"/>
+    <w:bookmarkEnd w:id="157"/>
     <w:sectPr>
       <w:pgSz w:h="16838" w:w="11906"/>
       <w:pgMar w:bottom="850" w:left="850" w:right="850" w:top="850"/>
@@ -9355,6 +9984,9 @@
     <w:abstractNumId w:val="991"/>
   </w:num>
   <w:num w:numId="1025">
+    <w:abstractNumId w:val="991"/>
+  </w:num>
+  <w:num w:numId="1026">
     <w:abstractNumId w:val="99411"/>
     <w:lvlOverride w:ilvl="0">
       <w:startOverride w:val="1"/>
@@ -9384,9 +10016,6 @@
       <w:startOverride w:val="1"/>
     </w:lvlOverride>
   </w:num>
-  <w:num w:numId="1026">
-    <w:abstractNumId w:val="991"/>
-  </w:num>
   <w:num w:numId="1027">
     <w:abstractNumId w:val="991"/>
   </w:num>
@@ -9397,6 +10026,9 @@
     <w:abstractNumId w:val="991"/>
   </w:num>
   <w:num w:numId="1030">
+    <w:abstractNumId w:val="991"/>
+  </w:num>
+  <w:num w:numId="1031">
     <w:abstractNumId w:val="991"/>
   </w:num>
 </w:numbering>
